--- a/docs/Historias de Usuario/HU-09 - IKernell Soluciones Software.docx
+++ b/docs/Historias de Usuario/HU-09 - IKernell Soluciones Software.docx
@@ -13,9 +13,6 @@
         <w:ind w:left="0" w:right="0" w:firstLine="0"/>
         <w:jc w:val="left"/>
         <w:rPr>
-          <w:rFonts w:ascii="Arial" w:cs="Arial" w:eastAsia="Arial" w:hAnsi="Arial"/>
-          <w:b w:val="0"/>
-          <w:bCs w:val="0"/>
           <w:i w:val="0"/>
           <w:iCs w:val="0"/>
           <w:smallCaps w:val="0"/>
@@ -92,7 +89,6 @@
               <w:ind w:left="0" w:right="0" w:firstLine="0"/>
               <w:jc w:val="center"/>
               <w:rPr>
-                <w:rFonts w:ascii="Calibri" w:cs="Calibri" w:eastAsia="Calibri" w:hAnsi="Calibri"/>
                 <w:b w:val="1"/>
                 <w:bCs w:val="1"/>
                 <w:i w:val="0"/>
@@ -158,7 +154,6 @@
               <w:ind w:left="0" w:right="0" w:firstLine="0"/>
               <w:jc w:val="left"/>
               <w:rPr>
-                <w:rFonts w:ascii="Calibri" w:cs="Calibri" w:eastAsia="Calibri" w:hAnsi="Calibri"/>
                 <w:b w:val="1"/>
                 <w:bCs w:val="1"/>
                 <w:i w:val="0"/>
@@ -190,11 +185,6 @@
                 <w:rtl w:val="0"/>
               </w:rPr>
               <w:t xml:space="preserve">Código:</w:t>
-            </w:r>
-            <w:r>
-              <w:rPr>
-                <w:rtl w:val="0"/>
-              </w:rPr>
             </w:r>
           </w:p>
         </w:tc>
@@ -222,8 +212,6 @@
             </w:pPr>
             <w:r>
               <w:rPr>
-                <w:b w:val="0"/>
-                <w:bCs w:val="0"/>
                 <w:i w:val="0"/>
                 <w:iCs w:val="0"/>
                 <w:smallCaps w:val="0"/>
@@ -267,7 +255,6 @@
               <w:ind w:left="0" w:right="0" w:firstLine="0"/>
               <w:jc w:val="left"/>
               <w:rPr>
-                <w:rFonts w:ascii="Calibri" w:cs="Calibri" w:eastAsia="Calibri" w:hAnsi="Calibri"/>
                 <w:b w:val="1"/>
                 <w:bCs w:val="1"/>
                 <w:i w:val="0"/>
@@ -364,7 +351,6 @@
               <w:ind w:left="0" w:right="0" w:firstLine="0"/>
               <w:jc w:val="left"/>
               <w:rPr>
-                <w:rFonts w:ascii="Calibri" w:cs="Calibri" w:eastAsia="Calibri" w:hAnsi="Calibri"/>
                 <w:b w:val="1"/>
                 <w:bCs w:val="1"/>
                 <w:i w:val="0"/>
@@ -397,11 +383,6 @@
               </w:rPr>
               <w:t xml:space="preserve">Complejidad:</w:t>
             </w:r>
-            <w:r>
-              <w:rPr>
-                <w:rtl w:val="0"/>
-              </w:rPr>
-            </w:r>
           </w:p>
         </w:tc>
         <w:tc>
@@ -425,9 +406,6 @@
               <w:ind w:left="0" w:right="0" w:firstLine="0"/>
               <w:jc w:val="left"/>
               <w:rPr>
-                <w:rFonts w:ascii="Calibri" w:cs="Calibri" w:eastAsia="Calibri" w:hAnsi="Calibri"/>
-                <w:b w:val="0"/>
-                <w:bCs w:val="0"/>
                 <w:i w:val="0"/>
                 <w:iCs w:val="0"/>
                 <w:smallCaps w:val="0"/>
@@ -479,7 +457,6 @@
               <w:ind w:left="0" w:right="0" w:firstLine="0"/>
               <w:jc w:val="left"/>
               <w:rPr>
-                <w:rFonts w:ascii="Calibri" w:cs="Calibri" w:eastAsia="Calibri" w:hAnsi="Calibri"/>
                 <w:b w:val="1"/>
                 <w:bCs w:val="1"/>
                 <w:i w:val="0"/>
@@ -512,11 +489,6 @@
               </w:rPr>
               <w:t xml:space="preserve">HU Relacionada:</w:t>
             </w:r>
-            <w:r>
-              <w:rPr>
-                <w:rtl w:val="0"/>
-              </w:rPr>
-            </w:r>
           </w:p>
         </w:tc>
         <w:tc>
@@ -534,9 +506,6 @@
             <w:pPr>
               <w:spacing w:after="0" w:line="240" w:lineRule="auto"/>
               <w:rPr>
-                <w:rFonts w:ascii="Calibri" w:cs="Calibri" w:eastAsia="Calibri" w:hAnsi="Calibri"/>
-                <w:b w:val="0"/>
-                <w:bCs w:val="0"/>
                 <w:i w:val="0"/>
                 <w:iCs w:val="0"/>
                 <w:smallCaps w:val="0"/>
@@ -551,7 +520,6 @@
             </w:pPr>
             <w:r>
               <w:rPr>
-                <w:rFonts w:ascii="Arial" w:cs="Arial" w:eastAsia="Arial" w:hAnsi="Arial"/>
                 <w:sz w:val="20"/>
                 <w:szCs w:val="20"/>
                 <w:rtl w:val="0"/>
@@ -591,7 +559,6 @@
               <w:ind w:left="0" w:right="0" w:firstLine="0"/>
               <w:jc w:val="left"/>
               <w:rPr>
-                <w:rFonts w:ascii="Calibri" w:cs="Calibri" w:eastAsia="Calibri" w:hAnsi="Calibri"/>
                 <w:b w:val="1"/>
                 <w:bCs w:val="1"/>
                 <w:i w:val="0"/>
@@ -624,11 +591,6 @@
               </w:rPr>
               <w:t xml:space="preserve">Módulo:</w:t>
             </w:r>
-            <w:r>
-              <w:rPr>
-                <w:rtl w:val="0"/>
-              </w:rPr>
-            </w:r>
           </w:p>
         </w:tc>
         <w:tc>
@@ -645,14 +607,12 @@
             <w:pPr>
               <w:spacing w:after="0" w:line="240" w:lineRule="auto"/>
               <w:rPr>
-                <w:rFonts w:ascii="Arial" w:cs="Arial" w:eastAsia="Arial" w:hAnsi="Arial"/>
                 <w:sz w:val="20"/>
                 <w:szCs w:val="20"/>
               </w:rPr>
             </w:pPr>
             <w:r>
               <w:rPr>
-                <w:rFonts w:ascii="Arial" w:cs="Arial" w:eastAsia="Arial" w:hAnsi="Arial"/>
                 <w:sz w:val="20"/>
                 <w:szCs w:val="20"/>
                 <w:rtl w:val="0"/>
@@ -664,7 +624,6 @@
             <w:pPr>
               <w:spacing w:after="0" w:line="240" w:lineRule="auto"/>
               <w:rPr>
-                <w:rFonts w:ascii="Arial" w:cs="Arial" w:eastAsia="Arial" w:hAnsi="Arial"/>
                 <w:sz w:val="20"/>
                 <w:szCs w:val="20"/>
               </w:rPr>
@@ -704,7 +663,6 @@
               <w:ind w:left="0" w:right="0" w:firstLine="0"/>
               <w:jc w:val="left"/>
               <w:rPr>
-                <w:rFonts w:ascii="Calibri" w:cs="Calibri" w:eastAsia="Calibri" w:hAnsi="Calibri"/>
                 <w:b w:val="1"/>
                 <w:bCs w:val="1"/>
                 <w:i w:val="0"/>
@@ -764,7 +722,6 @@
               <w:ind w:left="0" w:right="0" w:firstLine="0"/>
               <w:jc w:val="left"/>
               <w:rPr>
-                <w:rFonts w:ascii="Calibri" w:cs="Calibri" w:eastAsia="Calibri" w:hAnsi="Calibri"/>
                 <w:b w:val="1"/>
                 <w:bCs w:val="1"/>
                 <w:i w:val="0"/>
@@ -796,11 +753,6 @@
                 <w:rtl w:val="0"/>
               </w:rPr>
               <w:t xml:space="preserve">Yo como</w:t>
-            </w:r>
-            <w:r>
-              <w:rPr>
-                <w:rtl w:val="0"/>
-              </w:rPr>
             </w:r>
           </w:p>
         </w:tc>
@@ -874,9 +826,6 @@
               <w:ind w:left="0" w:right="0" w:firstLine="0"/>
               <w:jc w:val="left"/>
               <w:rPr>
-                <w:rFonts w:ascii="Calibri" w:cs="Calibri" w:eastAsia="Calibri" w:hAnsi="Calibri"/>
-                <w:b w:val="0"/>
-                <w:bCs w:val="0"/>
                 <w:i w:val="0"/>
                 <w:iCs w:val="0"/>
                 <w:smallCaps w:val="0"/>
@@ -916,7 +865,6 @@
               <w:ind w:left="0" w:right="0" w:firstLine="0"/>
               <w:jc w:val="left"/>
               <w:rPr>
-                <w:rFonts w:ascii="Calibri" w:cs="Calibri" w:eastAsia="Calibri" w:hAnsi="Calibri"/>
                 <w:b w:val="1"/>
                 <w:bCs w:val="1"/>
                 <w:i w:val="0"/>
@@ -948,11 +896,6 @@
                 <w:rtl w:val="0"/>
               </w:rPr>
               <w:t xml:space="preserve">Requiero</w:t>
-            </w:r>
-            <w:r>
-              <w:rPr>
-                <w:rtl w:val="0"/>
-              </w:rPr>
             </w:r>
           </w:p>
         </w:tc>
@@ -981,7 +924,7 @@
               <w:rPr>
                 <w:rtl w:val="0"/>
               </w:rPr>
-              <w:t xml:space="preserve">registrar actividades a realizar por cada desarrollador y modificarlas cuando sea necesario</w:t>
+              <w:t xml:space="preserve">registrar y administrar las actividades de un proyecto.</w:t>
             </w:r>
             <w:r>
               <w:rPr>
@@ -1026,9 +969,6 @@
               <w:ind w:left="0" w:right="0" w:firstLine="0"/>
               <w:jc w:val="left"/>
               <w:rPr>
-                <w:rFonts w:ascii="Calibri" w:cs="Calibri" w:eastAsia="Calibri" w:hAnsi="Calibri"/>
-                <w:b w:val="0"/>
-                <w:bCs w:val="0"/>
                 <w:i w:val="0"/>
                 <w:iCs w:val="0"/>
                 <w:smallCaps w:val="0"/>
@@ -1068,7 +1008,6 @@
               <w:ind w:left="0" w:right="0" w:firstLine="0"/>
               <w:jc w:val="left"/>
               <w:rPr>
-                <w:rFonts w:ascii="Calibri" w:cs="Calibri" w:eastAsia="Calibri" w:hAnsi="Calibri"/>
                 <w:b w:val="1"/>
                 <w:bCs w:val="1"/>
                 <w:i w:val="0"/>
@@ -1100,11 +1039,6 @@
                 <w:rtl w:val="0"/>
               </w:rPr>
               <w:t xml:space="preserve">Para</w:t>
-            </w:r>
-            <w:r>
-              <w:rPr>
-                <w:rtl w:val="0"/>
-              </w:rPr>
             </w:r>
           </w:p>
         </w:tc>
@@ -1168,7 +1102,6 @@
               <w:ind w:left="0" w:right="0" w:firstLine="0"/>
               <w:jc w:val="left"/>
               <w:rPr>
-                <w:rFonts w:ascii="Calibri" w:cs="Calibri" w:eastAsia="Calibri" w:hAnsi="Calibri"/>
                 <w:b w:val="1"/>
                 <w:bCs w:val="1"/>
                 <w:i w:val="0"/>
@@ -1201,11 +1134,6 @@
               </w:rPr>
               <w:t xml:space="preserve">Requerimiento:</w:t>
             </w:r>
-            <w:r>
-              <w:rPr>
-                <w:rtl w:val="0"/>
-              </w:rPr>
-            </w:r>
           </w:p>
         </w:tc>
         <w:tc>
@@ -1220,12 +1148,7 @@
           </w:tcPr>
           <w:p>
             <w:pPr>
-              <w:keepNext w:val="0"/>
-              <w:keepLines w:val="0"/>
-              <w:widowControl w:val="1"/>
-              <w:shd w:fill="auto" w:val="clear"/>
-              <w:spacing w:after="0" w:before="0" w:line="240" w:lineRule="auto"/>
-              <w:ind w:left="0" w:right="0" w:firstLine="0"/>
+              <w:spacing w:after="0" w:line="240" w:lineRule="auto"/>
               <w:jc w:val="both"/>
               <w:rPr/>
             </w:pPr>
@@ -1233,7 +1156,142 @@
               <w:rPr>
                 <w:rtl w:val="0"/>
               </w:rPr>
-              <w:t xml:space="preserve">RF-009</w:t>
+              <w:t xml:space="preserve">- El sistema debe permitir registrar actividades asociadas a una etapa del proyecto.</w:t>
+            </w:r>
+          </w:p>
+          <w:p>
+            <w:pPr>
+              <w:spacing w:after="0" w:line="240" w:lineRule="auto"/>
+              <w:jc w:val="both"/>
+              <w:rPr/>
+            </w:pPr>
+            <w:r>
+              <w:rPr>
+                <w:rtl w:val="0"/>
+              </w:rPr>
+              <w:t xml:space="preserve">- El sistema debe permitir consultar las actividades registradas.</w:t>
+            </w:r>
+          </w:p>
+          <w:p>
+            <w:pPr>
+              <w:spacing w:after="0" w:line="240" w:lineRule="auto"/>
+              <w:jc w:val="both"/>
+              <w:rPr/>
+            </w:pPr>
+            <w:r>
+              <w:rPr>
+                <w:rtl w:val="0"/>
+              </w:rPr>
+              <w:t xml:space="preserve">- El sistema debe permitir modificar la información de una actividad.</w:t>
+            </w:r>
+          </w:p>
+          <w:p>
+            <w:pPr>
+              <w:spacing w:after="0" w:line="240" w:lineRule="auto"/>
+              <w:jc w:val="both"/>
+              <w:rPr/>
+            </w:pPr>
+            <w:r>
+              <w:rPr>
+                <w:rtl w:val="0"/>
+              </w:rPr>
+              <w:t xml:space="preserve">- El sistema debe permitir asignar un desarrollador a una actividad.</w:t>
+            </w:r>
+          </w:p>
+          <w:p>
+            <w:pPr>
+              <w:spacing w:after="0" w:line="240" w:lineRule="auto"/>
+              <w:jc w:val="both"/>
+              <w:rPr/>
+            </w:pPr>
+            <w:r>
+              <w:rPr>
+                <w:rtl w:val="0"/>
+              </w:rPr>
+              <w:t xml:space="preserve">- El sistema debe permitir registrar actividades sin desarrollador asignado.</w:t>
+            </w:r>
+          </w:p>
+          <w:p>
+            <w:pPr>
+              <w:spacing w:after="0" w:line="240" w:lineRule="auto"/>
+              <w:jc w:val="both"/>
+              <w:rPr/>
+            </w:pPr>
+            <w:r>
+              <w:rPr>
+                <w:rtl w:val="0"/>
+              </w:rPr>
+              <w:t xml:space="preserve">- El sistema debe asociar cada actividad a una única etapa.</w:t>
+            </w:r>
+          </w:p>
+          <w:p>
+            <w:pPr>
+              <w:spacing w:after="0" w:line="240" w:lineRule="auto"/>
+              <w:jc w:val="both"/>
+              <w:rPr/>
+            </w:pPr>
+            <w:r>
+              <w:rPr>
+                <w:rtl w:val="0"/>
+              </w:rPr>
+              <w:t xml:space="preserve">- El sistema debe validar la información obligatoria antes del registro.</w:t>
+            </w:r>
+          </w:p>
+          <w:p>
+            <w:pPr>
+              <w:spacing w:after="0" w:line="240" w:lineRule="auto"/>
+              <w:jc w:val="both"/>
+              <w:rPr/>
+            </w:pPr>
+            <w:r>
+              <w:rPr>
+                <w:rtl w:val="0"/>
+              </w:rPr>
+              <w:t xml:space="preserve">- El sistema debe validar la consistencia de las fechas de la actividad.</w:t>
+            </w:r>
+          </w:p>
+          <w:p>
+            <w:pPr>
+              <w:spacing w:after="0" w:line="240" w:lineRule="auto"/>
+              <w:jc w:val="both"/>
+              <w:rPr/>
+            </w:pPr>
+            <w:r>
+              <w:rPr>
+                <w:rtl w:val="0"/>
+              </w:rPr>
+              <w:t xml:space="preserve">- El sistema debe impedir asignar desarrolladores que no pertenezcan al proyecto.</w:t>
+            </w:r>
+          </w:p>
+          <w:p>
+            <w:pPr>
+              <w:spacing w:after="0" w:line="240" w:lineRule="auto"/>
+              <w:jc w:val="both"/>
+              <w:rPr/>
+            </w:pPr>
+            <w:r>
+              <w:rPr>
+                <w:rtl w:val="0"/>
+              </w:rPr>
+              <w:t xml:space="preserve">- El sistema debe establecer el estado inicial de la actividad según exista o no un desarrollador asignado.</w:t>
+            </w:r>
+          </w:p>
+          <w:p>
+            <w:pPr>
+              <w:keepNext w:val="0"/>
+              <w:keepLines w:val="0"/>
+              <w:widowControl w:val="1"/>
+              <w:shd w:fill="auto" w:val="clear"/>
+              <w:spacing w:after="0" w:before="0" w:line="240" w:lineRule="auto"/>
+              <w:ind w:left="0" w:right="0" w:firstLine="0"/>
+              <w:jc w:val="both"/>
+              <w:rPr/>
+            </w:pPr>
+            <w:r>
+              <w:rPr>
+                <w:rtl w:val="0"/>
+              </w:rPr>
+              <w:t xml:space="preserve">- El sistema debe restringir la gestión de actividades a usuarios autorizados.</w:t>
             </w:r>
           </w:p>
         </w:tc>
@@ -1263,7 +1321,6 @@
               <w:ind w:left="0" w:right="0" w:firstLine="0"/>
               <w:jc w:val="center"/>
               <w:rPr>
-                <w:rFonts w:ascii="Calibri" w:cs="Calibri" w:eastAsia="Calibri" w:hAnsi="Calibri"/>
                 <w:b w:val="1"/>
                 <w:bCs w:val="1"/>
                 <w:i w:val="0"/>
@@ -1295,11 +1352,6 @@
                 <w:rtl w:val="0"/>
               </w:rPr>
               <w:t xml:space="preserve">CRITERIOS DE ACEPTACIÓN</w:t>
-            </w:r>
-            <w:r>
-              <w:rPr>
-                <w:rtl w:val="0"/>
-              </w:rPr>
             </w:r>
           </w:p>
         </w:tc>
@@ -1332,7 +1384,6 @@
               <w:ind w:left="0" w:right="0" w:firstLine="0"/>
               <w:jc w:val="center"/>
               <w:rPr>
-                <w:rFonts w:ascii="Calibri" w:cs="Calibri" w:eastAsia="Calibri" w:hAnsi="Calibri"/>
                 <w:b w:val="1"/>
                 <w:bCs w:val="1"/>
                 <w:i w:val="0"/>
@@ -1365,11 +1416,6 @@
               </w:rPr>
               <w:t xml:space="preserve">Condición 01</w:t>
             </w:r>
-            <w:r>
-              <w:rPr>
-                <w:rtl w:val="0"/>
-              </w:rPr>
-            </w:r>
           </w:p>
           <w:p>
             <w:pPr>
@@ -1381,7 +1427,6 @@
               <w:ind w:left="0" w:right="0" w:firstLine="0"/>
               <w:jc w:val="center"/>
               <w:rPr>
-                <w:rFonts w:ascii="Calibri" w:cs="Calibri" w:eastAsia="Calibri" w:hAnsi="Calibri"/>
                 <w:b w:val="1"/>
                 <w:bCs w:val="1"/>
                 <w:i w:val="0"/>
@@ -1412,7 +1457,6 @@
               <w:ind w:left="0" w:right="0" w:firstLine="0"/>
               <w:jc w:val="center"/>
               <w:rPr>
-                <w:rFonts w:ascii="Calibri" w:cs="Calibri" w:eastAsia="Calibri" w:hAnsi="Calibri"/>
                 <w:b w:val="1"/>
                 <w:bCs w:val="1"/>
                 <w:i w:val="0"/>
@@ -1455,9 +1499,6 @@
               <w:ind w:left="0" w:right="0" w:firstLine="0"/>
               <w:jc w:val="left"/>
               <w:rPr>
-                <w:rFonts w:ascii="Calibri" w:cs="Calibri" w:eastAsia="Calibri" w:hAnsi="Calibri"/>
-                <w:b w:val="0"/>
-                <w:bCs w:val="0"/>
                 <w:i w:val="0"/>
                 <w:iCs w:val="0"/>
                 <w:smallCaps w:val="0"/>
@@ -1516,9 +1557,6 @@
               <w:ind w:left="0" w:right="0" w:firstLine="0"/>
               <w:jc w:val="left"/>
               <w:rPr>
-                <w:rFonts w:ascii="Calibri" w:cs="Calibri" w:eastAsia="Calibri" w:hAnsi="Calibri"/>
-                <w:b w:val="0"/>
-                <w:bCs w:val="0"/>
                 <w:i w:val="0"/>
                 <w:iCs w:val="0"/>
                 <w:smallCaps w:val="0"/>
@@ -1580,9 +1618,6 @@
               <w:ind w:left="0" w:right="0" w:firstLine="0"/>
               <w:jc w:val="left"/>
               <w:rPr>
-                <w:rFonts w:ascii="Calibri" w:cs="Calibri" w:eastAsia="Calibri" w:hAnsi="Calibri"/>
-                <w:b w:val="0"/>
-                <w:bCs w:val="0"/>
                 <w:i w:val="0"/>
                 <w:iCs w:val="0"/>
                 <w:smallCaps w:val="0"/>
@@ -1623,7 +1658,6 @@
               <w:ind w:left="0" w:right="0" w:firstLine="0"/>
               <w:jc w:val="left"/>
               <w:rPr>
-                <w:rFonts w:ascii="Calibri" w:cs="Calibri" w:eastAsia="Calibri" w:hAnsi="Calibri"/>
                 <w:b w:val="1"/>
                 <w:bCs w:val="1"/>
                 <w:i w:val="0"/>
@@ -1655,11 +1689,6 @@
                 <w:rtl w:val="0"/>
               </w:rPr>
               <w:t xml:space="preserve">Cuando:</w:t>
-            </w:r>
-            <w:r>
-              <w:rPr>
-                <w:rtl w:val="0"/>
-              </w:rPr>
             </w:r>
           </w:p>
         </w:tc>
@@ -1758,7 +1787,6 @@
               <w:ind w:left="0" w:right="0" w:firstLine="0"/>
               <w:jc w:val="left"/>
               <w:rPr>
-                <w:rFonts w:ascii="Calibri" w:cs="Calibri" w:eastAsia="Calibri" w:hAnsi="Calibri"/>
                 <w:b w:val="1"/>
                 <w:bCs w:val="1"/>
                 <w:i w:val="0"/>
@@ -1790,11 +1818,6 @@
                 <w:rtl w:val="0"/>
               </w:rPr>
               <w:t xml:space="preserve">Entonces:</w:t>
-            </w:r>
-            <w:r>
-              <w:rPr>
-                <w:rtl w:val="0"/>
-              </w:rPr>
             </w:r>
           </w:p>
         </w:tc>
@@ -1861,7 +1884,6 @@
               <w:ind w:left="0" w:right="0" w:firstLine="0"/>
               <w:jc w:val="center"/>
               <w:rPr>
-                <w:rFonts w:ascii="Calibri" w:cs="Calibri" w:eastAsia="Calibri" w:hAnsi="Calibri"/>
                 <w:b w:val="1"/>
                 <w:bCs w:val="1"/>
                 <w:i w:val="0"/>
@@ -1894,11 +1916,6 @@
               </w:rPr>
               <w:t xml:space="preserve">Condición 02</w:t>
             </w:r>
-            <w:r>
-              <w:rPr>
-                <w:rtl w:val="0"/>
-              </w:rPr>
-            </w:r>
           </w:p>
           <w:p>
             <w:pPr>
@@ -1910,7 +1927,6 @@
               <w:ind w:left="0" w:right="0" w:firstLine="0"/>
               <w:jc w:val="center"/>
               <w:rPr>
-                <w:rFonts w:ascii="Calibri" w:cs="Calibri" w:eastAsia="Calibri" w:hAnsi="Calibri"/>
                 <w:b w:val="1"/>
                 <w:bCs w:val="1"/>
                 <w:i w:val="0"/>
@@ -1953,7 +1969,6 @@
               <w:ind w:left="0" w:right="0" w:firstLine="0"/>
               <w:jc w:val="left"/>
               <w:rPr>
-                <w:rFonts w:ascii="Calibri" w:cs="Calibri" w:eastAsia="Calibri" w:hAnsi="Calibri"/>
                 <w:b w:val="1"/>
                 <w:bCs w:val="1"/>
                 <w:i w:val="0"/>
@@ -1985,11 +2000,6 @@
                 <w:rtl w:val="0"/>
               </w:rPr>
               <w:t xml:space="preserve">Dado:</w:t>
-            </w:r>
-            <w:r>
-              <w:rPr>
-                <w:rtl w:val="0"/>
-              </w:rPr>
             </w:r>
           </w:p>
         </w:tc>
@@ -2115,7 +2125,6 @@
               <w:ind w:left="0" w:right="0" w:firstLine="0"/>
               <w:jc w:val="left"/>
               <w:rPr>
-                <w:rFonts w:ascii="Calibri" w:cs="Calibri" w:eastAsia="Calibri" w:hAnsi="Calibri"/>
                 <w:b w:val="1"/>
                 <w:bCs w:val="1"/>
                 <w:i w:val="0"/>
@@ -2147,11 +2156,6 @@
                 <w:rtl w:val="0"/>
               </w:rPr>
               <w:t xml:space="preserve">Cuando:</w:t>
-            </w:r>
-            <w:r>
-              <w:rPr>
-                <w:rtl w:val="0"/>
-              </w:rPr>
             </w:r>
           </w:p>
         </w:tc>
@@ -2267,7 +2271,6 @@
               <w:ind w:left="0" w:right="0" w:firstLine="0"/>
               <w:jc w:val="left"/>
               <w:rPr>
-                <w:rFonts w:ascii="Calibri" w:cs="Calibri" w:eastAsia="Calibri" w:hAnsi="Calibri"/>
                 <w:b w:val="1"/>
                 <w:bCs w:val="1"/>
                 <w:i w:val="0"/>
@@ -2299,11 +2302,6 @@
                 <w:rtl w:val="0"/>
               </w:rPr>
               <w:t xml:space="preserve">Entonces:</w:t>
-            </w:r>
-            <w:r>
-              <w:rPr>
-                <w:rtl w:val="0"/>
-              </w:rPr>
             </w:r>
           </w:p>
         </w:tc>
@@ -2370,7 +2368,6 @@
               <w:ind w:left="0" w:right="0" w:firstLine="0"/>
               <w:jc w:val="center"/>
               <w:rPr>
-                <w:rFonts w:ascii="Calibri" w:cs="Calibri" w:eastAsia="Calibri" w:hAnsi="Calibri"/>
                 <w:b w:val="1"/>
                 <w:bCs w:val="1"/>
                 <w:i w:val="0"/>
@@ -2403,11 +2400,6 @@
               </w:rPr>
               <w:t xml:space="preserve">Condición 03</w:t>
             </w:r>
-            <w:r>
-              <w:rPr>
-                <w:rtl w:val="0"/>
-              </w:rPr>
-            </w:r>
           </w:p>
           <w:p>
             <w:pPr>
@@ -2419,7 +2411,6 @@
               <w:ind w:left="0" w:right="0" w:firstLine="0"/>
               <w:jc w:val="center"/>
               <w:rPr>
-                <w:rFonts w:ascii="Calibri" w:cs="Calibri" w:eastAsia="Calibri" w:hAnsi="Calibri"/>
                 <w:b w:val="1"/>
                 <w:bCs w:val="1"/>
                 <w:i w:val="0"/>
@@ -2462,7 +2453,6 @@
               <w:ind w:left="0" w:right="0" w:firstLine="0"/>
               <w:jc w:val="left"/>
               <w:rPr>
-                <w:rFonts w:ascii="Calibri" w:cs="Calibri" w:eastAsia="Calibri" w:hAnsi="Calibri"/>
                 <w:b w:val="1"/>
                 <w:bCs w:val="1"/>
                 <w:i w:val="0"/>
@@ -2495,11 +2485,6 @@
               </w:rPr>
               <w:t xml:space="preserve">Dado:</w:t>
             </w:r>
-            <w:r>
-              <w:rPr>
-                <w:rtl w:val="0"/>
-              </w:rPr>
-            </w:r>
           </w:p>
         </w:tc>
         <w:tc>
@@ -2539,7 +2524,7 @@
               <w:rPr>
                 <w:rtl w:val="0"/>
               </w:rPr>
-              <w:t xml:space="preserve">el líder accede a un proyecto y registra una actividad con un desarrollador a cargo</w:t>
+              <w:t xml:space="preserve">que el líder registra una actividad sin asignar un desarrollador</w:t>
             </w:r>
             <w:r>
               <w:rPr>
@@ -2624,7 +2609,6 @@
               <w:ind w:left="0" w:right="0" w:firstLine="0"/>
               <w:jc w:val="left"/>
               <w:rPr>
-                <w:rFonts w:ascii="Calibri" w:cs="Calibri" w:eastAsia="Calibri" w:hAnsi="Calibri"/>
                 <w:b w:val="1"/>
                 <w:bCs w:val="1"/>
                 <w:i w:val="0"/>
@@ -2656,11 +2640,6 @@
                 <w:rtl w:val="0"/>
               </w:rPr>
               <w:t xml:space="preserve">Cuando:</w:t>
-            </w:r>
-            <w:r>
-              <w:rPr>
-                <w:rtl w:val="0"/>
-              </w:rPr>
             </w:r>
           </w:p>
         </w:tc>
@@ -2779,7 +2758,6 @@
               <w:ind w:left="0" w:right="0" w:firstLine="0"/>
               <w:jc w:val="left"/>
               <w:rPr>
-                <w:rFonts w:ascii="Calibri" w:cs="Calibri" w:eastAsia="Calibri" w:hAnsi="Calibri"/>
                 <w:b w:val="1"/>
                 <w:bCs w:val="1"/>
                 <w:i w:val="0"/>
@@ -2812,11 +2790,6 @@
               </w:rPr>
               <w:t xml:space="preserve">Entonces:</w:t>
             </w:r>
-            <w:r>
-              <w:rPr>
-                <w:rtl w:val="0"/>
-              </w:rPr>
-            </w:r>
           </w:p>
         </w:tc>
         <w:tc>
@@ -2849,7 +2822,7 @@
               <w:rPr>
                 <w:rtl w:val="0"/>
               </w:rPr>
-              <w:t xml:space="preserve">el sistema crea la actividad con estado 'pendiente' y lo asocia al proyecto quedando a la espera de asignación de desarrollador</w:t>
+              <w:t xml:space="preserve">el sistema registra la actividad con estado "Pendiente de asignación" y permite asignar posteriormente un desarrollador autorizado</w:t>
             </w:r>
             <w:r>
               <w:rPr>
@@ -2866,6 +2839,1621 @@
         </w:trPr>
         <w:tc>
           <w:tcPr>
+            <w:gridSpan w:val="3"/>
+            <w:vMerge w:val="restart"/>
+            <w:tcBorders>
+              <w:top w:color="000000" w:space="0" w:sz="4" w:val="single"/>
+              <w:left w:color="000000" w:space="0" w:sz="4" w:val="single"/>
+              <w:bottom w:color="000000" w:space="0" w:sz="4" w:val="single"/>
+              <w:right w:color="000000" w:space="0" w:sz="4" w:val="single"/>
+            </w:tcBorders>
+            <w:vAlign w:val="center"/>
+          </w:tcPr>
+          <w:p>
+            <w:pPr>
+              <w:jc w:val="center"/>
+              <w:rPr>
+                <w:b w:val="1"/>
+                <w:bCs w:val="1"/>
+                <w:color w:val="1f3864"/>
+              </w:rPr>
+            </w:pPr>
+            <w:r>
+              <w:rPr>
+                <w:b w:val="1"/>
+                <w:bCs w:val="1"/>
+                <w:color w:val="1f3864"/>
+                <w:rtl w:val="0"/>
+              </w:rPr>
+              <w:t xml:space="preserve">Condición 04</w:t>
+            </w:r>
+          </w:p>
+          <w:p>
+            <w:pPr>
+              <w:jc w:val="center"/>
+              <w:rPr>
+                <w:b w:val="1"/>
+                <w:bCs w:val="1"/>
+                <w:color w:val="1f3864"/>
+              </w:rPr>
+            </w:pPr>
+            <w:r>
+              <w:rPr>
+                <w:rtl w:val="0"/>
+              </w:rPr>
+            </w:r>
+          </w:p>
+        </w:tc>
+        <w:tc>
+          <w:tcPr>
+            <w:gridSpan w:val="2"/>
+            <w:tcBorders>
+              <w:top w:color="000000" w:space="0" w:sz="4" w:val="single"/>
+              <w:left w:color="000000" w:space="0" w:sz="4" w:val="single"/>
+              <w:bottom w:color="000000" w:space="0" w:sz="4" w:val="single"/>
+              <w:right w:color="000000" w:space="0" w:sz="4" w:val="single"/>
+            </w:tcBorders>
+            <w:vAlign w:val="center"/>
+          </w:tcPr>
+          <w:p>
+            <w:pPr>
+              <w:rPr>
+                <w:b w:val="1"/>
+                <w:bCs w:val="1"/>
+                <w:color w:val="1f3864"/>
+              </w:rPr>
+            </w:pPr>
+            <w:r>
+              <w:rPr>
+                <w:b w:val="1"/>
+                <w:bCs w:val="1"/>
+                <w:color w:val="1f3864"/>
+                <w:rtl w:val="0"/>
+              </w:rPr>
+              <w:t xml:space="preserve">Dado:</w:t>
+            </w:r>
+          </w:p>
+        </w:tc>
+        <w:tc>
+          <w:tcPr>
+            <w:gridSpan w:val="4"/>
+            <w:tcBorders>
+              <w:top w:color="000000" w:space="0" w:sz="4" w:val="single"/>
+              <w:left w:color="000000" w:space="0" w:sz="4" w:val="single"/>
+              <w:bottom w:color="000000" w:space="0" w:sz="4" w:val="single"/>
+              <w:right w:color="000000" w:space="0" w:sz="4" w:val="single"/>
+            </w:tcBorders>
+            <w:vAlign w:val="center"/>
+          </w:tcPr>
+          <w:p>
+            <w:pPr>
+              <w:spacing w:line="240" w:lineRule="auto"/>
+              <w:rPr/>
+            </w:pPr>
+            <w:r>
+              <w:rPr>
+                <w:rtl w:val="0"/>
+              </w:rPr>
+              <w:t xml:space="preserve">que el líder intenta registrar una actividad con información incompleta</w:t>
+            </w:r>
+          </w:p>
+        </w:tc>
+      </w:tr>
+      <w:tr>
+        <w:trPr>
+          <w:cantSplit w:val="0"/>
+          <w:tblHeader w:val="0"/>
+        </w:trPr>
+        <w:tc>
+          <w:tcPr>
+            <w:gridSpan w:val="3"/>
+            <w:vMerge w:val="continue"/>
+            <w:tcBorders>
+              <w:top w:color="000000" w:space="0" w:sz="4" w:val="single"/>
+              <w:left w:color="000000" w:space="0" w:sz="4" w:val="single"/>
+              <w:bottom w:color="000000" w:space="0" w:sz="4" w:val="single"/>
+              <w:right w:color="000000" w:space="0" w:sz="4" w:val="single"/>
+            </w:tcBorders>
+            <w:vAlign w:val="center"/>
+          </w:tcPr>
+          <w:p>
+            <w:pPr>
+              <w:keepNext w:val="0"/>
+              <w:keepLines w:val="0"/>
+              <w:pageBreakBefore w:val="0"/>
+              <w:widowControl w:val="0"/>
+              <w:pBdr>
+                <w:top w:space="0" w:sz="0" w:val="nil"/>
+                <w:left w:space="0" w:sz="0" w:val="nil"/>
+                <w:bottom w:space="0" w:sz="0" w:val="nil"/>
+                <w:right w:space="0" w:sz="0" w:val="nil"/>
+                <w:between w:space="0" w:sz="0" w:val="nil"/>
+              </w:pBdr>
+              <w:shd w:fill="auto" w:val="clear"/>
+              <w:spacing w:after="0" w:before="0" w:line="276" w:lineRule="auto"/>
+              <w:ind w:left="0" w:right="0" w:firstLine="0"/>
+              <w:jc w:val="left"/>
+              <w:rPr>
+                <w:i w:val="0"/>
+                <w:iCs w:val="0"/>
+                <w:smallCaps w:val="0"/>
+                <w:strike w:val="0"/>
+                <w:color w:val="000000"/>
+                <w:sz w:val="22"/>
+                <w:szCs w:val="22"/>
+                <w:u w:val="none"/>
+                <w:shd w:fill="auto" w:val="clear"/>
+                <w:vertAlign w:val="baseline"/>
+              </w:rPr>
+            </w:pPr>
+            <w:r>
+              <w:rPr>
+                <w:rtl w:val="0"/>
+              </w:rPr>
+            </w:r>
+          </w:p>
+        </w:tc>
+        <w:tc>
+          <w:tcPr>
+            <w:gridSpan w:val="2"/>
+            <w:tcBorders>
+              <w:top w:color="000000" w:space="0" w:sz="4" w:val="single"/>
+              <w:left w:color="000000" w:space="0" w:sz="4" w:val="single"/>
+              <w:bottom w:color="000000" w:space="0" w:sz="4" w:val="single"/>
+              <w:right w:color="000000" w:space="0" w:sz="4" w:val="single"/>
+            </w:tcBorders>
+            <w:vAlign w:val="center"/>
+          </w:tcPr>
+          <w:p>
+            <w:pPr>
+              <w:rPr>
+                <w:b w:val="1"/>
+                <w:bCs w:val="1"/>
+                <w:color w:val="1f3864"/>
+              </w:rPr>
+            </w:pPr>
+            <w:r>
+              <w:rPr>
+                <w:b w:val="1"/>
+                <w:bCs w:val="1"/>
+                <w:color w:val="1f3864"/>
+                <w:rtl w:val="0"/>
+              </w:rPr>
+              <w:t xml:space="preserve">Cuando:</w:t>
+            </w:r>
+          </w:p>
+        </w:tc>
+        <w:tc>
+          <w:tcPr>
+            <w:gridSpan w:val="4"/>
+            <w:tcBorders>
+              <w:top w:color="000000" w:space="0" w:sz="4" w:val="single"/>
+              <w:left w:color="000000" w:space="0" w:sz="4" w:val="single"/>
+              <w:bottom w:color="000000" w:space="0" w:sz="4" w:val="single"/>
+              <w:right w:color="000000" w:space="0" w:sz="4" w:val="single"/>
+            </w:tcBorders>
+            <w:vAlign w:val="center"/>
+          </w:tcPr>
+          <w:p>
+            <w:pPr>
+              <w:rPr/>
+            </w:pPr>
+            <w:r>
+              <w:rPr>
+                <w:rtl w:val="0"/>
+              </w:rPr>
+              <w:t xml:space="preserve">selecciona la opción "Guardar"</w:t>
+            </w:r>
+          </w:p>
+        </w:tc>
+      </w:tr>
+      <w:tr>
+        <w:trPr>
+          <w:cantSplit w:val="0"/>
+          <w:tblHeader w:val="0"/>
+        </w:trPr>
+        <w:tc>
+          <w:tcPr>
+            <w:gridSpan w:val="3"/>
+            <w:vMerge w:val="continue"/>
+            <w:tcBorders>
+              <w:top w:color="000000" w:space="0" w:sz="4" w:val="single"/>
+              <w:left w:color="000000" w:space="0" w:sz="4" w:val="single"/>
+              <w:bottom w:color="000000" w:space="0" w:sz="4" w:val="single"/>
+              <w:right w:color="000000" w:space="0" w:sz="4" w:val="single"/>
+            </w:tcBorders>
+            <w:vAlign w:val="center"/>
+          </w:tcPr>
+          <w:p>
+            <w:pPr>
+              <w:keepNext w:val="0"/>
+              <w:keepLines w:val="0"/>
+              <w:pageBreakBefore w:val="0"/>
+              <w:widowControl w:val="0"/>
+              <w:pBdr>
+                <w:top w:space="0" w:sz="0" w:val="nil"/>
+                <w:left w:space="0" w:sz="0" w:val="nil"/>
+                <w:bottom w:space="0" w:sz="0" w:val="nil"/>
+                <w:right w:space="0" w:sz="0" w:val="nil"/>
+                <w:between w:space="0" w:sz="0" w:val="nil"/>
+              </w:pBdr>
+              <w:shd w:fill="auto" w:val="clear"/>
+              <w:spacing w:after="0" w:before="0" w:line="276" w:lineRule="auto"/>
+              <w:ind w:left="0" w:right="0" w:firstLine="0"/>
+              <w:jc w:val="left"/>
+              <w:rPr>
+                <w:i w:val="0"/>
+                <w:iCs w:val="0"/>
+                <w:smallCaps w:val="0"/>
+                <w:strike w:val="0"/>
+                <w:color w:val="000000"/>
+                <w:sz w:val="22"/>
+                <w:szCs w:val="22"/>
+                <w:u w:val="none"/>
+                <w:shd w:fill="auto" w:val="clear"/>
+                <w:vertAlign w:val="baseline"/>
+              </w:rPr>
+            </w:pPr>
+            <w:r>
+              <w:rPr>
+                <w:rtl w:val="0"/>
+              </w:rPr>
+            </w:r>
+          </w:p>
+        </w:tc>
+        <w:tc>
+          <w:tcPr>
+            <w:gridSpan w:val="2"/>
+            <w:tcBorders>
+              <w:top w:color="000000" w:space="0" w:sz="4" w:val="single"/>
+              <w:left w:color="000000" w:space="0" w:sz="4" w:val="single"/>
+              <w:bottom w:color="000000" w:space="0" w:sz="4" w:val="single"/>
+              <w:right w:color="000000" w:space="0" w:sz="4" w:val="single"/>
+            </w:tcBorders>
+            <w:vAlign w:val="center"/>
+          </w:tcPr>
+          <w:p>
+            <w:pPr>
+              <w:rPr>
+                <w:b w:val="1"/>
+                <w:bCs w:val="1"/>
+                <w:color w:val="1f3864"/>
+              </w:rPr>
+            </w:pPr>
+            <w:r>
+              <w:rPr>
+                <w:b w:val="1"/>
+                <w:bCs w:val="1"/>
+                <w:color w:val="1f3864"/>
+                <w:rtl w:val="0"/>
+              </w:rPr>
+              <w:t xml:space="preserve">Entonces:</w:t>
+            </w:r>
+          </w:p>
+        </w:tc>
+        <w:tc>
+          <w:tcPr>
+            <w:gridSpan w:val="4"/>
+            <w:tcBorders>
+              <w:top w:color="000000" w:space="0" w:sz="4" w:val="single"/>
+              <w:left w:color="000000" w:space="0" w:sz="4" w:val="single"/>
+              <w:bottom w:color="000000" w:space="0" w:sz="4" w:val="single"/>
+              <w:right w:color="000000" w:space="0" w:sz="4" w:val="single"/>
+            </w:tcBorders>
+            <w:vAlign w:val="center"/>
+          </w:tcPr>
+          <w:p>
+            <w:pPr>
+              <w:rPr/>
+            </w:pPr>
+            <w:r>
+              <w:rPr>
+                <w:rtl w:val="0"/>
+              </w:rPr>
+              <w:t xml:space="preserve">el sistema informa los campos obligatorios pendientes</w:t>
+            </w:r>
+          </w:p>
+        </w:tc>
+      </w:tr>
+      <w:tr>
+        <w:trPr>
+          <w:cantSplit w:val="0"/>
+          <w:tblHeader w:val="0"/>
+        </w:trPr>
+        <w:tc>
+          <w:tcPr>
+            <w:gridSpan w:val="3"/>
+            <w:vMerge w:val="restart"/>
+            <w:tcBorders>
+              <w:top w:color="000000" w:space="0" w:sz="4" w:val="single"/>
+              <w:left w:color="000000" w:space="0" w:sz="4" w:val="single"/>
+              <w:bottom w:color="000000" w:space="0" w:sz="4" w:val="single"/>
+              <w:right w:color="000000" w:space="0" w:sz="4" w:val="single"/>
+            </w:tcBorders>
+            <w:vAlign w:val="center"/>
+          </w:tcPr>
+          <w:p>
+            <w:pPr>
+              <w:jc w:val="center"/>
+              <w:rPr>
+                <w:b w:val="1"/>
+                <w:bCs w:val="1"/>
+                <w:color w:val="1f3864"/>
+              </w:rPr>
+            </w:pPr>
+            <w:r>
+              <w:rPr>
+                <w:b w:val="1"/>
+                <w:bCs w:val="1"/>
+                <w:color w:val="1f3864"/>
+                <w:rtl w:val="0"/>
+              </w:rPr>
+              <w:t xml:space="preserve">Condición 05</w:t>
+            </w:r>
+          </w:p>
+          <w:p>
+            <w:pPr>
+              <w:jc w:val="center"/>
+              <w:rPr>
+                <w:b w:val="1"/>
+                <w:bCs w:val="1"/>
+                <w:color w:val="1f3864"/>
+              </w:rPr>
+            </w:pPr>
+            <w:r>
+              <w:rPr>
+                <w:rtl w:val="0"/>
+              </w:rPr>
+            </w:r>
+          </w:p>
+        </w:tc>
+        <w:tc>
+          <w:tcPr>
+            <w:gridSpan w:val="2"/>
+            <w:tcBorders>
+              <w:top w:color="000000" w:space="0" w:sz="4" w:val="single"/>
+              <w:left w:color="000000" w:space="0" w:sz="4" w:val="single"/>
+              <w:bottom w:color="000000" w:space="0" w:sz="4" w:val="single"/>
+              <w:right w:color="000000" w:space="0" w:sz="4" w:val="single"/>
+            </w:tcBorders>
+            <w:vAlign w:val="center"/>
+          </w:tcPr>
+          <w:p>
+            <w:pPr>
+              <w:rPr>
+                <w:b w:val="1"/>
+                <w:bCs w:val="1"/>
+                <w:color w:val="1f3864"/>
+              </w:rPr>
+            </w:pPr>
+            <w:r>
+              <w:rPr>
+                <w:b w:val="1"/>
+                <w:bCs w:val="1"/>
+                <w:color w:val="1f3864"/>
+                <w:rtl w:val="0"/>
+              </w:rPr>
+              <w:t xml:space="preserve">Dado:</w:t>
+            </w:r>
+          </w:p>
+        </w:tc>
+        <w:tc>
+          <w:tcPr>
+            <w:gridSpan w:val="4"/>
+            <w:tcBorders>
+              <w:top w:color="000000" w:space="0" w:sz="4" w:val="single"/>
+              <w:left w:color="000000" w:space="0" w:sz="4" w:val="single"/>
+              <w:bottom w:color="000000" w:space="0" w:sz="4" w:val="single"/>
+              <w:right w:color="000000" w:space="0" w:sz="4" w:val="single"/>
+            </w:tcBorders>
+            <w:vAlign w:val="center"/>
+          </w:tcPr>
+          <w:p>
+            <w:pPr>
+              <w:spacing w:line="240" w:lineRule="auto"/>
+              <w:rPr/>
+            </w:pPr>
+            <w:r>
+              <w:rPr>
+                <w:rtl w:val="0"/>
+              </w:rPr>
+              <w:t xml:space="preserve">que la fecha de finalización es anterior a la fecha de inicio</w:t>
+            </w:r>
+          </w:p>
+        </w:tc>
+      </w:tr>
+      <w:tr>
+        <w:trPr>
+          <w:cantSplit w:val="0"/>
+          <w:tblHeader w:val="0"/>
+        </w:trPr>
+        <w:tc>
+          <w:tcPr>
+            <w:gridSpan w:val="3"/>
+            <w:vMerge w:val="continue"/>
+            <w:tcBorders>
+              <w:top w:color="000000" w:space="0" w:sz="4" w:val="single"/>
+              <w:left w:color="000000" w:space="0" w:sz="4" w:val="single"/>
+              <w:bottom w:color="000000" w:space="0" w:sz="4" w:val="single"/>
+              <w:right w:color="000000" w:space="0" w:sz="4" w:val="single"/>
+            </w:tcBorders>
+            <w:vAlign w:val="center"/>
+          </w:tcPr>
+          <w:p>
+            <w:pPr>
+              <w:keepNext w:val="0"/>
+              <w:keepLines w:val="0"/>
+              <w:pageBreakBefore w:val="0"/>
+              <w:widowControl w:val="0"/>
+              <w:pBdr>
+                <w:top w:space="0" w:sz="0" w:val="nil"/>
+                <w:left w:space="0" w:sz="0" w:val="nil"/>
+                <w:bottom w:space="0" w:sz="0" w:val="nil"/>
+                <w:right w:space="0" w:sz="0" w:val="nil"/>
+                <w:between w:space="0" w:sz="0" w:val="nil"/>
+              </w:pBdr>
+              <w:shd w:fill="auto" w:val="clear"/>
+              <w:spacing w:after="0" w:before="0" w:line="276" w:lineRule="auto"/>
+              <w:ind w:left="0" w:right="0" w:firstLine="0"/>
+              <w:jc w:val="left"/>
+              <w:rPr>
+                <w:i w:val="0"/>
+                <w:iCs w:val="0"/>
+                <w:smallCaps w:val="0"/>
+                <w:strike w:val="0"/>
+                <w:color w:val="000000"/>
+                <w:sz w:val="22"/>
+                <w:szCs w:val="22"/>
+                <w:u w:val="none"/>
+                <w:shd w:fill="auto" w:val="clear"/>
+                <w:vertAlign w:val="baseline"/>
+              </w:rPr>
+            </w:pPr>
+            <w:r>
+              <w:rPr>
+                <w:rtl w:val="0"/>
+              </w:rPr>
+            </w:r>
+          </w:p>
+        </w:tc>
+        <w:tc>
+          <w:tcPr>
+            <w:gridSpan w:val="2"/>
+            <w:tcBorders>
+              <w:top w:color="000000" w:space="0" w:sz="4" w:val="single"/>
+              <w:left w:color="000000" w:space="0" w:sz="4" w:val="single"/>
+              <w:bottom w:color="000000" w:space="0" w:sz="4" w:val="single"/>
+              <w:right w:color="000000" w:space="0" w:sz="4" w:val="single"/>
+            </w:tcBorders>
+            <w:vAlign w:val="center"/>
+          </w:tcPr>
+          <w:p>
+            <w:pPr>
+              <w:rPr>
+                <w:b w:val="1"/>
+                <w:bCs w:val="1"/>
+                <w:color w:val="1f3864"/>
+              </w:rPr>
+            </w:pPr>
+            <w:r>
+              <w:rPr>
+                <w:b w:val="1"/>
+                <w:bCs w:val="1"/>
+                <w:color w:val="1f3864"/>
+                <w:rtl w:val="0"/>
+              </w:rPr>
+              <w:t xml:space="preserve">Cuando:</w:t>
+            </w:r>
+          </w:p>
+        </w:tc>
+        <w:tc>
+          <w:tcPr>
+            <w:gridSpan w:val="4"/>
+            <w:tcBorders>
+              <w:top w:color="000000" w:space="0" w:sz="4" w:val="single"/>
+              <w:left w:color="000000" w:space="0" w:sz="4" w:val="single"/>
+              <w:bottom w:color="000000" w:space="0" w:sz="4" w:val="single"/>
+              <w:right w:color="000000" w:space="0" w:sz="4" w:val="single"/>
+            </w:tcBorders>
+            <w:vAlign w:val="center"/>
+          </w:tcPr>
+          <w:p>
+            <w:pPr>
+              <w:rPr/>
+            </w:pPr>
+            <w:r>
+              <w:rPr>
+                <w:rtl w:val="0"/>
+              </w:rPr>
+              <w:t xml:space="preserve">el líder registra la actividad</w:t>
+            </w:r>
+          </w:p>
+        </w:tc>
+      </w:tr>
+      <w:tr>
+        <w:trPr>
+          <w:cantSplit w:val="0"/>
+          <w:tblHeader w:val="0"/>
+        </w:trPr>
+        <w:tc>
+          <w:tcPr>
+            <w:gridSpan w:val="3"/>
+            <w:vMerge w:val="continue"/>
+            <w:tcBorders>
+              <w:top w:color="000000" w:space="0" w:sz="4" w:val="single"/>
+              <w:left w:color="000000" w:space="0" w:sz="4" w:val="single"/>
+              <w:bottom w:color="000000" w:space="0" w:sz="4" w:val="single"/>
+              <w:right w:color="000000" w:space="0" w:sz="4" w:val="single"/>
+            </w:tcBorders>
+            <w:vAlign w:val="center"/>
+          </w:tcPr>
+          <w:p>
+            <w:pPr>
+              <w:keepNext w:val="0"/>
+              <w:keepLines w:val="0"/>
+              <w:pageBreakBefore w:val="0"/>
+              <w:widowControl w:val="0"/>
+              <w:pBdr>
+                <w:top w:space="0" w:sz="0" w:val="nil"/>
+                <w:left w:space="0" w:sz="0" w:val="nil"/>
+                <w:bottom w:space="0" w:sz="0" w:val="nil"/>
+                <w:right w:space="0" w:sz="0" w:val="nil"/>
+                <w:between w:space="0" w:sz="0" w:val="nil"/>
+              </w:pBdr>
+              <w:shd w:fill="auto" w:val="clear"/>
+              <w:spacing w:after="0" w:before="0" w:line="276" w:lineRule="auto"/>
+              <w:ind w:left="0" w:right="0" w:firstLine="0"/>
+              <w:jc w:val="left"/>
+              <w:rPr>
+                <w:i w:val="0"/>
+                <w:iCs w:val="0"/>
+                <w:smallCaps w:val="0"/>
+                <w:strike w:val="0"/>
+                <w:color w:val="000000"/>
+                <w:sz w:val="22"/>
+                <w:szCs w:val="22"/>
+                <w:u w:val="none"/>
+                <w:shd w:fill="auto" w:val="clear"/>
+                <w:vertAlign w:val="baseline"/>
+              </w:rPr>
+            </w:pPr>
+            <w:r>
+              <w:rPr>
+                <w:rtl w:val="0"/>
+              </w:rPr>
+            </w:r>
+          </w:p>
+        </w:tc>
+        <w:tc>
+          <w:tcPr>
+            <w:gridSpan w:val="2"/>
+            <w:tcBorders>
+              <w:top w:color="000000" w:space="0" w:sz="4" w:val="single"/>
+              <w:left w:color="000000" w:space="0" w:sz="4" w:val="single"/>
+              <w:bottom w:color="000000" w:space="0" w:sz="4" w:val="single"/>
+              <w:right w:color="000000" w:space="0" w:sz="4" w:val="single"/>
+            </w:tcBorders>
+            <w:vAlign w:val="center"/>
+          </w:tcPr>
+          <w:p>
+            <w:pPr>
+              <w:rPr>
+                <w:b w:val="1"/>
+                <w:bCs w:val="1"/>
+                <w:color w:val="1f3864"/>
+              </w:rPr>
+            </w:pPr>
+            <w:r>
+              <w:rPr>
+                <w:b w:val="1"/>
+                <w:bCs w:val="1"/>
+                <w:color w:val="1f3864"/>
+                <w:rtl w:val="0"/>
+              </w:rPr>
+              <w:t xml:space="preserve">Entonces:</w:t>
+            </w:r>
+          </w:p>
+        </w:tc>
+        <w:tc>
+          <w:tcPr>
+            <w:gridSpan w:val="4"/>
+            <w:tcBorders>
+              <w:top w:color="000000" w:space="0" w:sz="4" w:val="single"/>
+              <w:left w:color="000000" w:space="0" w:sz="4" w:val="single"/>
+              <w:bottom w:color="000000" w:space="0" w:sz="4" w:val="single"/>
+              <w:right w:color="000000" w:space="0" w:sz="4" w:val="single"/>
+            </w:tcBorders>
+            <w:vAlign w:val="center"/>
+          </w:tcPr>
+          <w:p>
+            <w:pPr>
+              <w:rPr/>
+            </w:pPr>
+            <w:r>
+              <w:rPr>
+                <w:rtl w:val="0"/>
+              </w:rPr>
+              <w:t xml:space="preserve">el sistema informa la inconsistencia y no registra la actividad</w:t>
+            </w:r>
+          </w:p>
+        </w:tc>
+      </w:tr>
+      <w:tr>
+        <w:trPr>
+          <w:cantSplit w:val="0"/>
+          <w:tblHeader w:val="0"/>
+        </w:trPr>
+        <w:tc>
+          <w:tcPr>
+            <w:gridSpan w:val="3"/>
+            <w:vMerge w:val="restart"/>
+            <w:tcBorders>
+              <w:top w:color="000000" w:space="0" w:sz="4" w:val="single"/>
+              <w:left w:color="000000" w:space="0" w:sz="4" w:val="single"/>
+              <w:bottom w:color="000000" w:space="0" w:sz="4" w:val="single"/>
+              <w:right w:color="000000" w:space="0" w:sz="4" w:val="single"/>
+            </w:tcBorders>
+            <w:vAlign w:val="center"/>
+          </w:tcPr>
+          <w:p>
+            <w:pPr>
+              <w:jc w:val="center"/>
+              <w:rPr>
+                <w:b w:val="1"/>
+                <w:bCs w:val="1"/>
+                <w:color w:val="1f3864"/>
+              </w:rPr>
+            </w:pPr>
+            <w:r>
+              <w:rPr>
+                <w:b w:val="1"/>
+                <w:bCs w:val="1"/>
+                <w:color w:val="1f3864"/>
+                <w:rtl w:val="0"/>
+              </w:rPr>
+              <w:t xml:space="preserve">Condición 06</w:t>
+            </w:r>
+          </w:p>
+          <w:p>
+            <w:pPr>
+              <w:jc w:val="center"/>
+              <w:rPr>
+                <w:b w:val="1"/>
+                <w:bCs w:val="1"/>
+                <w:color w:val="1f3864"/>
+              </w:rPr>
+            </w:pPr>
+            <w:r>
+              <w:rPr>
+                <w:rtl w:val="0"/>
+              </w:rPr>
+            </w:r>
+          </w:p>
+        </w:tc>
+        <w:tc>
+          <w:tcPr>
+            <w:gridSpan w:val="2"/>
+            <w:tcBorders>
+              <w:top w:color="000000" w:space="0" w:sz="4" w:val="single"/>
+              <w:left w:color="000000" w:space="0" w:sz="4" w:val="single"/>
+              <w:bottom w:color="000000" w:space="0" w:sz="4" w:val="single"/>
+              <w:right w:color="000000" w:space="0" w:sz="4" w:val="single"/>
+            </w:tcBorders>
+            <w:vAlign w:val="center"/>
+          </w:tcPr>
+          <w:p>
+            <w:pPr>
+              <w:rPr>
+                <w:b w:val="1"/>
+                <w:bCs w:val="1"/>
+                <w:color w:val="1f3864"/>
+              </w:rPr>
+            </w:pPr>
+            <w:r>
+              <w:rPr>
+                <w:b w:val="1"/>
+                <w:bCs w:val="1"/>
+                <w:color w:val="1f3864"/>
+                <w:rtl w:val="0"/>
+              </w:rPr>
+              <w:t xml:space="preserve">Dado:</w:t>
+            </w:r>
+          </w:p>
+        </w:tc>
+        <w:tc>
+          <w:tcPr>
+            <w:gridSpan w:val="4"/>
+            <w:tcBorders>
+              <w:top w:color="000000" w:space="0" w:sz="4" w:val="single"/>
+              <w:left w:color="000000" w:space="0" w:sz="4" w:val="single"/>
+              <w:bottom w:color="000000" w:space="0" w:sz="4" w:val="single"/>
+              <w:right w:color="000000" w:space="0" w:sz="4" w:val="single"/>
+            </w:tcBorders>
+            <w:vAlign w:val="center"/>
+          </w:tcPr>
+          <w:p>
+            <w:pPr>
+              <w:spacing w:line="240" w:lineRule="auto"/>
+              <w:rPr/>
+            </w:pPr>
+            <w:r>
+              <w:rPr>
+                <w:rtl w:val="0"/>
+              </w:rPr>
+              <w:t xml:space="preserve">que el líder intenta asignar un desarrollador que no pertenece al proyecto</w:t>
+            </w:r>
+          </w:p>
+        </w:tc>
+      </w:tr>
+      <w:tr>
+        <w:trPr>
+          <w:cantSplit w:val="0"/>
+          <w:tblHeader w:val="0"/>
+        </w:trPr>
+        <w:tc>
+          <w:tcPr>
+            <w:gridSpan w:val="3"/>
+            <w:vMerge w:val="continue"/>
+            <w:tcBorders>
+              <w:top w:color="000000" w:space="0" w:sz="4" w:val="single"/>
+              <w:left w:color="000000" w:space="0" w:sz="4" w:val="single"/>
+              <w:bottom w:color="000000" w:space="0" w:sz="4" w:val="single"/>
+              <w:right w:color="000000" w:space="0" w:sz="4" w:val="single"/>
+            </w:tcBorders>
+            <w:vAlign w:val="center"/>
+          </w:tcPr>
+          <w:p>
+            <w:pPr>
+              <w:keepNext w:val="0"/>
+              <w:keepLines w:val="0"/>
+              <w:pageBreakBefore w:val="0"/>
+              <w:widowControl w:val="0"/>
+              <w:pBdr>
+                <w:top w:space="0" w:sz="0" w:val="nil"/>
+                <w:left w:space="0" w:sz="0" w:val="nil"/>
+                <w:bottom w:space="0" w:sz="0" w:val="nil"/>
+                <w:right w:space="0" w:sz="0" w:val="nil"/>
+                <w:between w:space="0" w:sz="0" w:val="nil"/>
+              </w:pBdr>
+              <w:shd w:fill="auto" w:val="clear"/>
+              <w:spacing w:after="0" w:before="0" w:line="276" w:lineRule="auto"/>
+              <w:ind w:left="0" w:right="0" w:firstLine="0"/>
+              <w:jc w:val="left"/>
+              <w:rPr>
+                <w:i w:val="0"/>
+                <w:iCs w:val="0"/>
+                <w:smallCaps w:val="0"/>
+                <w:strike w:val="0"/>
+                <w:color w:val="000000"/>
+                <w:sz w:val="22"/>
+                <w:szCs w:val="22"/>
+                <w:u w:val="none"/>
+                <w:shd w:fill="auto" w:val="clear"/>
+                <w:vertAlign w:val="baseline"/>
+              </w:rPr>
+            </w:pPr>
+            <w:r>
+              <w:rPr>
+                <w:rtl w:val="0"/>
+              </w:rPr>
+            </w:r>
+          </w:p>
+        </w:tc>
+        <w:tc>
+          <w:tcPr>
+            <w:gridSpan w:val="2"/>
+            <w:tcBorders>
+              <w:top w:color="000000" w:space="0" w:sz="4" w:val="single"/>
+              <w:left w:color="000000" w:space="0" w:sz="4" w:val="single"/>
+              <w:bottom w:color="000000" w:space="0" w:sz="4" w:val="single"/>
+              <w:right w:color="000000" w:space="0" w:sz="4" w:val="single"/>
+            </w:tcBorders>
+            <w:vAlign w:val="center"/>
+          </w:tcPr>
+          <w:p>
+            <w:pPr>
+              <w:rPr>
+                <w:b w:val="1"/>
+                <w:bCs w:val="1"/>
+                <w:color w:val="1f3864"/>
+              </w:rPr>
+            </w:pPr>
+            <w:r>
+              <w:rPr>
+                <w:b w:val="1"/>
+                <w:bCs w:val="1"/>
+                <w:color w:val="1f3864"/>
+                <w:rtl w:val="0"/>
+              </w:rPr>
+              <w:t xml:space="preserve">Cuando:</w:t>
+            </w:r>
+          </w:p>
+        </w:tc>
+        <w:tc>
+          <w:tcPr>
+            <w:gridSpan w:val="4"/>
+            <w:tcBorders>
+              <w:top w:color="000000" w:space="0" w:sz="4" w:val="single"/>
+              <w:left w:color="000000" w:space="0" w:sz="4" w:val="single"/>
+              <w:bottom w:color="000000" w:space="0" w:sz="4" w:val="single"/>
+              <w:right w:color="000000" w:space="0" w:sz="4" w:val="single"/>
+            </w:tcBorders>
+            <w:vAlign w:val="center"/>
+          </w:tcPr>
+          <w:p>
+            <w:pPr>
+              <w:rPr/>
+            </w:pPr>
+            <w:r>
+              <w:rPr>
+                <w:rtl w:val="0"/>
+              </w:rPr>
+              <w:t xml:space="preserve">guarda la actividad</w:t>
+            </w:r>
+          </w:p>
+        </w:tc>
+      </w:tr>
+      <w:tr>
+        <w:trPr>
+          <w:cantSplit w:val="0"/>
+          <w:tblHeader w:val="0"/>
+        </w:trPr>
+        <w:tc>
+          <w:tcPr>
+            <w:gridSpan w:val="3"/>
+            <w:vMerge w:val="continue"/>
+            <w:tcBorders>
+              <w:top w:color="000000" w:space="0" w:sz="4" w:val="single"/>
+              <w:left w:color="000000" w:space="0" w:sz="4" w:val="single"/>
+              <w:bottom w:color="000000" w:space="0" w:sz="4" w:val="single"/>
+              <w:right w:color="000000" w:space="0" w:sz="4" w:val="single"/>
+            </w:tcBorders>
+            <w:vAlign w:val="center"/>
+          </w:tcPr>
+          <w:p>
+            <w:pPr>
+              <w:keepNext w:val="0"/>
+              <w:keepLines w:val="0"/>
+              <w:pageBreakBefore w:val="0"/>
+              <w:widowControl w:val="0"/>
+              <w:pBdr>
+                <w:top w:space="0" w:sz="0" w:val="nil"/>
+                <w:left w:space="0" w:sz="0" w:val="nil"/>
+                <w:bottom w:space="0" w:sz="0" w:val="nil"/>
+                <w:right w:space="0" w:sz="0" w:val="nil"/>
+                <w:between w:space="0" w:sz="0" w:val="nil"/>
+              </w:pBdr>
+              <w:shd w:fill="auto" w:val="clear"/>
+              <w:spacing w:after="0" w:before="0" w:line="276" w:lineRule="auto"/>
+              <w:ind w:left="0" w:right="0" w:firstLine="0"/>
+              <w:jc w:val="left"/>
+              <w:rPr>
+                <w:i w:val="0"/>
+                <w:iCs w:val="0"/>
+                <w:smallCaps w:val="0"/>
+                <w:strike w:val="0"/>
+                <w:color w:val="000000"/>
+                <w:sz w:val="22"/>
+                <w:szCs w:val="22"/>
+                <w:u w:val="none"/>
+                <w:shd w:fill="auto" w:val="clear"/>
+                <w:vertAlign w:val="baseline"/>
+              </w:rPr>
+            </w:pPr>
+            <w:r>
+              <w:rPr>
+                <w:rtl w:val="0"/>
+              </w:rPr>
+            </w:r>
+          </w:p>
+        </w:tc>
+        <w:tc>
+          <w:tcPr>
+            <w:gridSpan w:val="2"/>
+            <w:tcBorders>
+              <w:top w:color="000000" w:space="0" w:sz="4" w:val="single"/>
+              <w:left w:color="000000" w:space="0" w:sz="4" w:val="single"/>
+              <w:bottom w:color="000000" w:space="0" w:sz="4" w:val="single"/>
+              <w:right w:color="000000" w:space="0" w:sz="4" w:val="single"/>
+            </w:tcBorders>
+            <w:vAlign w:val="center"/>
+          </w:tcPr>
+          <w:p>
+            <w:pPr>
+              <w:rPr>
+                <w:b w:val="1"/>
+                <w:bCs w:val="1"/>
+                <w:color w:val="1f3864"/>
+              </w:rPr>
+            </w:pPr>
+            <w:r>
+              <w:rPr>
+                <w:b w:val="1"/>
+                <w:bCs w:val="1"/>
+                <w:color w:val="1f3864"/>
+                <w:rtl w:val="0"/>
+              </w:rPr>
+              <w:t xml:space="preserve">Entonces:</w:t>
+            </w:r>
+          </w:p>
+        </w:tc>
+        <w:tc>
+          <w:tcPr>
+            <w:gridSpan w:val="4"/>
+            <w:tcBorders>
+              <w:top w:color="000000" w:space="0" w:sz="4" w:val="single"/>
+              <w:left w:color="000000" w:space="0" w:sz="4" w:val="single"/>
+              <w:bottom w:color="000000" w:space="0" w:sz="4" w:val="single"/>
+              <w:right w:color="000000" w:space="0" w:sz="4" w:val="single"/>
+            </w:tcBorders>
+            <w:vAlign w:val="center"/>
+          </w:tcPr>
+          <w:p>
+            <w:pPr>
+              <w:rPr/>
+            </w:pPr>
+            <w:r>
+              <w:rPr>
+                <w:rtl w:val="0"/>
+              </w:rPr>
+              <w:t xml:space="preserve">el sistema informa que el desarrollador seleccionado no pertenece al proyecto</w:t>
+            </w:r>
+          </w:p>
+        </w:tc>
+      </w:tr>
+      <w:tr>
+        <w:trPr>
+          <w:cantSplit w:val="0"/>
+          <w:tblHeader w:val="0"/>
+        </w:trPr>
+        <w:tc>
+          <w:tcPr>
+            <w:gridSpan w:val="3"/>
+            <w:vMerge w:val="restart"/>
+            <w:tcBorders>
+              <w:top w:color="000000" w:space="0" w:sz="4" w:val="single"/>
+              <w:left w:color="000000" w:space="0" w:sz="4" w:val="single"/>
+              <w:bottom w:color="000000" w:space="0" w:sz="4" w:val="single"/>
+              <w:right w:color="000000" w:space="0" w:sz="4" w:val="single"/>
+            </w:tcBorders>
+            <w:vAlign w:val="center"/>
+          </w:tcPr>
+          <w:p>
+            <w:pPr>
+              <w:jc w:val="center"/>
+              <w:rPr>
+                <w:b w:val="1"/>
+                <w:bCs w:val="1"/>
+                <w:color w:val="1f3864"/>
+              </w:rPr>
+            </w:pPr>
+            <w:r>
+              <w:rPr>
+                <w:b w:val="1"/>
+                <w:bCs w:val="1"/>
+                <w:color w:val="1f3864"/>
+                <w:rtl w:val="0"/>
+              </w:rPr>
+              <w:t xml:space="preserve">Condición 07</w:t>
+            </w:r>
+          </w:p>
+          <w:p>
+            <w:pPr>
+              <w:jc w:val="center"/>
+              <w:rPr>
+                <w:b w:val="1"/>
+                <w:bCs w:val="1"/>
+                <w:color w:val="1f3864"/>
+              </w:rPr>
+            </w:pPr>
+            <w:r>
+              <w:rPr>
+                <w:rtl w:val="0"/>
+              </w:rPr>
+            </w:r>
+          </w:p>
+        </w:tc>
+        <w:tc>
+          <w:tcPr>
+            <w:gridSpan w:val="2"/>
+            <w:tcBorders>
+              <w:top w:color="000000" w:space="0" w:sz="4" w:val="single"/>
+              <w:left w:color="000000" w:space="0" w:sz="4" w:val="single"/>
+              <w:bottom w:color="000000" w:space="0" w:sz="4" w:val="single"/>
+              <w:right w:color="000000" w:space="0" w:sz="4" w:val="single"/>
+            </w:tcBorders>
+            <w:vAlign w:val="center"/>
+          </w:tcPr>
+          <w:p>
+            <w:pPr>
+              <w:rPr>
+                <w:b w:val="1"/>
+                <w:bCs w:val="1"/>
+                <w:color w:val="1f3864"/>
+              </w:rPr>
+            </w:pPr>
+            <w:r>
+              <w:rPr>
+                <w:b w:val="1"/>
+                <w:bCs w:val="1"/>
+                <w:color w:val="1f3864"/>
+                <w:rtl w:val="0"/>
+              </w:rPr>
+              <w:t xml:space="preserve">Dado:</w:t>
+            </w:r>
+          </w:p>
+        </w:tc>
+        <w:tc>
+          <w:tcPr>
+            <w:gridSpan w:val="4"/>
+            <w:tcBorders>
+              <w:top w:color="000000" w:space="0" w:sz="4" w:val="single"/>
+              <w:left w:color="000000" w:space="0" w:sz="4" w:val="single"/>
+              <w:bottom w:color="000000" w:space="0" w:sz="4" w:val="single"/>
+              <w:right w:color="000000" w:space="0" w:sz="4" w:val="single"/>
+            </w:tcBorders>
+            <w:vAlign w:val="center"/>
+          </w:tcPr>
+          <w:p>
+            <w:pPr>
+              <w:spacing w:line="240" w:lineRule="auto"/>
+              <w:rPr/>
+            </w:pPr>
+            <w:r>
+              <w:rPr>
+                <w:rtl w:val="0"/>
+              </w:rPr>
+              <w:t xml:space="preserve">que el líder intenta modificar una actividad inexistente</w:t>
+            </w:r>
+          </w:p>
+        </w:tc>
+      </w:tr>
+      <w:tr>
+        <w:trPr>
+          <w:cantSplit w:val="0"/>
+          <w:tblHeader w:val="0"/>
+        </w:trPr>
+        <w:tc>
+          <w:tcPr>
+            <w:gridSpan w:val="3"/>
+            <w:vMerge w:val="continue"/>
+            <w:tcBorders>
+              <w:top w:color="000000" w:space="0" w:sz="4" w:val="single"/>
+              <w:left w:color="000000" w:space="0" w:sz="4" w:val="single"/>
+              <w:bottom w:color="000000" w:space="0" w:sz="4" w:val="single"/>
+              <w:right w:color="000000" w:space="0" w:sz="4" w:val="single"/>
+            </w:tcBorders>
+            <w:vAlign w:val="center"/>
+          </w:tcPr>
+          <w:p>
+            <w:pPr>
+              <w:keepNext w:val="0"/>
+              <w:keepLines w:val="0"/>
+              <w:pageBreakBefore w:val="0"/>
+              <w:widowControl w:val="0"/>
+              <w:pBdr>
+                <w:top w:space="0" w:sz="0" w:val="nil"/>
+                <w:left w:space="0" w:sz="0" w:val="nil"/>
+                <w:bottom w:space="0" w:sz="0" w:val="nil"/>
+                <w:right w:space="0" w:sz="0" w:val="nil"/>
+                <w:between w:space="0" w:sz="0" w:val="nil"/>
+              </w:pBdr>
+              <w:shd w:fill="auto" w:val="clear"/>
+              <w:spacing w:after="0" w:before="0" w:line="276" w:lineRule="auto"/>
+              <w:ind w:left="0" w:right="0" w:firstLine="0"/>
+              <w:jc w:val="left"/>
+              <w:rPr>
+                <w:i w:val="0"/>
+                <w:iCs w:val="0"/>
+                <w:smallCaps w:val="0"/>
+                <w:strike w:val="0"/>
+                <w:color w:val="000000"/>
+                <w:sz w:val="22"/>
+                <w:szCs w:val="22"/>
+                <w:u w:val="none"/>
+                <w:shd w:fill="auto" w:val="clear"/>
+                <w:vertAlign w:val="baseline"/>
+              </w:rPr>
+            </w:pPr>
+            <w:r>
+              <w:rPr>
+                <w:rtl w:val="0"/>
+              </w:rPr>
+            </w:r>
+          </w:p>
+        </w:tc>
+        <w:tc>
+          <w:tcPr>
+            <w:gridSpan w:val="2"/>
+            <w:tcBorders>
+              <w:top w:color="000000" w:space="0" w:sz="4" w:val="single"/>
+              <w:left w:color="000000" w:space="0" w:sz="4" w:val="single"/>
+              <w:bottom w:color="000000" w:space="0" w:sz="4" w:val="single"/>
+              <w:right w:color="000000" w:space="0" w:sz="4" w:val="single"/>
+            </w:tcBorders>
+            <w:vAlign w:val="center"/>
+          </w:tcPr>
+          <w:p>
+            <w:pPr>
+              <w:rPr>
+                <w:b w:val="1"/>
+                <w:bCs w:val="1"/>
+                <w:color w:val="1f3864"/>
+              </w:rPr>
+            </w:pPr>
+            <w:r>
+              <w:rPr>
+                <w:b w:val="1"/>
+                <w:bCs w:val="1"/>
+                <w:color w:val="1f3864"/>
+                <w:rtl w:val="0"/>
+              </w:rPr>
+              <w:t xml:space="preserve">Cuando:</w:t>
+            </w:r>
+          </w:p>
+        </w:tc>
+        <w:tc>
+          <w:tcPr>
+            <w:gridSpan w:val="4"/>
+            <w:tcBorders>
+              <w:top w:color="000000" w:space="0" w:sz="4" w:val="single"/>
+              <w:left w:color="000000" w:space="0" w:sz="4" w:val="single"/>
+              <w:bottom w:color="000000" w:space="0" w:sz="4" w:val="single"/>
+              <w:right w:color="000000" w:space="0" w:sz="4" w:val="single"/>
+            </w:tcBorders>
+            <w:vAlign w:val="center"/>
+          </w:tcPr>
+          <w:p>
+            <w:pPr>
+              <w:rPr/>
+            </w:pPr>
+            <w:r>
+              <w:rPr>
+                <w:rtl w:val="0"/>
+              </w:rPr>
+              <w:t xml:space="preserve">guarda los cambios</w:t>
+            </w:r>
+          </w:p>
+        </w:tc>
+      </w:tr>
+      <w:tr>
+        <w:trPr>
+          <w:cantSplit w:val="0"/>
+          <w:tblHeader w:val="0"/>
+        </w:trPr>
+        <w:tc>
+          <w:tcPr>
+            <w:gridSpan w:val="3"/>
+            <w:vMerge w:val="continue"/>
+            <w:tcBorders>
+              <w:top w:color="000000" w:space="0" w:sz="4" w:val="single"/>
+              <w:left w:color="000000" w:space="0" w:sz="4" w:val="single"/>
+              <w:bottom w:color="000000" w:space="0" w:sz="4" w:val="single"/>
+              <w:right w:color="000000" w:space="0" w:sz="4" w:val="single"/>
+            </w:tcBorders>
+            <w:vAlign w:val="center"/>
+          </w:tcPr>
+          <w:p>
+            <w:pPr>
+              <w:keepNext w:val="0"/>
+              <w:keepLines w:val="0"/>
+              <w:pageBreakBefore w:val="0"/>
+              <w:widowControl w:val="0"/>
+              <w:pBdr>
+                <w:top w:space="0" w:sz="0" w:val="nil"/>
+                <w:left w:space="0" w:sz="0" w:val="nil"/>
+                <w:bottom w:space="0" w:sz="0" w:val="nil"/>
+                <w:right w:space="0" w:sz="0" w:val="nil"/>
+                <w:between w:space="0" w:sz="0" w:val="nil"/>
+              </w:pBdr>
+              <w:shd w:fill="auto" w:val="clear"/>
+              <w:spacing w:after="0" w:before="0" w:line="276" w:lineRule="auto"/>
+              <w:ind w:left="0" w:right="0" w:firstLine="0"/>
+              <w:jc w:val="left"/>
+              <w:rPr>
+                <w:i w:val="0"/>
+                <w:iCs w:val="0"/>
+                <w:smallCaps w:val="0"/>
+                <w:strike w:val="0"/>
+                <w:color w:val="000000"/>
+                <w:sz w:val="22"/>
+                <w:szCs w:val="22"/>
+                <w:u w:val="none"/>
+                <w:shd w:fill="auto" w:val="clear"/>
+                <w:vertAlign w:val="baseline"/>
+              </w:rPr>
+            </w:pPr>
+            <w:r>
+              <w:rPr>
+                <w:rtl w:val="0"/>
+              </w:rPr>
+            </w:r>
+          </w:p>
+        </w:tc>
+        <w:tc>
+          <w:tcPr>
+            <w:gridSpan w:val="2"/>
+            <w:tcBorders>
+              <w:top w:color="000000" w:space="0" w:sz="4" w:val="single"/>
+              <w:left w:color="000000" w:space="0" w:sz="4" w:val="single"/>
+              <w:bottom w:color="000000" w:space="0" w:sz="4" w:val="single"/>
+              <w:right w:color="000000" w:space="0" w:sz="4" w:val="single"/>
+            </w:tcBorders>
+            <w:vAlign w:val="center"/>
+          </w:tcPr>
+          <w:p>
+            <w:pPr>
+              <w:rPr>
+                <w:b w:val="1"/>
+                <w:bCs w:val="1"/>
+                <w:color w:val="1f3864"/>
+              </w:rPr>
+            </w:pPr>
+            <w:r>
+              <w:rPr>
+                <w:b w:val="1"/>
+                <w:bCs w:val="1"/>
+                <w:color w:val="1f3864"/>
+                <w:rtl w:val="0"/>
+              </w:rPr>
+              <w:t xml:space="preserve">Entonces:</w:t>
+            </w:r>
+          </w:p>
+        </w:tc>
+        <w:tc>
+          <w:tcPr>
+            <w:gridSpan w:val="4"/>
+            <w:tcBorders>
+              <w:top w:color="000000" w:space="0" w:sz="4" w:val="single"/>
+              <w:left w:color="000000" w:space="0" w:sz="4" w:val="single"/>
+              <w:bottom w:color="000000" w:space="0" w:sz="4" w:val="single"/>
+              <w:right w:color="000000" w:space="0" w:sz="4" w:val="single"/>
+            </w:tcBorders>
+            <w:vAlign w:val="center"/>
+          </w:tcPr>
+          <w:p>
+            <w:pPr>
+              <w:rPr/>
+            </w:pPr>
+            <w:r>
+              <w:rPr>
+                <w:rtl w:val="0"/>
+              </w:rPr>
+              <w:t xml:space="preserve">el sistema informa que la actividad no se encuentra disponible</w:t>
+            </w:r>
+          </w:p>
+        </w:tc>
+      </w:tr>
+      <w:tr>
+        <w:trPr>
+          <w:cantSplit w:val="0"/>
+          <w:tblHeader w:val="0"/>
+        </w:trPr>
+        <w:tc>
+          <w:tcPr>
+            <w:gridSpan w:val="3"/>
+            <w:vMerge w:val="restart"/>
+            <w:tcBorders>
+              <w:top w:color="000000" w:space="0" w:sz="4" w:val="single"/>
+              <w:left w:color="000000" w:space="0" w:sz="4" w:val="single"/>
+              <w:bottom w:color="000000" w:space="0" w:sz="4" w:val="single"/>
+              <w:right w:color="000000" w:space="0" w:sz="4" w:val="single"/>
+            </w:tcBorders>
+            <w:vAlign w:val="center"/>
+          </w:tcPr>
+          <w:p>
+            <w:pPr>
+              <w:jc w:val="center"/>
+              <w:rPr>
+                <w:b w:val="1"/>
+                <w:bCs w:val="1"/>
+                <w:color w:val="1f3864"/>
+              </w:rPr>
+            </w:pPr>
+            <w:r>
+              <w:rPr>
+                <w:b w:val="1"/>
+                <w:bCs w:val="1"/>
+                <w:color w:val="1f3864"/>
+                <w:rtl w:val="0"/>
+              </w:rPr>
+              <w:t xml:space="preserve">Condición 08</w:t>
+            </w:r>
+          </w:p>
+          <w:p>
+            <w:pPr>
+              <w:jc w:val="center"/>
+              <w:rPr>
+                <w:b w:val="1"/>
+                <w:bCs w:val="1"/>
+                <w:color w:val="1f3864"/>
+              </w:rPr>
+            </w:pPr>
+            <w:r>
+              <w:rPr>
+                <w:rtl w:val="0"/>
+              </w:rPr>
+            </w:r>
+          </w:p>
+        </w:tc>
+        <w:tc>
+          <w:tcPr>
+            <w:gridSpan w:val="2"/>
+            <w:tcBorders>
+              <w:top w:color="000000" w:space="0" w:sz="4" w:val="single"/>
+              <w:left w:color="000000" w:space="0" w:sz="4" w:val="single"/>
+              <w:bottom w:color="000000" w:space="0" w:sz="4" w:val="single"/>
+              <w:right w:color="000000" w:space="0" w:sz="4" w:val="single"/>
+            </w:tcBorders>
+            <w:vAlign w:val="center"/>
+          </w:tcPr>
+          <w:p>
+            <w:pPr>
+              <w:rPr>
+                <w:b w:val="1"/>
+                <w:bCs w:val="1"/>
+                <w:color w:val="1f3864"/>
+              </w:rPr>
+            </w:pPr>
+            <w:r>
+              <w:rPr>
+                <w:b w:val="1"/>
+                <w:bCs w:val="1"/>
+                <w:color w:val="1f3864"/>
+                <w:rtl w:val="0"/>
+              </w:rPr>
+              <w:t xml:space="preserve">Dado:</w:t>
+            </w:r>
+          </w:p>
+        </w:tc>
+        <w:tc>
+          <w:tcPr>
+            <w:gridSpan w:val="4"/>
+            <w:tcBorders>
+              <w:top w:color="000000" w:space="0" w:sz="4" w:val="single"/>
+              <w:left w:color="000000" w:space="0" w:sz="4" w:val="single"/>
+              <w:bottom w:color="000000" w:space="0" w:sz="4" w:val="single"/>
+              <w:right w:color="000000" w:space="0" w:sz="4" w:val="single"/>
+            </w:tcBorders>
+            <w:vAlign w:val="center"/>
+          </w:tcPr>
+          <w:p>
+            <w:pPr>
+              <w:spacing w:line="240" w:lineRule="auto"/>
+              <w:rPr/>
+            </w:pPr>
+            <w:r>
+              <w:rPr>
+                <w:rtl w:val="0"/>
+              </w:rPr>
+              <w:t xml:space="preserve">que el líder modifica correctamente una actividad</w:t>
+            </w:r>
+          </w:p>
+        </w:tc>
+      </w:tr>
+      <w:tr>
+        <w:trPr>
+          <w:cantSplit w:val="0"/>
+          <w:tblHeader w:val="0"/>
+        </w:trPr>
+        <w:tc>
+          <w:tcPr>
+            <w:gridSpan w:val="3"/>
+            <w:vMerge w:val="continue"/>
+            <w:tcBorders>
+              <w:top w:color="000000" w:space="0" w:sz="4" w:val="single"/>
+              <w:left w:color="000000" w:space="0" w:sz="4" w:val="single"/>
+              <w:bottom w:color="000000" w:space="0" w:sz="4" w:val="single"/>
+              <w:right w:color="000000" w:space="0" w:sz="4" w:val="single"/>
+            </w:tcBorders>
+            <w:vAlign w:val="center"/>
+          </w:tcPr>
+          <w:p>
+            <w:pPr>
+              <w:keepNext w:val="0"/>
+              <w:keepLines w:val="0"/>
+              <w:pageBreakBefore w:val="0"/>
+              <w:widowControl w:val="0"/>
+              <w:pBdr>
+                <w:top w:space="0" w:sz="0" w:val="nil"/>
+                <w:left w:space="0" w:sz="0" w:val="nil"/>
+                <w:bottom w:space="0" w:sz="0" w:val="nil"/>
+                <w:right w:space="0" w:sz="0" w:val="nil"/>
+                <w:between w:space="0" w:sz="0" w:val="nil"/>
+              </w:pBdr>
+              <w:shd w:fill="auto" w:val="clear"/>
+              <w:spacing w:after="0" w:before="0" w:line="276" w:lineRule="auto"/>
+              <w:ind w:left="0" w:right="0" w:firstLine="0"/>
+              <w:jc w:val="left"/>
+              <w:rPr>
+                <w:i w:val="0"/>
+                <w:iCs w:val="0"/>
+                <w:smallCaps w:val="0"/>
+                <w:strike w:val="0"/>
+                <w:color w:val="000000"/>
+                <w:sz w:val="22"/>
+                <w:szCs w:val="22"/>
+                <w:u w:val="none"/>
+                <w:shd w:fill="auto" w:val="clear"/>
+                <w:vertAlign w:val="baseline"/>
+              </w:rPr>
+            </w:pPr>
+            <w:r>
+              <w:rPr>
+                <w:rtl w:val="0"/>
+              </w:rPr>
+            </w:r>
+          </w:p>
+        </w:tc>
+        <w:tc>
+          <w:tcPr>
+            <w:gridSpan w:val="2"/>
+            <w:tcBorders>
+              <w:top w:color="000000" w:space="0" w:sz="4" w:val="single"/>
+              <w:left w:color="000000" w:space="0" w:sz="4" w:val="single"/>
+              <w:bottom w:color="000000" w:space="0" w:sz="4" w:val="single"/>
+              <w:right w:color="000000" w:space="0" w:sz="4" w:val="single"/>
+            </w:tcBorders>
+            <w:vAlign w:val="center"/>
+          </w:tcPr>
+          <w:p>
+            <w:pPr>
+              <w:rPr>
+                <w:b w:val="1"/>
+                <w:bCs w:val="1"/>
+                <w:color w:val="1f3864"/>
+              </w:rPr>
+            </w:pPr>
+            <w:r>
+              <w:rPr>
+                <w:b w:val="1"/>
+                <w:bCs w:val="1"/>
+                <w:color w:val="1f3864"/>
+                <w:rtl w:val="0"/>
+              </w:rPr>
+              <w:t xml:space="preserve">Cuando:</w:t>
+            </w:r>
+          </w:p>
+        </w:tc>
+        <w:tc>
+          <w:tcPr>
+            <w:gridSpan w:val="4"/>
+            <w:tcBorders>
+              <w:top w:color="000000" w:space="0" w:sz="4" w:val="single"/>
+              <w:left w:color="000000" w:space="0" w:sz="4" w:val="single"/>
+              <w:bottom w:color="000000" w:space="0" w:sz="4" w:val="single"/>
+              <w:right w:color="000000" w:space="0" w:sz="4" w:val="single"/>
+            </w:tcBorders>
+            <w:vAlign w:val="center"/>
+          </w:tcPr>
+          <w:p>
+            <w:pPr>
+              <w:rPr/>
+            </w:pPr>
+            <w:r>
+              <w:rPr>
+                <w:rtl w:val="0"/>
+              </w:rPr>
+              <w:t xml:space="preserve">confirma los cambios</w:t>
+            </w:r>
+          </w:p>
+        </w:tc>
+      </w:tr>
+      <w:tr>
+        <w:trPr>
+          <w:cantSplit w:val="0"/>
+          <w:tblHeader w:val="0"/>
+        </w:trPr>
+        <w:tc>
+          <w:tcPr>
+            <w:gridSpan w:val="3"/>
+            <w:vMerge w:val="continue"/>
+            <w:tcBorders>
+              <w:top w:color="000000" w:space="0" w:sz="4" w:val="single"/>
+              <w:left w:color="000000" w:space="0" w:sz="4" w:val="single"/>
+              <w:bottom w:color="000000" w:space="0" w:sz="4" w:val="single"/>
+              <w:right w:color="000000" w:space="0" w:sz="4" w:val="single"/>
+            </w:tcBorders>
+            <w:vAlign w:val="center"/>
+          </w:tcPr>
+          <w:p>
+            <w:pPr>
+              <w:keepNext w:val="0"/>
+              <w:keepLines w:val="0"/>
+              <w:pageBreakBefore w:val="0"/>
+              <w:widowControl w:val="0"/>
+              <w:pBdr>
+                <w:top w:space="0" w:sz="0" w:val="nil"/>
+                <w:left w:space="0" w:sz="0" w:val="nil"/>
+                <w:bottom w:space="0" w:sz="0" w:val="nil"/>
+                <w:right w:space="0" w:sz="0" w:val="nil"/>
+                <w:between w:space="0" w:sz="0" w:val="nil"/>
+              </w:pBdr>
+              <w:shd w:fill="auto" w:val="clear"/>
+              <w:spacing w:after="0" w:before="0" w:line="276" w:lineRule="auto"/>
+              <w:ind w:left="0" w:right="0" w:firstLine="0"/>
+              <w:jc w:val="left"/>
+              <w:rPr>
+                <w:i w:val="0"/>
+                <w:iCs w:val="0"/>
+                <w:smallCaps w:val="0"/>
+                <w:strike w:val="0"/>
+                <w:color w:val="000000"/>
+                <w:sz w:val="22"/>
+                <w:szCs w:val="22"/>
+                <w:u w:val="none"/>
+                <w:shd w:fill="auto" w:val="clear"/>
+                <w:vertAlign w:val="baseline"/>
+              </w:rPr>
+            </w:pPr>
+            <w:r>
+              <w:rPr>
+                <w:rtl w:val="0"/>
+              </w:rPr>
+            </w:r>
+          </w:p>
+        </w:tc>
+        <w:tc>
+          <w:tcPr>
+            <w:gridSpan w:val="2"/>
+            <w:tcBorders>
+              <w:top w:color="000000" w:space="0" w:sz="4" w:val="single"/>
+              <w:left w:color="000000" w:space="0" w:sz="4" w:val="single"/>
+              <w:bottom w:color="000000" w:space="0" w:sz="4" w:val="single"/>
+              <w:right w:color="000000" w:space="0" w:sz="4" w:val="single"/>
+            </w:tcBorders>
+            <w:vAlign w:val="center"/>
+          </w:tcPr>
+          <w:p>
+            <w:pPr>
+              <w:rPr>
+                <w:b w:val="1"/>
+                <w:bCs w:val="1"/>
+                <w:color w:val="1f3864"/>
+              </w:rPr>
+            </w:pPr>
+            <w:r>
+              <w:rPr>
+                <w:b w:val="1"/>
+                <w:bCs w:val="1"/>
+                <w:color w:val="1f3864"/>
+                <w:rtl w:val="0"/>
+              </w:rPr>
+              <w:t xml:space="preserve">Entonces:</w:t>
+            </w:r>
+          </w:p>
+        </w:tc>
+        <w:tc>
+          <w:tcPr>
+            <w:gridSpan w:val="4"/>
+            <w:tcBorders>
+              <w:top w:color="000000" w:space="0" w:sz="4" w:val="single"/>
+              <w:left w:color="000000" w:space="0" w:sz="4" w:val="single"/>
+              <w:bottom w:color="000000" w:space="0" w:sz="4" w:val="single"/>
+              <w:right w:color="000000" w:space="0" w:sz="4" w:val="single"/>
+            </w:tcBorders>
+            <w:vAlign w:val="center"/>
+          </w:tcPr>
+          <w:p>
+            <w:pPr>
+              <w:rPr/>
+            </w:pPr>
+            <w:r>
+              <w:rPr>
+                <w:rtl w:val="0"/>
+              </w:rPr>
+              <w:t xml:space="preserve">el sistema actualiza la información y registra la modificación exitosamente</w:t>
+            </w:r>
+          </w:p>
+        </w:tc>
+      </w:tr>
+      <w:tr>
+        <w:trPr>
+          <w:cantSplit w:val="0"/>
+          <w:tblHeader w:val="0"/>
+        </w:trPr>
+        <w:tc>
+          <w:tcPr>
             <w:gridSpan w:val="9"/>
             <w:tcBorders>
               <w:top w:color="000000" w:space="0" w:sz="4" w:val="single"/>
@@ -2885,7 +4473,6 @@
               <w:ind w:left="0" w:right="0" w:firstLine="0"/>
               <w:jc w:val="center"/>
               <w:rPr>
-                <w:rFonts w:ascii="Calibri" w:cs="Calibri" w:eastAsia="Calibri" w:hAnsi="Calibri"/>
                 <w:b w:val="1"/>
                 <w:bCs w:val="1"/>
                 <w:i w:val="0"/>
@@ -2917,11 +4504,6 @@
                 <w:rtl w:val="0"/>
               </w:rPr>
               <w:t xml:space="preserve">TAREAS</w:t>
-            </w:r>
-            <w:r>
-              <w:rPr>
-                <w:rtl w:val="0"/>
-              </w:rPr>
             </w:r>
           </w:p>
         </w:tc>
@@ -2952,7 +4534,6 @@
               <w:ind w:left="0" w:right="0" w:firstLine="0"/>
               <w:jc w:val="center"/>
               <w:rPr>
-                <w:rFonts w:ascii="Calibri" w:cs="Calibri" w:eastAsia="Calibri" w:hAnsi="Calibri"/>
                 <w:b w:val="1"/>
                 <w:bCs w:val="1"/>
                 <w:i w:val="0"/>
@@ -2985,11 +4566,6 @@
               </w:rPr>
               <w:t xml:space="preserve">No</w:t>
             </w:r>
-            <w:r>
-              <w:rPr>
-                <w:rtl w:val="0"/>
-              </w:rPr>
-            </w:r>
           </w:p>
         </w:tc>
         <w:tc>
@@ -3012,7 +4588,6 @@
               <w:ind w:left="0" w:right="0" w:firstLine="0"/>
               <w:jc w:val="center"/>
               <w:rPr>
-                <w:rFonts w:ascii="Calibri" w:cs="Calibri" w:eastAsia="Calibri" w:hAnsi="Calibri"/>
                 <w:b w:val="1"/>
                 <w:bCs w:val="1"/>
                 <w:i w:val="0"/>
@@ -3044,11 +4619,6 @@
                 <w:rtl w:val="0"/>
               </w:rPr>
               <w:t xml:space="preserve">Descripción</w:t>
-            </w:r>
-            <w:r>
-              <w:rPr>
-                <w:rtl w:val="0"/>
-              </w:rPr>
             </w:r>
           </w:p>
         </w:tc>
@@ -3079,25 +4649,20 @@
               <w:ind w:left="0" w:right="0" w:firstLine="0"/>
               <w:jc w:val="center"/>
               <w:rPr>
-                <w:rFonts w:ascii="Calibri" w:cs="Calibri" w:eastAsia="Calibri" w:hAnsi="Calibri"/>
-                <w:b w:val="0"/>
-                <w:bCs w:val="0"/>
-                <w:i w:val="0"/>
-                <w:iCs w:val="0"/>
-                <w:smallCaps w:val="0"/>
-                <w:strike w:val="0"/>
-                <w:color w:val="1f3864"/>
-                <w:sz w:val="22"/>
-                <w:szCs w:val="22"/>
-                <w:u w:val="none"/>
-                <w:shd w:fill="auto" w:val="clear"/>
-                <w:vertAlign w:val="baseline"/>
-              </w:rPr>
-            </w:pPr>
-            <w:r>
-              <w:rPr>
-                <w:b w:val="0"/>
-                <w:bCs w:val="0"/>
+                <w:i w:val="0"/>
+                <w:iCs w:val="0"/>
+                <w:smallCaps w:val="0"/>
+                <w:strike w:val="0"/>
+                <w:color w:val="1f3864"/>
+                <w:sz w:val="22"/>
+                <w:szCs w:val="22"/>
+                <w:u w:val="none"/>
+                <w:shd w:fill="auto" w:val="clear"/>
+                <w:vertAlign w:val="baseline"/>
+              </w:rPr>
+            </w:pPr>
+            <w:r>
+              <w:rPr>
                 <w:i w:val="0"/>
                 <w:iCs w:val="0"/>
                 <w:smallCaps w:val="0"/>
@@ -3111,11 +4676,6 @@
                 <w:rtl w:val="0"/>
               </w:rPr>
               <w:t xml:space="preserve">1</w:t>
-            </w:r>
-            <w:r>
-              <w:rPr>
-                <w:rtl w:val="0"/>
-              </w:rPr>
             </w:r>
           </w:p>
         </w:tc>
@@ -3139,7 +4699,7 @@
               <w:rPr>
                 <w:rtl w:val="0"/>
               </w:rPr>
-              <w:t xml:space="preserve">Diseñar el formulario de registro de actividades con asignación de desarrollador</w:t>
+              <w:t xml:space="preserve">Definir las reglas de negocio para la gestión de actividades, incluyendo registro, actualización, asignación de responsables, estados y asociación con etapas del proyecto.</w:t>
             </w:r>
           </w:p>
         </w:tc>
@@ -3169,25 +4729,20 @@
               <w:ind w:left="0" w:right="0" w:firstLine="0"/>
               <w:jc w:val="center"/>
               <w:rPr>
-                <w:rFonts w:ascii="Calibri" w:cs="Calibri" w:eastAsia="Calibri" w:hAnsi="Calibri"/>
-                <w:b w:val="0"/>
-                <w:bCs w:val="0"/>
-                <w:i w:val="0"/>
-                <w:iCs w:val="0"/>
-                <w:smallCaps w:val="0"/>
-                <w:strike w:val="0"/>
-                <w:color w:val="1f3864"/>
-                <w:sz w:val="22"/>
-                <w:szCs w:val="22"/>
-                <w:u w:val="none"/>
-                <w:shd w:fill="auto" w:val="clear"/>
-                <w:vertAlign w:val="baseline"/>
-              </w:rPr>
-            </w:pPr>
-            <w:r>
-              <w:rPr>
-                <w:b w:val="0"/>
-                <w:bCs w:val="0"/>
+                <w:i w:val="0"/>
+                <w:iCs w:val="0"/>
+                <w:smallCaps w:val="0"/>
+                <w:strike w:val="0"/>
+                <w:color w:val="1f3864"/>
+                <w:sz w:val="22"/>
+                <w:szCs w:val="22"/>
+                <w:u w:val="none"/>
+                <w:shd w:fill="auto" w:val="clear"/>
+                <w:vertAlign w:val="baseline"/>
+              </w:rPr>
+            </w:pPr>
+            <w:r>
+              <w:rPr>
                 <w:i w:val="0"/>
                 <w:iCs w:val="0"/>
                 <w:smallCaps w:val="0"/>
@@ -3201,11 +4756,6 @@
                 <w:rtl w:val="0"/>
               </w:rPr>
               <w:t xml:space="preserve">2</w:t>
-            </w:r>
-            <w:r>
-              <w:rPr>
-                <w:rtl w:val="0"/>
-              </w:rPr>
             </w:r>
           </w:p>
         </w:tc>
@@ -3228,7 +4778,7 @@
               <w:rPr>
                 <w:rtl w:val="0"/>
               </w:rPr>
-              <w:t xml:space="preserve">Implementar endpoint REST de CRUD de actividades</w:t>
+              <w:t xml:space="preserve">Diseñar el formulario para el registro y edición de actividades con la información requerida por el negocio.</w:t>
             </w:r>
           </w:p>
         </w:tc>
@@ -3258,25 +4808,20 @@
               <w:ind w:left="0" w:right="0" w:firstLine="0"/>
               <w:jc w:val="center"/>
               <w:rPr>
-                <w:rFonts w:ascii="Calibri" w:cs="Calibri" w:eastAsia="Calibri" w:hAnsi="Calibri"/>
-                <w:b w:val="0"/>
-                <w:bCs w:val="0"/>
-                <w:i w:val="0"/>
-                <w:iCs w:val="0"/>
-                <w:smallCaps w:val="0"/>
-                <w:strike w:val="0"/>
-                <w:color w:val="1f3864"/>
-                <w:sz w:val="22"/>
-                <w:szCs w:val="22"/>
-                <w:u w:val="none"/>
-                <w:shd w:fill="auto" w:val="clear"/>
-                <w:vertAlign w:val="baseline"/>
-              </w:rPr>
-            </w:pPr>
-            <w:r>
-              <w:rPr>
-                <w:b w:val="0"/>
-                <w:bCs w:val="0"/>
+                <w:i w:val="0"/>
+                <w:iCs w:val="0"/>
+                <w:smallCaps w:val="0"/>
+                <w:strike w:val="0"/>
+                <w:color w:val="1f3864"/>
+                <w:sz w:val="22"/>
+                <w:szCs w:val="22"/>
+                <w:u w:val="none"/>
+                <w:shd w:fill="auto" w:val="clear"/>
+                <w:vertAlign w:val="baseline"/>
+              </w:rPr>
+            </w:pPr>
+            <w:r>
+              <w:rPr>
                 <w:i w:val="0"/>
                 <w:iCs w:val="0"/>
                 <w:smallCaps w:val="0"/>
@@ -3290,11 +4835,6 @@
                 <w:rtl w:val="0"/>
               </w:rPr>
               <w:t xml:space="preserve">3</w:t>
-            </w:r>
-            <w:r>
-              <w:rPr>
-                <w:rtl w:val="0"/>
-              </w:rPr>
             </w:r>
           </w:p>
         </w:tc>
@@ -3317,7 +4857,7 @@
               <w:rPr>
                 <w:rtl w:val="0"/>
               </w:rPr>
-              <w:t xml:space="preserve">Implementar la asociación actividad-desarrollador-proyecto</w:t>
+              <w:t xml:space="preserve">Diseñar la vista para la consulta de actividades mostrando su estado, responsable, etapa y proyecto asociado.</w:t>
             </w:r>
           </w:p>
         </w:tc>
@@ -3347,25 +4887,20 @@
               <w:ind w:left="0" w:right="0" w:firstLine="0"/>
               <w:jc w:val="center"/>
               <w:rPr>
-                <w:rFonts w:ascii="Calibri" w:cs="Calibri" w:eastAsia="Calibri" w:hAnsi="Calibri"/>
-                <w:b w:val="0"/>
-                <w:bCs w:val="0"/>
-                <w:i w:val="0"/>
-                <w:iCs w:val="0"/>
-                <w:smallCaps w:val="0"/>
-                <w:strike w:val="0"/>
-                <w:color w:val="1f3864"/>
-                <w:sz w:val="22"/>
-                <w:szCs w:val="22"/>
-                <w:u w:val="none"/>
-                <w:shd w:fill="auto" w:val="clear"/>
-                <w:vertAlign w:val="baseline"/>
-              </w:rPr>
-            </w:pPr>
-            <w:r>
-              <w:rPr>
-                <w:b w:val="0"/>
-                <w:bCs w:val="0"/>
+                <w:i w:val="0"/>
+                <w:iCs w:val="0"/>
+                <w:smallCaps w:val="0"/>
+                <w:strike w:val="0"/>
+                <w:color w:val="1f3864"/>
+                <w:sz w:val="22"/>
+                <w:szCs w:val="22"/>
+                <w:u w:val="none"/>
+                <w:shd w:fill="auto" w:val="clear"/>
+                <w:vertAlign w:val="baseline"/>
+              </w:rPr>
+            </w:pPr>
+            <w:r>
+              <w:rPr>
                 <w:i w:val="0"/>
                 <w:iCs w:val="0"/>
                 <w:smallCaps w:val="0"/>
@@ -3379,11 +4914,6 @@
                 <w:rtl w:val="0"/>
               </w:rPr>
               <w:t xml:space="preserve">4</w:t>
-            </w:r>
-            <w:r>
-              <w:rPr>
-                <w:rtl w:val="0"/>
-              </w:rPr>
             </w:r>
           </w:p>
         </w:tc>
@@ -3406,7 +4936,7 @@
               <w:rPr>
                 <w:rtl w:val="0"/>
               </w:rPr>
-              <w:t xml:space="preserve">Implementar búsqueda y modificación de actividades</w:t>
+              <w:t xml:space="preserve">Implementar el servicio para registrar nuevas actividades validando la información obligatoria y las reglas de negocio.</w:t>
             </w:r>
           </w:p>
         </w:tc>
@@ -3436,25 +4966,20 @@
               <w:ind w:left="0" w:right="0" w:firstLine="0"/>
               <w:jc w:val="center"/>
               <w:rPr>
-                <w:rFonts w:ascii="Calibri" w:cs="Calibri" w:eastAsia="Calibri" w:hAnsi="Calibri"/>
-                <w:b w:val="0"/>
-                <w:bCs w:val="0"/>
-                <w:i w:val="0"/>
-                <w:iCs w:val="0"/>
-                <w:smallCaps w:val="0"/>
-                <w:strike w:val="0"/>
-                <w:color w:val="1f3864"/>
-                <w:sz w:val="22"/>
-                <w:szCs w:val="22"/>
-                <w:u w:val="none"/>
-                <w:shd w:fill="auto" w:val="clear"/>
-                <w:vertAlign w:val="baseline"/>
-              </w:rPr>
-            </w:pPr>
-            <w:r>
-              <w:rPr>
-                <w:b w:val="0"/>
-                <w:bCs w:val="0"/>
+                <w:i w:val="0"/>
+                <w:iCs w:val="0"/>
+                <w:smallCaps w:val="0"/>
+                <w:strike w:val="0"/>
+                <w:color w:val="1f3864"/>
+                <w:sz w:val="22"/>
+                <w:szCs w:val="22"/>
+                <w:u w:val="none"/>
+                <w:shd w:fill="auto" w:val="clear"/>
+                <w:vertAlign w:val="baseline"/>
+              </w:rPr>
+            </w:pPr>
+            <w:r>
+              <w:rPr>
                 <w:i w:val="0"/>
                 <w:iCs w:val="0"/>
                 <w:smallCaps w:val="0"/>
@@ -3468,11 +4993,6 @@
                 <w:rtl w:val="0"/>
               </w:rPr>
               <w:t xml:space="preserve">5</w:t>
-            </w:r>
-            <w:r>
-              <w:rPr>
-                <w:rtl w:val="0"/>
-              </w:rPr>
             </w:r>
           </w:p>
         </w:tc>
@@ -3495,7 +5015,497 @@
               <w:rPr>
                 <w:rtl w:val="0"/>
               </w:rPr>
-              <w:t xml:space="preserve">Realizar pruebas de asignación de actividades</w:t>
+              <w:t xml:space="preserve">Implementar el servicio para consultar y actualizar actividades manteniendo la integridad de la información.</w:t>
+            </w:r>
+          </w:p>
+        </w:tc>
+      </w:tr>
+      <w:tr>
+        <w:trPr>
+          <w:cantSplit w:val="0"/>
+          <w:trHeight w:val="432" w:hRule="atLeast"/>
+          <w:tblHeader w:val="0"/>
+        </w:trPr>
+        <w:tc>
+          <w:tcPr>
+            <w:gridSpan w:val="3"/>
+            <w:tcBorders>
+              <w:top w:color="000000" w:space="0" w:sz="4" w:val="single"/>
+              <w:left w:color="000000" w:space="0" w:sz="4" w:val="single"/>
+              <w:bottom w:color="000000" w:space="0" w:sz="4" w:val="single"/>
+              <w:right w:color="000000" w:space="0" w:sz="4" w:val="single"/>
+            </w:tcBorders>
+          </w:tcPr>
+          <w:p>
+            <w:pPr>
+              <w:jc w:val="center"/>
+              <w:rPr>
+                <w:color w:val="1f3864"/>
+              </w:rPr>
+            </w:pPr>
+            <w:r>
+              <w:rPr>
+                <w:color w:val="1f3864"/>
+                <w:rtl w:val="0"/>
+              </w:rPr>
+              <w:t xml:space="preserve">6</w:t>
+            </w:r>
+          </w:p>
+        </w:tc>
+        <w:tc>
+          <w:tcPr>
+            <w:gridSpan w:val="6"/>
+            <w:tcBorders>
+              <w:top w:color="000000" w:space="0" w:sz="4" w:val="single"/>
+              <w:left w:color="000000" w:space="0" w:sz="4" w:val="single"/>
+              <w:bottom w:color="000000" w:space="0" w:sz="4" w:val="single"/>
+              <w:right w:color="000000" w:space="0" w:sz="4" w:val="single"/>
+            </w:tcBorders>
+          </w:tcPr>
+          <w:p>
+            <w:pPr>
+              <w:spacing w:after="0" w:line="240" w:lineRule="auto"/>
+              <w:rPr/>
+            </w:pPr>
+            <w:r>
+              <w:rPr>
+                <w:rtl w:val="0"/>
+              </w:rPr>
+              <w:t xml:space="preserve">Implementar la asociación de las actividades con la etapa correspondiente dentro del proyecto.</w:t>
+            </w:r>
+          </w:p>
+        </w:tc>
+      </w:tr>
+      <w:tr>
+        <w:trPr>
+          <w:cantSplit w:val="0"/>
+          <w:trHeight w:val="432" w:hRule="atLeast"/>
+          <w:tblHeader w:val="0"/>
+        </w:trPr>
+        <w:tc>
+          <w:tcPr>
+            <w:gridSpan w:val="3"/>
+            <w:tcBorders>
+              <w:left w:color="000000" w:space="0" w:sz="4" w:val="single"/>
+              <w:bottom w:color="000000" w:space="0" w:sz="4" w:val="single"/>
+              <w:right w:color="000000" w:space="0" w:sz="4" w:val="single"/>
+            </w:tcBorders>
+          </w:tcPr>
+          <w:p>
+            <w:pPr>
+              <w:jc w:val="center"/>
+              <w:rPr>
+                <w:color w:val="1f3864"/>
+              </w:rPr>
+            </w:pPr>
+            <w:r>
+              <w:rPr>
+                <w:color w:val="1f3864"/>
+                <w:rtl w:val="0"/>
+              </w:rPr>
+              <w:t xml:space="preserve">7</w:t>
+            </w:r>
+          </w:p>
+        </w:tc>
+        <w:tc>
+          <w:tcPr>
+            <w:gridSpan w:val="6"/>
+            <w:tcBorders>
+              <w:left w:color="000000" w:space="0" w:sz="4" w:val="single"/>
+              <w:bottom w:color="000000" w:space="0" w:sz="4" w:val="single"/>
+              <w:right w:color="000000" w:space="0" w:sz="4" w:val="single"/>
+            </w:tcBorders>
+          </w:tcPr>
+          <w:p>
+            <w:pPr>
+              <w:spacing w:after="0" w:line="240" w:lineRule="auto"/>
+              <w:rPr/>
+            </w:pPr>
+            <w:r>
+              <w:rPr>
+                <w:rtl w:val="0"/>
+              </w:rPr>
+              <w:t xml:space="preserve">Implementar la asignación del desarrollador responsable validando que pertenezca al equipo del proyecto y se encuentre activo.</w:t>
+            </w:r>
+          </w:p>
+        </w:tc>
+      </w:tr>
+      <w:tr>
+        <w:trPr>
+          <w:cantSplit w:val="0"/>
+          <w:trHeight w:val="432" w:hRule="atLeast"/>
+          <w:tblHeader w:val="0"/>
+        </w:trPr>
+        <w:tc>
+          <w:tcPr>
+            <w:gridSpan w:val="3"/>
+            <w:tcBorders>
+              <w:left w:color="000000" w:space="0" w:sz="4" w:val="single"/>
+              <w:bottom w:color="000000" w:space="0" w:sz="4" w:val="single"/>
+              <w:right w:color="000000" w:space="0" w:sz="4" w:val="single"/>
+            </w:tcBorders>
+          </w:tcPr>
+          <w:p>
+            <w:pPr>
+              <w:jc w:val="center"/>
+              <w:rPr>
+                <w:color w:val="1f3864"/>
+              </w:rPr>
+            </w:pPr>
+            <w:r>
+              <w:rPr>
+                <w:color w:val="1f3864"/>
+                <w:rtl w:val="0"/>
+              </w:rPr>
+              <w:t xml:space="preserve">8</w:t>
+            </w:r>
+          </w:p>
+        </w:tc>
+        <w:tc>
+          <w:tcPr>
+            <w:gridSpan w:val="6"/>
+            <w:tcBorders>
+              <w:left w:color="000000" w:space="0" w:sz="4" w:val="single"/>
+              <w:bottom w:color="000000" w:space="0" w:sz="4" w:val="single"/>
+              <w:right w:color="000000" w:space="0" w:sz="4" w:val="single"/>
+            </w:tcBorders>
+          </w:tcPr>
+          <w:p>
+            <w:pPr>
+              <w:spacing w:after="0" w:line="240" w:lineRule="auto"/>
+              <w:rPr/>
+            </w:pPr>
+            <w:r>
+              <w:rPr>
+                <w:rtl w:val="0"/>
+              </w:rPr>
+              <w:t xml:space="preserve">Implementar las validaciones de negocio relacionadas con estados, fechas, responsables y restricciones de edición.</w:t>
+            </w:r>
+          </w:p>
+        </w:tc>
+      </w:tr>
+      <w:tr>
+        <w:trPr>
+          <w:cantSplit w:val="0"/>
+          <w:trHeight w:val="432" w:hRule="atLeast"/>
+          <w:tblHeader w:val="0"/>
+        </w:trPr>
+        <w:tc>
+          <w:tcPr>
+            <w:gridSpan w:val="3"/>
+            <w:tcBorders>
+              <w:left w:color="000000" w:space="0" w:sz="4" w:val="single"/>
+              <w:bottom w:color="000000" w:space="0" w:sz="4" w:val="single"/>
+              <w:right w:color="000000" w:space="0" w:sz="4" w:val="single"/>
+            </w:tcBorders>
+          </w:tcPr>
+          <w:p>
+            <w:pPr>
+              <w:jc w:val="center"/>
+              <w:rPr>
+                <w:color w:val="1f3864"/>
+              </w:rPr>
+            </w:pPr>
+            <w:r>
+              <w:rPr>
+                <w:color w:val="1f3864"/>
+                <w:rtl w:val="0"/>
+              </w:rPr>
+              <w:t xml:space="preserve">9</w:t>
+            </w:r>
+          </w:p>
+        </w:tc>
+        <w:tc>
+          <w:tcPr>
+            <w:gridSpan w:val="6"/>
+            <w:tcBorders>
+              <w:left w:color="000000" w:space="0" w:sz="4" w:val="single"/>
+              <w:bottom w:color="000000" w:space="0" w:sz="4" w:val="single"/>
+              <w:right w:color="000000" w:space="0" w:sz="4" w:val="single"/>
+            </w:tcBorders>
+          </w:tcPr>
+          <w:p>
+            <w:pPr>
+              <w:spacing w:after="0" w:line="240" w:lineRule="auto"/>
+              <w:rPr/>
+            </w:pPr>
+            <w:r>
+              <w:rPr>
+                <w:rtl w:val="0"/>
+              </w:rPr>
+              <w:t xml:space="preserve">Implementar el formulario para la gestión de actividades siguiendo las reglas de negocio definidas.</w:t>
+            </w:r>
+          </w:p>
+        </w:tc>
+      </w:tr>
+      <w:tr>
+        <w:trPr>
+          <w:cantSplit w:val="0"/>
+          <w:trHeight w:val="432" w:hRule="atLeast"/>
+          <w:tblHeader w:val="0"/>
+        </w:trPr>
+        <w:tc>
+          <w:tcPr>
+            <w:gridSpan w:val="3"/>
+            <w:tcBorders>
+              <w:left w:color="000000" w:space="0" w:sz="4" w:val="single"/>
+              <w:bottom w:color="000000" w:space="0" w:sz="4" w:val="single"/>
+              <w:right w:color="000000" w:space="0" w:sz="4" w:val="single"/>
+            </w:tcBorders>
+          </w:tcPr>
+          <w:p>
+            <w:pPr>
+              <w:jc w:val="center"/>
+              <w:rPr>
+                <w:color w:val="1f3864"/>
+              </w:rPr>
+            </w:pPr>
+            <w:r>
+              <w:rPr>
+                <w:color w:val="1f3864"/>
+                <w:rtl w:val="0"/>
+              </w:rPr>
+              <w:t xml:space="preserve">10</w:t>
+            </w:r>
+          </w:p>
+        </w:tc>
+        <w:tc>
+          <w:tcPr>
+            <w:gridSpan w:val="6"/>
+            <w:tcBorders>
+              <w:left w:color="000000" w:space="0" w:sz="4" w:val="single"/>
+              <w:bottom w:color="000000" w:space="0" w:sz="4" w:val="single"/>
+              <w:right w:color="000000" w:space="0" w:sz="4" w:val="single"/>
+            </w:tcBorders>
+          </w:tcPr>
+          <w:p>
+            <w:pPr>
+              <w:spacing w:after="0" w:line="240" w:lineRule="auto"/>
+              <w:rPr/>
+            </w:pPr>
+            <w:r>
+              <w:rPr>
+                <w:rtl w:val="0"/>
+              </w:rPr>
+              <w:t xml:space="preserve">Implementar la búsqueda, consulta y edición de actividades mostrando la información relevante para el usuario.</w:t>
+            </w:r>
+          </w:p>
+        </w:tc>
+      </w:tr>
+      <w:tr>
+        <w:trPr>
+          <w:cantSplit w:val="0"/>
+          <w:trHeight w:val="432" w:hRule="atLeast"/>
+          <w:tblHeader w:val="0"/>
+        </w:trPr>
+        <w:tc>
+          <w:tcPr>
+            <w:gridSpan w:val="3"/>
+            <w:tcBorders>
+              <w:top w:color="000000" w:space="0" w:sz="4" w:val="single"/>
+              <w:left w:color="000000" w:space="0" w:sz="4" w:val="single"/>
+              <w:bottom w:color="000000" w:space="0" w:sz="4" w:val="single"/>
+              <w:right w:color="000000" w:space="0" w:sz="4" w:val="single"/>
+            </w:tcBorders>
+          </w:tcPr>
+          <w:p>
+            <w:pPr>
+              <w:jc w:val="center"/>
+              <w:rPr>
+                <w:color w:val="1f3864"/>
+              </w:rPr>
+            </w:pPr>
+            <w:r>
+              <w:rPr>
+                <w:color w:val="1f3864"/>
+                <w:rtl w:val="0"/>
+              </w:rPr>
+              <w:t xml:space="preserve">11</w:t>
+            </w:r>
+          </w:p>
+        </w:tc>
+        <w:tc>
+          <w:tcPr>
+            <w:gridSpan w:val="6"/>
+            <w:tcBorders>
+              <w:top w:color="000000" w:space="0" w:sz="4" w:val="single"/>
+              <w:left w:color="000000" w:space="0" w:sz="4" w:val="single"/>
+              <w:bottom w:color="000000" w:space="0" w:sz="4" w:val="single"/>
+              <w:right w:color="000000" w:space="0" w:sz="4" w:val="single"/>
+            </w:tcBorders>
+          </w:tcPr>
+          <w:p>
+            <w:pPr>
+              <w:spacing w:after="0" w:line="240" w:lineRule="auto"/>
+              <w:rPr/>
+            </w:pPr>
+            <w:r>
+              <w:rPr>
+                <w:rtl w:val="0"/>
+              </w:rPr>
+              <w:t xml:space="preserve">Implementar la visualización del responsable asignado, el estado de la actividad y la etapa a la que pertenece.</w:t>
+            </w:r>
+          </w:p>
+        </w:tc>
+      </w:tr>
+      <w:tr>
+        <w:trPr>
+          <w:cantSplit w:val="0"/>
+          <w:trHeight w:val="432" w:hRule="atLeast"/>
+          <w:tblHeader w:val="0"/>
+        </w:trPr>
+        <w:tc>
+          <w:tcPr>
+            <w:gridSpan w:val="3"/>
+            <w:tcBorders>
+              <w:left w:color="000000" w:space="0" w:sz="4" w:val="single"/>
+              <w:bottom w:color="000000" w:space="0" w:sz="4" w:val="single"/>
+              <w:right w:color="000000" w:space="0" w:sz="4" w:val="single"/>
+            </w:tcBorders>
+          </w:tcPr>
+          <w:p>
+            <w:pPr>
+              <w:jc w:val="center"/>
+              <w:rPr>
+                <w:color w:val="1f3864"/>
+              </w:rPr>
+            </w:pPr>
+            <w:r>
+              <w:rPr>
+                <w:color w:val="1f3864"/>
+                <w:rtl w:val="0"/>
+              </w:rPr>
+              <w:t xml:space="preserve">12</w:t>
+            </w:r>
+          </w:p>
+        </w:tc>
+        <w:tc>
+          <w:tcPr>
+            <w:gridSpan w:val="6"/>
+            <w:tcBorders>
+              <w:left w:color="000000" w:space="0" w:sz="4" w:val="single"/>
+              <w:bottom w:color="000000" w:space="0" w:sz="4" w:val="single"/>
+              <w:right w:color="000000" w:space="0" w:sz="4" w:val="single"/>
+            </w:tcBorders>
+          </w:tcPr>
+          <w:p>
+            <w:pPr>
+              <w:spacing w:after="0" w:line="240" w:lineRule="auto"/>
+              <w:rPr/>
+            </w:pPr>
+            <w:r>
+              <w:rPr>
+                <w:rtl w:val="0"/>
+              </w:rPr>
+              <w:t xml:space="preserve">Verificar el registro, consulta, actualización y asignación de actividades con información válida.</w:t>
+            </w:r>
+          </w:p>
+        </w:tc>
+      </w:tr>
+      <w:tr>
+        <w:trPr>
+          <w:cantSplit w:val="0"/>
+          <w:trHeight w:val="432" w:hRule="atLeast"/>
+          <w:tblHeader w:val="0"/>
+        </w:trPr>
+        <w:tc>
+          <w:tcPr>
+            <w:gridSpan w:val="3"/>
+            <w:tcBorders>
+              <w:left w:color="000000" w:space="0" w:sz="4" w:val="single"/>
+              <w:bottom w:color="000000" w:space="0" w:sz="4" w:val="single"/>
+              <w:right w:color="000000" w:space="0" w:sz="4" w:val="single"/>
+            </w:tcBorders>
+          </w:tcPr>
+          <w:p>
+            <w:pPr>
+              <w:jc w:val="center"/>
+              <w:rPr>
+                <w:color w:val="1f3864"/>
+              </w:rPr>
+            </w:pPr>
+            <w:r>
+              <w:rPr>
+                <w:color w:val="1f3864"/>
+                <w:rtl w:val="0"/>
+              </w:rPr>
+              <w:t xml:space="preserve">13</w:t>
+            </w:r>
+          </w:p>
+        </w:tc>
+        <w:tc>
+          <w:tcPr>
+            <w:gridSpan w:val="6"/>
+            <w:tcBorders>
+              <w:left w:color="000000" w:space="0" w:sz="4" w:val="single"/>
+              <w:bottom w:color="000000" w:space="0" w:sz="4" w:val="single"/>
+              <w:right w:color="000000" w:space="0" w:sz="4" w:val="single"/>
+            </w:tcBorders>
+          </w:tcPr>
+          <w:p>
+            <w:pPr>
+              <w:spacing w:after="0" w:line="240" w:lineRule="auto"/>
+              <w:rPr/>
+            </w:pPr>
+            <w:r>
+              <w:rPr>
+                <w:rtl w:val="0"/>
+              </w:rPr>
+              <w:t xml:space="preserve">Validar las reglas de negocio relacionadas con responsables, estados, asociación a etapas y restricciones de asignación.</w:t>
+            </w:r>
+          </w:p>
+        </w:tc>
+      </w:tr>
+      <w:tr>
+        <w:trPr>
+          <w:cantSplit w:val="0"/>
+          <w:trHeight w:val="432" w:hRule="atLeast"/>
+          <w:tblHeader w:val="0"/>
+        </w:trPr>
+        <w:tc>
+          <w:tcPr>
+            <w:gridSpan w:val="3"/>
+            <w:tcBorders>
+              <w:left w:color="000000" w:space="0" w:sz="4" w:val="single"/>
+              <w:bottom w:color="000000" w:space="0" w:sz="4" w:val="single"/>
+              <w:right w:color="000000" w:space="0" w:sz="4" w:val="single"/>
+            </w:tcBorders>
+          </w:tcPr>
+          <w:p>
+            <w:pPr>
+              <w:jc w:val="center"/>
+              <w:rPr>
+                <w:color w:val="1f3864"/>
+              </w:rPr>
+            </w:pPr>
+            <w:r>
+              <w:rPr>
+                <w:color w:val="1f3864"/>
+                <w:rtl w:val="0"/>
+              </w:rPr>
+              <w:t xml:space="preserve">14</w:t>
+            </w:r>
+          </w:p>
+        </w:tc>
+        <w:tc>
+          <w:tcPr>
+            <w:gridSpan w:val="6"/>
+            <w:tcBorders>
+              <w:left w:color="000000" w:space="0" w:sz="4" w:val="single"/>
+              <w:bottom w:color="000000" w:space="0" w:sz="4" w:val="single"/>
+              <w:right w:color="000000" w:space="0" w:sz="4" w:val="single"/>
+            </w:tcBorders>
+          </w:tcPr>
+          <w:p>
+            <w:pPr>
+              <w:spacing w:after="0" w:line="240" w:lineRule="auto"/>
+              <w:rPr/>
+            </w:pPr>
+            <w:r>
+              <w:rPr>
+                <w:rtl w:val="0"/>
+              </w:rPr>
+              <w:t xml:space="preserve">Ejecutar pruebas funcionales para verificar el flujo completo de gestión de actividades y el cumplimiento de las reglas definidas.</w:t>
             </w:r>
           </w:p>
         </w:tc>
@@ -3525,7 +5535,6 @@
               <w:ind w:left="0" w:right="0" w:firstLine="0"/>
               <w:jc w:val="center"/>
               <w:rPr>
-                <w:rFonts w:ascii="Calibri" w:cs="Calibri" w:eastAsia="Calibri" w:hAnsi="Calibri"/>
                 <w:b w:val="1"/>
                 <w:bCs w:val="1"/>
                 <w:i w:val="0"/>
@@ -3557,11 +5566,6 @@
                 <w:rtl w:val="0"/>
               </w:rPr>
               <w:t xml:space="preserve">CONTROL DE VERSIONES</w:t>
-            </w:r>
-            <w:r>
-              <w:rPr>
-                <w:rtl w:val="0"/>
-              </w:rPr>
             </w:r>
           </w:p>
         </w:tc>
@@ -3591,7 +5595,6 @@
               <w:ind w:left="0" w:right="0" w:firstLine="0"/>
               <w:jc w:val="center"/>
               <w:rPr>
-                <w:rFonts w:ascii="Calibri" w:cs="Calibri" w:eastAsia="Calibri" w:hAnsi="Calibri"/>
                 <w:b w:val="1"/>
                 <w:bCs w:val="1"/>
                 <w:i w:val="0"/>
@@ -3624,11 +5627,6 @@
               </w:rPr>
               <w:t xml:space="preserve">Versión</w:t>
             </w:r>
-            <w:r>
-              <w:rPr>
-                <w:rtl w:val="0"/>
-              </w:rPr>
-            </w:r>
           </w:p>
         </w:tc>
         <w:tc>
@@ -3651,7 +5649,6 @@
               <w:ind w:left="0" w:right="0" w:firstLine="0"/>
               <w:jc w:val="center"/>
               <w:rPr>
-                <w:rFonts w:ascii="Calibri" w:cs="Calibri" w:eastAsia="Calibri" w:hAnsi="Calibri"/>
                 <w:b w:val="1"/>
                 <w:bCs w:val="1"/>
                 <w:i w:val="0"/>
@@ -3684,11 +5681,6 @@
               </w:rPr>
               <w:t xml:space="preserve">Fecha</w:t>
             </w:r>
-            <w:r>
-              <w:rPr>
-                <w:rtl w:val="0"/>
-              </w:rPr>
-            </w:r>
           </w:p>
         </w:tc>
         <w:tc>
@@ -3711,7 +5703,6 @@
               <w:ind w:left="0" w:right="0" w:firstLine="0"/>
               <w:jc w:val="center"/>
               <w:rPr>
-                <w:rFonts w:ascii="Calibri" w:cs="Calibri" w:eastAsia="Calibri" w:hAnsi="Calibri"/>
                 <w:b w:val="1"/>
                 <w:bCs w:val="1"/>
                 <w:i w:val="0"/>
@@ -3744,11 +5735,6 @@
               </w:rPr>
               <w:t xml:space="preserve">Autor</w:t>
             </w:r>
-            <w:r>
-              <w:rPr>
-                <w:rtl w:val="0"/>
-              </w:rPr>
-            </w:r>
           </w:p>
         </w:tc>
         <w:tc>
@@ -3770,7 +5756,6 @@
               <w:ind w:left="0" w:right="0" w:firstLine="0"/>
               <w:jc w:val="center"/>
               <w:rPr>
-                <w:rFonts w:ascii="Calibri" w:cs="Calibri" w:eastAsia="Calibri" w:hAnsi="Calibri"/>
                 <w:b w:val="1"/>
                 <w:bCs w:val="1"/>
                 <w:i w:val="0"/>
@@ -3803,11 +5788,6 @@
               </w:rPr>
               <w:t xml:space="preserve">Revisión</w:t>
             </w:r>
-            <w:r>
-              <w:rPr>
-                <w:rtl w:val="0"/>
-              </w:rPr>
-            </w:r>
           </w:p>
         </w:tc>
         <w:tc>
@@ -3829,7 +5809,6 @@
               <w:ind w:left="0" w:right="0" w:firstLine="0"/>
               <w:jc w:val="center"/>
               <w:rPr>
-                <w:rFonts w:ascii="Calibri" w:cs="Calibri" w:eastAsia="Calibri" w:hAnsi="Calibri"/>
                 <w:b w:val="1"/>
                 <w:bCs w:val="1"/>
                 <w:i w:val="0"/>
@@ -3862,11 +5841,6 @@
               </w:rPr>
               <w:t xml:space="preserve">Descripción</w:t>
             </w:r>
-            <w:r>
-              <w:rPr>
-                <w:rtl w:val="0"/>
-              </w:rPr>
-            </w:r>
           </w:p>
         </w:tc>
         <w:tc>
@@ -3888,7 +5862,6 @@
               <w:ind w:left="0" w:right="0" w:firstLine="0"/>
               <w:jc w:val="center"/>
               <w:rPr>
-                <w:rFonts w:ascii="Calibri" w:cs="Calibri" w:eastAsia="Calibri" w:hAnsi="Calibri"/>
                 <w:b w:val="1"/>
                 <w:bCs w:val="1"/>
                 <w:i w:val="0"/>
@@ -3920,11 +5893,6 @@
                 <w:rtl w:val="0"/>
               </w:rPr>
               <w:t xml:space="preserve">Aprobador</w:t>
-            </w:r>
-            <w:r>
-              <w:rPr>
-                <w:rtl w:val="0"/>
-              </w:rPr>
             </w:r>
           </w:p>
         </w:tc>
@@ -3954,9 +5922,6 @@
               <w:ind w:left="0" w:right="0" w:firstLine="0"/>
               <w:jc w:val="center"/>
               <w:rPr>
-                <w:rFonts w:ascii="Calibri" w:cs="Calibri" w:eastAsia="Calibri" w:hAnsi="Calibri"/>
-                <w:b w:val="0"/>
-                <w:bCs w:val="0"/>
                 <w:i w:val="0"/>
                 <w:iCs w:val="0"/>
                 <w:smallCaps w:val="0"/>
@@ -4002,9 +5967,6 @@
               <w:ind w:left="0" w:right="0" w:firstLine="0"/>
               <w:jc w:val="center"/>
               <w:rPr>
-                <w:rFonts w:ascii="Calibri" w:cs="Calibri" w:eastAsia="Calibri" w:hAnsi="Calibri"/>
-                <w:b w:val="0"/>
-                <w:bCs w:val="0"/>
                 <w:i w:val="0"/>
                 <w:iCs w:val="0"/>
                 <w:smallCaps w:val="0"/>
@@ -4050,9 +6012,6 @@
               <w:ind w:left="0" w:right="0" w:firstLine="0"/>
               <w:jc w:val="center"/>
               <w:rPr>
-                <w:rFonts w:ascii="Calibri" w:cs="Calibri" w:eastAsia="Calibri" w:hAnsi="Calibri"/>
-                <w:b w:val="0"/>
-                <w:bCs w:val="0"/>
                 <w:i w:val="0"/>
                 <w:iCs w:val="0"/>
                 <w:smallCaps w:val="0"/>
@@ -4097,9 +6056,6 @@
               <w:ind w:left="0" w:right="0" w:firstLine="0"/>
               <w:jc w:val="center"/>
               <w:rPr>
-                <w:rFonts w:ascii="Calibri" w:cs="Calibri" w:eastAsia="Calibri" w:hAnsi="Calibri"/>
-                <w:b w:val="0"/>
-                <w:bCs w:val="0"/>
                 <w:i w:val="0"/>
                 <w:iCs w:val="0"/>
                 <w:smallCaps w:val="0"/>
@@ -4166,9 +6122,6 @@
               <w:ind w:left="0" w:right="0" w:firstLine="0"/>
               <w:jc w:val="center"/>
               <w:rPr>
-                <w:rFonts w:ascii="Calibri" w:cs="Calibri" w:eastAsia="Calibri" w:hAnsi="Calibri"/>
-                <w:b w:val="0"/>
-                <w:bCs w:val="0"/>
                 <w:i w:val="0"/>
                 <w:iCs w:val="0"/>
                 <w:smallCaps w:val="0"/>
@@ -4180,6 +6133,153 @@
                 <w:shd w:fill="auto" w:val="clear"/>
                 <w:vertAlign w:val="baseline"/>
               </w:rPr>
+            </w:pPr>
+            <w:r>
+              <w:rPr>
+                <w:rtl w:val="0"/>
+              </w:rPr>
+            </w:r>
+          </w:p>
+        </w:tc>
+      </w:tr>
+      <w:tr>
+        <w:trPr>
+          <w:cantSplit w:val="0"/>
+          <w:tblHeader w:val="0"/>
+        </w:trPr>
+        <w:tc>
+          <w:tcPr>
+            <w:gridSpan w:val="2"/>
+            <w:tcBorders>
+              <w:top w:color="000000" w:space="0" w:sz="4" w:val="single"/>
+              <w:left w:color="000000" w:space="0" w:sz="4" w:val="single"/>
+              <w:bottom w:color="000000" w:space="0" w:sz="4" w:val="single"/>
+              <w:right w:color="000000" w:space="0" w:sz="4" w:val="single"/>
+            </w:tcBorders>
+          </w:tcPr>
+          <w:p>
+            <w:pPr>
+              <w:jc w:val="center"/>
+              <w:rPr/>
+            </w:pPr>
+            <w:r>
+              <w:rPr>
+                <w:rtl w:val="0"/>
+              </w:rPr>
+              <w:t xml:space="preserve">2.0</w:t>
+            </w:r>
+          </w:p>
+        </w:tc>
+        <w:tc>
+          <w:tcPr>
+            <w:gridSpan w:val="2"/>
+            <w:tcBorders>
+              <w:top w:color="000000" w:space="0" w:sz="4" w:val="single"/>
+              <w:left w:color="000000" w:space="0" w:sz="4" w:val="single"/>
+              <w:bottom w:color="000000" w:space="0" w:sz="4" w:val="single"/>
+              <w:right w:color="000000" w:space="0" w:sz="4" w:val="single"/>
+            </w:tcBorders>
+          </w:tcPr>
+          <w:p>
+            <w:pPr>
+              <w:jc w:val="center"/>
+              <w:rPr/>
+            </w:pPr>
+            <w:r>
+              <w:rPr>
+                <w:rtl w:val="0"/>
+              </w:rPr>
+              <w:t xml:space="preserve">04/07/2026</w:t>
+            </w:r>
+          </w:p>
+        </w:tc>
+        <w:tc>
+          <w:tcPr>
+            <w:gridSpan w:val="2"/>
+            <w:tcBorders>
+              <w:top w:color="000000" w:space="0" w:sz="4" w:val="single"/>
+              <w:left w:color="000000" w:space="0" w:sz="4" w:val="single"/>
+              <w:bottom w:color="000000" w:space="0" w:sz="4" w:val="single"/>
+              <w:right w:color="000000" w:space="0" w:sz="4" w:val="single"/>
+            </w:tcBorders>
+          </w:tcPr>
+          <w:p>
+            <w:pPr>
+              <w:jc w:val="center"/>
+              <w:rPr/>
+            </w:pPr>
+            <w:r>
+              <w:rPr>
+                <w:rtl w:val="0"/>
+              </w:rPr>
+              <w:t xml:space="preserve">Efrain Manotas</w:t>
+            </w:r>
+          </w:p>
+        </w:tc>
+        <w:tc>
+          <w:tcPr>
+            <w:tcBorders>
+              <w:top w:color="000000" w:space="0" w:sz="4" w:val="single"/>
+              <w:left w:color="000000" w:space="0" w:sz="4" w:val="single"/>
+              <w:bottom w:color="000000" w:space="0" w:sz="4" w:val="single"/>
+              <w:right w:color="000000" w:space="0" w:sz="4" w:val="single"/>
+            </w:tcBorders>
+          </w:tcPr>
+          <w:p>
+            <w:pPr>
+              <w:jc w:val="center"/>
+              <w:rPr/>
+            </w:pPr>
+            <w:r>
+              <w:rPr>
+                <w:rtl w:val="0"/>
+              </w:rPr>
+            </w:r>
+          </w:p>
+        </w:tc>
+        <w:tc>
+          <w:tcPr>
+            <w:tcBorders>
+              <w:top w:color="000000" w:space="0" w:sz="4" w:val="single"/>
+              <w:left w:color="000000" w:space="0" w:sz="4" w:val="single"/>
+              <w:bottom w:color="000000" w:space="0" w:sz="4" w:val="single"/>
+              <w:right w:color="000000" w:space="0" w:sz="4" w:val="single"/>
+            </w:tcBorders>
+          </w:tcPr>
+          <w:p>
+            <w:pPr>
+              <w:jc w:val="center"/>
+              <w:rPr>
+                <w:b w:val="1"/>
+                <w:bCs w:val="1"/>
+              </w:rPr>
+            </w:pPr>
+            <w:r>
+              <w:rPr>
+                <w:rtl w:val="0"/>
+              </w:rPr>
+              <w:t xml:space="preserve">Revisión e implementación de mejoras HU-09</w:t>
+            </w:r>
+            <w:r>
+              <w:rPr>
+                <w:rtl w:val="0"/>
+              </w:rPr>
+            </w:r>
+          </w:p>
+        </w:tc>
+        <w:tc>
+          <w:tcPr>
+            <w:tcBorders>
+              <w:top w:color="000000" w:space="0" w:sz="4" w:val="single"/>
+              <w:left w:color="000000" w:space="0" w:sz="4" w:val="single"/>
+              <w:bottom w:color="000000" w:space="0" w:sz="4" w:val="single"/>
+              <w:right w:color="000000" w:space="0" w:sz="4" w:val="single"/>
+            </w:tcBorders>
+          </w:tcPr>
+          <w:p>
+            <w:pPr>
+              <w:jc w:val="center"/>
+              <w:rPr/>
             </w:pPr>
             <w:r>
               <w:rPr>
@@ -4201,9 +6301,6 @@
         <w:ind w:left="0" w:right="0" w:firstLine="0"/>
         <w:jc w:val="left"/>
         <w:rPr>
-          <w:rFonts w:ascii="Calibri" w:cs="Calibri" w:eastAsia="Calibri" w:hAnsi="Calibri"/>
-          <w:b w:val="0"/>
-          <w:bCs w:val="0"/>
           <w:i w:val="0"/>
           <w:iCs w:val="0"/>
           <w:smallCaps w:val="0"/>

--- a/docs/Historias de Usuario/HU-09 - IKernell Soluciones Software.docx
+++ b/docs/Historias de Usuario/HU-09 - IKernell Soluciones Software.docx
@@ -1294,6 +1294,37 @@
               <w:t xml:space="preserve">- El sistema debe restringir la gestión de actividades a usuarios autorizados.</w:t>
             </w:r>
           </w:p>
+          <w:p>
+            <w:pPr>
+              <w:spacing w:after="0" w:line="240" w:lineRule="auto"/>
+              <w:jc w:val="both"/>
+              <w:rPr/>
+            </w:pPr>
+            <w:r>
+              <w:rPr>
+                <w:rtl w:val="0"/>
+              </w:rPr>
+              <w:t xml:space="preserve">- El sistema debe permitir cambiar el estado de una actividad únicamente cuando el proyecto al que pertenece se encuentre en estado "En ejecución".</w:t>
+            </w:r>
+          </w:p>
+          <w:p>
+            <w:pPr>
+              <w:keepNext w:val="0"/>
+              <w:keepLines w:val="0"/>
+              <w:widowControl w:val="1"/>
+              <w:shd w:fill="auto" w:val="clear"/>
+              <w:spacing w:after="0" w:before="0" w:line="240" w:lineRule="auto"/>
+              <w:ind w:left="0" w:right="0" w:firstLine="0"/>
+              <w:jc w:val="both"/>
+              <w:rPr/>
+            </w:pPr>
+            <w:r>
+              <w:rPr>
+                <w:rtl w:val="0"/>
+              </w:rPr>
+              <w:t xml:space="preserve">- El sistema debe registrar automáticamente la fecha de finalización de la actividad al pasar a estado Finalizada, y debe limpiarla si la actividad cambia posteriormente a un estado distinto.</w:t>
+            </w:r>
+          </w:p>
         </w:tc>
       </w:tr>
       <w:tr>
@@ -4454,6 +4485,329 @@
         </w:trPr>
         <w:tc>
           <w:tcPr>
+            <w:gridSpan w:val="3"/>
+            <w:vMerge w:val="restart"/>
+            <w:tcBorders>
+              <w:top w:color="000000" w:space="0" w:sz="4" w:val="single"/>
+              <w:left w:color="000000" w:space="0" w:sz="4" w:val="single"/>
+              <w:bottom w:color="000000" w:space="0" w:sz="4" w:val="single"/>
+              <w:right w:color="000000" w:space="0" w:sz="4" w:val="single"/>
+            </w:tcBorders>
+            <w:vAlign w:val="center"/>
+          </w:tcPr>
+          <w:p>
+            <w:pPr>
+              <w:jc w:val="center"/>
+              <w:rPr>
+                <w:b w:val="1"/>
+                <w:bCs w:val="1"/>
+                <w:color w:val="1f3864"/>
+              </w:rPr>
+            </w:pPr>
+            <w:r>
+              <w:rPr>
+                <w:b w:val="1"/>
+                <w:bCs w:val="1"/>
+                <w:color w:val="1f3864"/>
+                <w:rtl w:val="0"/>
+              </w:rPr>
+              <w:t xml:space="preserve">Condición 09</w:t>
+            </w:r>
+          </w:p>
+          <w:p>
+            <w:pPr>
+              <w:jc w:val="center"/>
+              <w:rPr>
+                <w:b w:val="1"/>
+                <w:bCs w:val="1"/>
+                <w:color w:val="1f3864"/>
+              </w:rPr>
+            </w:pPr>
+            <w:r>
+              <w:rPr>
+                <w:rtl w:val="0"/>
+              </w:rPr>
+            </w:r>
+          </w:p>
+        </w:tc>
+        <w:tc>
+          <w:tcPr>
+            <w:gridSpan w:val="2"/>
+            <w:tcBorders>
+              <w:top w:color="000000" w:space="0" w:sz="4" w:val="single"/>
+              <w:left w:color="000000" w:space="0" w:sz="4" w:val="single"/>
+              <w:bottom w:color="000000" w:space="0" w:sz="4" w:val="single"/>
+              <w:right w:color="000000" w:space="0" w:sz="4" w:val="single"/>
+            </w:tcBorders>
+            <w:vAlign w:val="center"/>
+          </w:tcPr>
+          <w:p>
+            <w:pPr>
+              <w:rPr>
+                <w:b w:val="1"/>
+                <w:bCs w:val="1"/>
+                <w:color w:val="1f3864"/>
+              </w:rPr>
+            </w:pPr>
+            <w:r>
+              <w:rPr>
+                <w:b w:val="1"/>
+                <w:bCs w:val="1"/>
+                <w:color w:val="1f3864"/>
+                <w:rtl w:val="0"/>
+              </w:rPr>
+              <w:t xml:space="preserve">Dado:</w:t>
+            </w:r>
+          </w:p>
+        </w:tc>
+        <w:tc>
+          <w:tcPr>
+            <w:gridSpan w:val="4"/>
+            <w:tcBorders>
+              <w:top w:color="000000" w:space="0" w:sz="4" w:val="single"/>
+              <w:left w:color="000000" w:space="0" w:sz="4" w:val="single"/>
+              <w:bottom w:color="000000" w:space="0" w:sz="4" w:val="single"/>
+              <w:right w:color="000000" w:space="0" w:sz="4" w:val="single"/>
+            </w:tcBorders>
+            <w:vAlign w:val="center"/>
+          </w:tcPr>
+          <w:p>
+            <w:pPr>
+              <w:spacing w:line="240" w:lineRule="auto"/>
+              <w:rPr/>
+            </w:pPr>
+            <w:r>
+              <w:rPr>
+                <w:rtl w:val="0"/>
+              </w:rPr>
+              <w:t xml:space="preserve">que un proyecto se encuentra en estado Planeación, Suspendido, Finalizado o Cancelado</w:t>
+            </w:r>
+          </w:p>
+        </w:tc>
+      </w:tr>
+      <w:tr>
+        <w:trPr>
+          <w:cantSplit w:val="0"/>
+          <w:tblHeader w:val="0"/>
+        </w:trPr>
+        <w:tc>
+          <w:tcPr>
+            <w:gridSpan w:val="3"/>
+            <w:vMerge w:val="continue"/>
+            <w:tcBorders>
+              <w:top w:color="000000" w:space="0" w:sz="4" w:val="single"/>
+              <w:left w:color="000000" w:space="0" w:sz="4" w:val="single"/>
+              <w:bottom w:color="000000" w:space="0" w:sz="4" w:val="single"/>
+              <w:right w:color="000000" w:space="0" w:sz="4" w:val="single"/>
+            </w:tcBorders>
+            <w:vAlign w:val="center"/>
+          </w:tcPr>
+          <w:p>
+            <w:pPr>
+              <w:keepNext w:val="0"/>
+              <w:keepLines w:val="0"/>
+              <w:pageBreakBefore w:val="0"/>
+              <w:widowControl w:val="0"/>
+              <w:pBdr>
+                <w:top w:space="0" w:sz="0" w:val="nil"/>
+                <w:left w:space="0" w:sz="0" w:val="nil"/>
+                <w:bottom w:space="0" w:sz="0" w:val="nil"/>
+                <w:right w:space="0" w:sz="0" w:val="nil"/>
+                <w:between w:space="0" w:sz="0" w:val="nil"/>
+              </w:pBdr>
+              <w:shd w:fill="auto" w:val="clear"/>
+              <w:spacing w:after="0" w:before="0" w:line="276" w:lineRule="auto"/>
+              <w:ind w:left="0" w:right="0" w:firstLine="0"/>
+              <w:jc w:val="left"/>
+              <w:rPr>
+                <w:i w:val="0"/>
+                <w:iCs w:val="0"/>
+                <w:smallCaps w:val="0"/>
+                <w:strike w:val="0"/>
+                <w:color w:val="000000"/>
+                <w:sz w:val="22"/>
+                <w:szCs w:val="22"/>
+                <w:u w:val="none"/>
+                <w:shd w:fill="auto" w:val="clear"/>
+                <w:vertAlign w:val="baseline"/>
+              </w:rPr>
+            </w:pPr>
+            <w:r>
+              <w:rPr>
+                <w:rtl w:val="0"/>
+              </w:rPr>
+            </w:r>
+          </w:p>
+        </w:tc>
+        <w:tc>
+          <w:tcPr>
+            <w:gridSpan w:val="2"/>
+            <w:tcBorders>
+              <w:top w:color="000000" w:space="0" w:sz="4" w:val="single"/>
+              <w:left w:color="000000" w:space="0" w:sz="4" w:val="single"/>
+              <w:bottom w:color="000000" w:space="0" w:sz="4" w:val="single"/>
+              <w:right w:color="000000" w:space="0" w:sz="4" w:val="single"/>
+            </w:tcBorders>
+            <w:vAlign w:val="center"/>
+          </w:tcPr>
+          <w:p>
+            <w:pPr>
+              <w:rPr>
+                <w:b w:val="1"/>
+                <w:bCs w:val="1"/>
+                <w:color w:val="1f3864"/>
+              </w:rPr>
+            </w:pPr>
+            <w:r>
+              <w:rPr>
+                <w:b w:val="1"/>
+                <w:bCs w:val="1"/>
+                <w:color w:val="1f3864"/>
+                <w:rtl w:val="0"/>
+              </w:rPr>
+              <w:t xml:space="preserve">Cuando:</w:t>
+            </w:r>
+          </w:p>
+        </w:tc>
+        <w:tc>
+          <w:tcPr>
+            <w:gridSpan w:val="4"/>
+            <w:tcBorders>
+              <w:top w:color="000000" w:space="0" w:sz="4" w:val="single"/>
+              <w:left w:color="000000" w:space="0" w:sz="4" w:val="single"/>
+              <w:bottom w:color="000000" w:space="0" w:sz="4" w:val="single"/>
+              <w:right w:color="000000" w:space="0" w:sz="4" w:val="single"/>
+            </w:tcBorders>
+            <w:vAlign w:val="center"/>
+          </w:tcPr>
+          <w:p>
+            <w:pPr>
+              <w:rPr/>
+            </w:pPr>
+            <w:r>
+              <w:rPr>
+                <w:rtl w:val="0"/>
+              </w:rPr>
+              <w:t xml:space="preserve">se intenta cambiar el estado de una actividad de ese proyecto</w:t>
+            </w:r>
+          </w:p>
+        </w:tc>
+      </w:tr>
+      <w:tr>
+        <w:trPr>
+          <w:cantSplit w:val="0"/>
+          <w:tblHeader w:val="0"/>
+        </w:trPr>
+        <w:tc>
+          <w:tcPr>
+            <w:gridSpan w:val="3"/>
+            <w:vMerge w:val="continue"/>
+            <w:tcBorders>
+              <w:top w:color="000000" w:space="0" w:sz="4" w:val="single"/>
+              <w:left w:color="000000" w:space="0" w:sz="4" w:val="single"/>
+              <w:bottom w:color="000000" w:space="0" w:sz="4" w:val="single"/>
+              <w:right w:color="000000" w:space="0" w:sz="4" w:val="single"/>
+            </w:tcBorders>
+            <w:vAlign w:val="center"/>
+          </w:tcPr>
+          <w:p>
+            <w:pPr>
+              <w:keepNext w:val="0"/>
+              <w:keepLines w:val="0"/>
+              <w:pageBreakBefore w:val="0"/>
+              <w:widowControl w:val="0"/>
+              <w:pBdr>
+                <w:top w:space="0" w:sz="0" w:val="nil"/>
+                <w:left w:space="0" w:sz="0" w:val="nil"/>
+                <w:bottom w:space="0" w:sz="0" w:val="nil"/>
+                <w:right w:space="0" w:sz="0" w:val="nil"/>
+                <w:between w:space="0" w:sz="0" w:val="nil"/>
+              </w:pBdr>
+              <w:shd w:fill="auto" w:val="clear"/>
+              <w:spacing w:after="0" w:before="0" w:line="276" w:lineRule="auto"/>
+              <w:ind w:left="0" w:right="0" w:firstLine="0"/>
+              <w:jc w:val="left"/>
+              <w:rPr>
+                <w:i w:val="0"/>
+                <w:iCs w:val="0"/>
+                <w:smallCaps w:val="0"/>
+                <w:strike w:val="0"/>
+                <w:color w:val="000000"/>
+                <w:sz w:val="22"/>
+                <w:szCs w:val="22"/>
+                <w:u w:val="none"/>
+                <w:shd w:fill="auto" w:val="clear"/>
+                <w:vertAlign w:val="baseline"/>
+              </w:rPr>
+            </w:pPr>
+            <w:r>
+              <w:rPr>
+                <w:rtl w:val="0"/>
+              </w:rPr>
+            </w:r>
+          </w:p>
+        </w:tc>
+        <w:tc>
+          <w:tcPr>
+            <w:gridSpan w:val="2"/>
+            <w:tcBorders>
+              <w:top w:color="000000" w:space="0" w:sz="4" w:val="single"/>
+              <w:left w:color="000000" w:space="0" w:sz="4" w:val="single"/>
+              <w:bottom w:color="000000" w:space="0" w:sz="4" w:val="single"/>
+              <w:right w:color="000000" w:space="0" w:sz="4" w:val="single"/>
+            </w:tcBorders>
+            <w:vAlign w:val="center"/>
+          </w:tcPr>
+          <w:p>
+            <w:pPr>
+              <w:rPr>
+                <w:b w:val="1"/>
+                <w:bCs w:val="1"/>
+                <w:color w:val="1f3864"/>
+              </w:rPr>
+            </w:pPr>
+            <w:r>
+              <w:rPr>
+                <w:b w:val="1"/>
+                <w:bCs w:val="1"/>
+                <w:color w:val="1f3864"/>
+                <w:rtl w:val="0"/>
+              </w:rPr>
+              <w:t xml:space="preserve">Entonces:</w:t>
+            </w:r>
+          </w:p>
+        </w:tc>
+        <w:tc>
+          <w:tcPr>
+            <w:gridSpan w:val="4"/>
+            <w:tcBorders>
+              <w:top w:color="000000" w:space="0" w:sz="4" w:val="single"/>
+              <w:left w:color="000000" w:space="0" w:sz="4" w:val="single"/>
+              <w:bottom w:color="000000" w:space="0" w:sz="4" w:val="single"/>
+              <w:right w:color="000000" w:space="0" w:sz="4" w:val="single"/>
+            </w:tcBorders>
+            <w:vAlign w:val="center"/>
+          </w:tcPr>
+          <w:p>
+            <w:pPr>
+              <w:rPr/>
+            </w:pPr>
+            <w:r>
+              <w:rPr>
+                <w:rtl w:val="0"/>
+              </w:rPr>
+              <w:t xml:space="preserve">el sistema rechaza el cambio e informa que el proyecto no está en ejecución</w:t>
+            </w:r>
+          </w:p>
+        </w:tc>
+      </w:tr>
+      <w:tr>
+        <w:trPr>
+          <w:cantSplit w:val="0"/>
+          <w:tblHeader w:val="0"/>
+        </w:trPr>
+        <w:tc>
+          <w:tcPr>
             <w:gridSpan w:val="9"/>
             <w:tcBorders>
               <w:top w:color="000000" w:space="0" w:sz="4" w:val="single"/>
@@ -5513,59 +5867,107 @@
       <w:tr>
         <w:trPr>
           <w:cantSplit w:val="0"/>
+          <w:trHeight w:val="432" w:hRule="atLeast"/>
           <w:tblHeader w:val="0"/>
         </w:trPr>
         <w:tc>
           <w:tcPr>
-            <w:gridSpan w:val="9"/>
-            <w:tcBorders>
-              <w:top w:color="000000" w:space="0" w:sz="4" w:val="single"/>
-              <w:left w:color="000000" w:space="0" w:sz="4" w:val="single"/>
-              <w:bottom w:color="000000" w:space="0" w:sz="4" w:val="single"/>
-              <w:right w:color="000000" w:space="0" w:sz="4" w:val="single"/>
-            </w:tcBorders>
-          </w:tcPr>
-          <w:p>
-            <w:pPr>
-              <w:keepNext w:val="0"/>
-              <w:keepLines w:val="0"/>
-              <w:widowControl w:val="1"/>
-              <w:shd w:fill="auto" w:val="clear"/>
-              <w:spacing w:after="160" w:before="0" w:line="259" w:lineRule="auto"/>
-              <w:ind w:left="0" w:right="0" w:firstLine="0"/>
+            <w:gridSpan w:val="3"/>
+            <w:tcBorders>
+              <w:left w:color="000000" w:space="0" w:sz="4" w:val="single"/>
+              <w:bottom w:color="000000" w:space="0" w:sz="4" w:val="single"/>
+              <w:right w:color="000000" w:space="0" w:sz="4" w:val="single"/>
+            </w:tcBorders>
+          </w:tcPr>
+          <w:p>
+            <w:pPr>
               <w:jc w:val="center"/>
               <w:rPr>
-                <w:b w:val="1"/>
-                <w:bCs w:val="1"/>
-                <w:i w:val="0"/>
-                <w:iCs w:val="0"/>
-                <w:smallCaps w:val="0"/>
-                <w:strike w:val="0"/>
-                <w:color w:val="1f3864"/>
-                <w:sz w:val="22"/>
-                <w:szCs w:val="22"/>
-                <w:u w:val="none"/>
-                <w:shd w:fill="auto" w:val="clear"/>
-                <w:vertAlign w:val="baseline"/>
-              </w:rPr>
-            </w:pPr>
-            <w:r>
-              <w:rPr>
-                <w:b w:val="1"/>
-                <w:bCs w:val="1"/>
-                <w:i w:val="0"/>
-                <w:iCs w:val="0"/>
-                <w:smallCaps w:val="0"/>
-                <w:strike w:val="0"/>
-                <w:color w:val="1f3864"/>
-                <w:sz w:val="22"/>
-                <w:szCs w:val="22"/>
-                <w:u w:val="none"/>
-                <w:shd w:fill="auto" w:val="clear"/>
-                <w:vertAlign w:val="baseline"/>
-                <w:rtl w:val="0"/>
-              </w:rPr>
-              <w:t xml:space="preserve">CONTROL DE VERSIONES</w:t>
+                <w:color w:val="1f3864"/>
+              </w:rPr>
+            </w:pPr>
+            <w:r>
+              <w:rPr>
+                <w:color w:val="1f3864"/>
+                <w:rtl w:val="0"/>
+              </w:rPr>
+              <w:t xml:space="preserve">15</w:t>
+            </w:r>
+          </w:p>
+        </w:tc>
+        <w:tc>
+          <w:tcPr>
+            <w:gridSpan w:val="6"/>
+            <w:tcBorders>
+              <w:left w:color="000000" w:space="0" w:sz="4" w:val="single"/>
+              <w:bottom w:color="000000" w:space="0" w:sz="4" w:val="single"/>
+              <w:right w:color="000000" w:space="0" w:sz="4" w:val="single"/>
+            </w:tcBorders>
+          </w:tcPr>
+          <w:p>
+            <w:pPr>
+              <w:spacing w:after="0" w:line="240" w:lineRule="auto"/>
+              <w:rPr/>
+            </w:pPr>
+            <w:r>
+              <w:rPr>
+                <w:rtl w:val="0"/>
+              </w:rPr>
+              <w:t xml:space="preserve">Implementar la restricción que impida cambiar el estado de una actividad cuando el proyecto asociado no se encuentre en estado "En ejecución".</w:t>
+            </w:r>
+          </w:p>
+        </w:tc>
+      </w:tr>
+      <w:tr>
+        <w:trPr>
+          <w:cantSplit w:val="0"/>
+          <w:trHeight w:val="432" w:hRule="atLeast"/>
+          <w:tblHeader w:val="0"/>
+        </w:trPr>
+        <w:tc>
+          <w:tcPr>
+            <w:gridSpan w:val="3"/>
+            <w:tcBorders>
+              <w:left w:color="000000" w:space="0" w:sz="4" w:val="single"/>
+              <w:bottom w:color="000000" w:space="0" w:sz="4" w:val="single"/>
+              <w:right w:color="000000" w:space="0" w:sz="4" w:val="single"/>
+            </w:tcBorders>
+          </w:tcPr>
+          <w:p>
+            <w:pPr>
+              <w:jc w:val="center"/>
+              <w:rPr>
+                <w:color w:val="1f3864"/>
+              </w:rPr>
+            </w:pPr>
+            <w:r>
+              <w:rPr>
+                <w:color w:val="1f3864"/>
+                <w:rtl w:val="0"/>
+              </w:rPr>
+              <w:t xml:space="preserve">16</w:t>
+            </w:r>
+          </w:p>
+        </w:tc>
+        <w:tc>
+          <w:tcPr>
+            <w:gridSpan w:val="6"/>
+            <w:tcBorders>
+              <w:left w:color="000000" w:space="0" w:sz="4" w:val="single"/>
+              <w:bottom w:color="000000" w:space="0" w:sz="4" w:val="single"/>
+              <w:right w:color="000000" w:space="0" w:sz="4" w:val="single"/>
+            </w:tcBorders>
+          </w:tcPr>
+          <w:p>
+            <w:pPr>
+              <w:spacing w:after="0" w:line="240" w:lineRule="auto"/>
+              <w:rPr/>
+            </w:pPr>
+            <w:r>
+              <w:rPr>
+                <w:rtl w:val="0"/>
+              </w:rPr>
+              <w:t xml:space="preserve">Implementar el registro automático de la fecha de finalización al pasar a estado Finalizada, y su limpieza si la actividad cambia posteriormente a otro estado.</w:t>
             </w:r>
           </w:p>
         </w:tc>
@@ -5577,7 +5979,7 @@
         </w:trPr>
         <w:tc>
           <w:tcPr>
-            <w:gridSpan w:val="2"/>
+            <w:gridSpan w:val="9"/>
             <w:tcBorders>
               <w:top w:color="000000" w:space="0" w:sz="4" w:val="single"/>
               <w:left w:color="000000" w:space="0" w:sz="4" w:val="single"/>
@@ -5625,274 +6027,7 @@
                 <w:vertAlign w:val="baseline"/>
                 <w:rtl w:val="0"/>
               </w:rPr>
-              <w:t xml:space="preserve">Versión</w:t>
-            </w:r>
-          </w:p>
-        </w:tc>
-        <w:tc>
-          <w:tcPr>
-            <w:gridSpan w:val="2"/>
-            <w:tcBorders>
-              <w:top w:color="000000" w:space="0" w:sz="4" w:val="single"/>
-              <w:left w:color="000000" w:space="0" w:sz="4" w:val="single"/>
-              <w:bottom w:color="000000" w:space="0" w:sz="4" w:val="single"/>
-              <w:right w:color="000000" w:space="0" w:sz="4" w:val="single"/>
-            </w:tcBorders>
-          </w:tcPr>
-          <w:p>
-            <w:pPr>
-              <w:keepNext w:val="0"/>
-              <w:keepLines w:val="0"/>
-              <w:widowControl w:val="1"/>
-              <w:shd w:fill="auto" w:val="clear"/>
-              <w:spacing w:after="160" w:before="0" w:line="259" w:lineRule="auto"/>
-              <w:ind w:left="0" w:right="0" w:firstLine="0"/>
-              <w:jc w:val="center"/>
-              <w:rPr>
-                <w:b w:val="1"/>
-                <w:bCs w:val="1"/>
-                <w:i w:val="0"/>
-                <w:iCs w:val="0"/>
-                <w:smallCaps w:val="0"/>
-                <w:strike w:val="0"/>
-                <w:color w:val="1f3864"/>
-                <w:sz w:val="22"/>
-                <w:szCs w:val="22"/>
-                <w:u w:val="none"/>
-                <w:shd w:fill="auto" w:val="clear"/>
-                <w:vertAlign w:val="baseline"/>
-              </w:rPr>
-            </w:pPr>
-            <w:r>
-              <w:rPr>
-                <w:b w:val="1"/>
-                <w:bCs w:val="1"/>
-                <w:i w:val="0"/>
-                <w:iCs w:val="0"/>
-                <w:smallCaps w:val="0"/>
-                <w:strike w:val="0"/>
-                <w:color w:val="1f3864"/>
-                <w:sz w:val="22"/>
-                <w:szCs w:val="22"/>
-                <w:u w:val="none"/>
-                <w:shd w:fill="auto" w:val="clear"/>
-                <w:vertAlign w:val="baseline"/>
-                <w:rtl w:val="0"/>
-              </w:rPr>
-              <w:t xml:space="preserve">Fecha</w:t>
-            </w:r>
-          </w:p>
-        </w:tc>
-        <w:tc>
-          <w:tcPr>
-            <w:gridSpan w:val="2"/>
-            <w:tcBorders>
-              <w:top w:color="000000" w:space="0" w:sz="4" w:val="single"/>
-              <w:left w:color="000000" w:space="0" w:sz="4" w:val="single"/>
-              <w:bottom w:color="000000" w:space="0" w:sz="4" w:val="single"/>
-              <w:right w:color="000000" w:space="0" w:sz="4" w:val="single"/>
-            </w:tcBorders>
-          </w:tcPr>
-          <w:p>
-            <w:pPr>
-              <w:keepNext w:val="0"/>
-              <w:keepLines w:val="0"/>
-              <w:widowControl w:val="1"/>
-              <w:shd w:fill="auto" w:val="clear"/>
-              <w:spacing w:after="160" w:before="0" w:line="259" w:lineRule="auto"/>
-              <w:ind w:left="0" w:right="0" w:firstLine="0"/>
-              <w:jc w:val="center"/>
-              <w:rPr>
-                <w:b w:val="1"/>
-                <w:bCs w:val="1"/>
-                <w:i w:val="0"/>
-                <w:iCs w:val="0"/>
-                <w:smallCaps w:val="0"/>
-                <w:strike w:val="0"/>
-                <w:color w:val="1f3864"/>
-                <w:sz w:val="22"/>
-                <w:szCs w:val="22"/>
-                <w:u w:val="none"/>
-                <w:shd w:fill="auto" w:val="clear"/>
-                <w:vertAlign w:val="baseline"/>
-              </w:rPr>
-            </w:pPr>
-            <w:r>
-              <w:rPr>
-                <w:b w:val="1"/>
-                <w:bCs w:val="1"/>
-                <w:i w:val="0"/>
-                <w:iCs w:val="0"/>
-                <w:smallCaps w:val="0"/>
-                <w:strike w:val="0"/>
-                <w:color w:val="1f3864"/>
-                <w:sz w:val="22"/>
-                <w:szCs w:val="22"/>
-                <w:u w:val="none"/>
-                <w:shd w:fill="auto" w:val="clear"/>
-                <w:vertAlign w:val="baseline"/>
-                <w:rtl w:val="0"/>
-              </w:rPr>
-              <w:t xml:space="preserve">Autor</w:t>
-            </w:r>
-          </w:p>
-        </w:tc>
-        <w:tc>
-          <w:tcPr>
-            <w:tcBorders>
-              <w:top w:color="000000" w:space="0" w:sz="4" w:val="single"/>
-              <w:left w:color="000000" w:space="0" w:sz="4" w:val="single"/>
-              <w:bottom w:color="000000" w:space="0" w:sz="4" w:val="single"/>
-              <w:right w:color="000000" w:space="0" w:sz="4" w:val="single"/>
-            </w:tcBorders>
-          </w:tcPr>
-          <w:p>
-            <w:pPr>
-              <w:keepNext w:val="0"/>
-              <w:keepLines w:val="0"/>
-              <w:widowControl w:val="1"/>
-              <w:shd w:fill="auto" w:val="clear"/>
-              <w:spacing w:after="160" w:before="0" w:line="259" w:lineRule="auto"/>
-              <w:ind w:left="0" w:right="0" w:firstLine="0"/>
-              <w:jc w:val="center"/>
-              <w:rPr>
-                <w:b w:val="1"/>
-                <w:bCs w:val="1"/>
-                <w:i w:val="0"/>
-                <w:iCs w:val="0"/>
-                <w:smallCaps w:val="0"/>
-                <w:strike w:val="0"/>
-                <w:color w:val="1f3864"/>
-                <w:sz w:val="22"/>
-                <w:szCs w:val="22"/>
-                <w:u w:val="none"/>
-                <w:shd w:fill="auto" w:val="clear"/>
-                <w:vertAlign w:val="baseline"/>
-              </w:rPr>
-            </w:pPr>
-            <w:r>
-              <w:rPr>
-                <w:b w:val="1"/>
-                <w:bCs w:val="1"/>
-                <w:i w:val="0"/>
-                <w:iCs w:val="0"/>
-                <w:smallCaps w:val="0"/>
-                <w:strike w:val="0"/>
-                <w:color w:val="1f3864"/>
-                <w:sz w:val="22"/>
-                <w:szCs w:val="22"/>
-                <w:u w:val="none"/>
-                <w:shd w:fill="auto" w:val="clear"/>
-                <w:vertAlign w:val="baseline"/>
-                <w:rtl w:val="0"/>
-              </w:rPr>
-              <w:t xml:space="preserve">Revisión</w:t>
-            </w:r>
-          </w:p>
-        </w:tc>
-        <w:tc>
-          <w:tcPr>
-            <w:tcBorders>
-              <w:top w:color="000000" w:space="0" w:sz="4" w:val="single"/>
-              <w:left w:color="000000" w:space="0" w:sz="4" w:val="single"/>
-              <w:bottom w:color="000000" w:space="0" w:sz="4" w:val="single"/>
-              <w:right w:color="000000" w:space="0" w:sz="4" w:val="single"/>
-            </w:tcBorders>
-          </w:tcPr>
-          <w:p>
-            <w:pPr>
-              <w:keepNext w:val="0"/>
-              <w:keepLines w:val="0"/>
-              <w:widowControl w:val="1"/>
-              <w:shd w:fill="auto" w:val="clear"/>
-              <w:spacing w:after="160" w:before="0" w:line="259" w:lineRule="auto"/>
-              <w:ind w:left="0" w:right="0" w:firstLine="0"/>
-              <w:jc w:val="center"/>
-              <w:rPr>
-                <w:b w:val="1"/>
-                <w:bCs w:val="1"/>
-                <w:i w:val="0"/>
-                <w:iCs w:val="0"/>
-                <w:smallCaps w:val="0"/>
-                <w:strike w:val="0"/>
-                <w:color w:val="1f3864"/>
-                <w:sz w:val="22"/>
-                <w:szCs w:val="22"/>
-                <w:u w:val="none"/>
-                <w:shd w:fill="auto" w:val="clear"/>
-                <w:vertAlign w:val="baseline"/>
-              </w:rPr>
-            </w:pPr>
-            <w:r>
-              <w:rPr>
-                <w:b w:val="1"/>
-                <w:bCs w:val="1"/>
-                <w:i w:val="0"/>
-                <w:iCs w:val="0"/>
-                <w:smallCaps w:val="0"/>
-                <w:strike w:val="0"/>
-                <w:color w:val="1f3864"/>
-                <w:sz w:val="22"/>
-                <w:szCs w:val="22"/>
-                <w:u w:val="none"/>
-                <w:shd w:fill="auto" w:val="clear"/>
-                <w:vertAlign w:val="baseline"/>
-                <w:rtl w:val="0"/>
-              </w:rPr>
-              <w:t xml:space="preserve">Descripción</w:t>
-            </w:r>
-          </w:p>
-        </w:tc>
-        <w:tc>
-          <w:tcPr>
-            <w:tcBorders>
-              <w:top w:color="000000" w:space="0" w:sz="4" w:val="single"/>
-              <w:left w:color="000000" w:space="0" w:sz="4" w:val="single"/>
-              <w:bottom w:color="000000" w:space="0" w:sz="4" w:val="single"/>
-              <w:right w:color="000000" w:space="0" w:sz="4" w:val="single"/>
-            </w:tcBorders>
-          </w:tcPr>
-          <w:p>
-            <w:pPr>
-              <w:keepNext w:val="0"/>
-              <w:keepLines w:val="0"/>
-              <w:widowControl w:val="1"/>
-              <w:shd w:fill="auto" w:val="clear"/>
-              <w:spacing w:after="160" w:before="0" w:line="259" w:lineRule="auto"/>
-              <w:ind w:left="0" w:right="0" w:firstLine="0"/>
-              <w:jc w:val="center"/>
-              <w:rPr>
-                <w:b w:val="1"/>
-                <w:bCs w:val="1"/>
-                <w:i w:val="0"/>
-                <w:iCs w:val="0"/>
-                <w:smallCaps w:val="0"/>
-                <w:strike w:val="0"/>
-                <w:color w:val="1f3864"/>
-                <w:sz w:val="22"/>
-                <w:szCs w:val="22"/>
-                <w:u w:val="none"/>
-                <w:shd w:fill="auto" w:val="clear"/>
-                <w:vertAlign w:val="baseline"/>
-              </w:rPr>
-            </w:pPr>
-            <w:r>
-              <w:rPr>
-                <w:b w:val="1"/>
-                <w:bCs w:val="1"/>
-                <w:i w:val="0"/>
-                <w:iCs w:val="0"/>
-                <w:smallCaps w:val="0"/>
-                <w:strike w:val="0"/>
-                <w:color w:val="1f3864"/>
-                <w:sz w:val="22"/>
-                <w:szCs w:val="22"/>
-                <w:u w:val="none"/>
-                <w:shd w:fill="auto" w:val="clear"/>
-                <w:vertAlign w:val="baseline"/>
-                <w:rtl w:val="0"/>
-              </w:rPr>
-              <w:t xml:space="preserve">Aprobador</w:t>
+              <w:t xml:space="preserve">CONTROL DE VERSIONES</w:t>
             </w:r>
           </w:p>
         </w:tc>
@@ -5922,28 +6057,37 @@
               <w:ind w:left="0" w:right="0" w:firstLine="0"/>
               <w:jc w:val="center"/>
               <w:rPr>
-                <w:i w:val="0"/>
-                <w:iCs w:val="0"/>
-                <w:smallCaps w:val="0"/>
-                <w:strike w:val="0"/>
-                <w:color w:val="000000"/>
-                <w:sz w:val="22"/>
-                <w:szCs w:val="22"/>
-                <w:u w:val="none"/>
-                <w:shd w:fill="auto" w:val="clear"/>
-                <w:vertAlign w:val="baseline"/>
-              </w:rPr>
-            </w:pPr>
-            <w:r>
-              <w:rPr>
-                <w:rtl w:val="0"/>
-              </w:rPr>
-              <w:t xml:space="preserve">1.0</w:t>
-            </w:r>
-            <w:r>
-              <w:rPr>
-                <w:rtl w:val="0"/>
-              </w:rPr>
+                <w:b w:val="1"/>
+                <w:bCs w:val="1"/>
+                <w:i w:val="0"/>
+                <w:iCs w:val="0"/>
+                <w:smallCaps w:val="0"/>
+                <w:strike w:val="0"/>
+                <w:color w:val="1f3864"/>
+                <w:sz w:val="22"/>
+                <w:szCs w:val="22"/>
+                <w:u w:val="none"/>
+                <w:shd w:fill="auto" w:val="clear"/>
+                <w:vertAlign w:val="baseline"/>
+              </w:rPr>
+            </w:pPr>
+            <w:r>
+              <w:rPr>
+                <w:b w:val="1"/>
+                <w:bCs w:val="1"/>
+                <w:i w:val="0"/>
+                <w:iCs w:val="0"/>
+                <w:smallCaps w:val="0"/>
+                <w:strike w:val="0"/>
+                <w:color w:val="1f3864"/>
+                <w:sz w:val="22"/>
+                <w:szCs w:val="22"/>
+                <w:u w:val="none"/>
+                <w:shd w:fill="auto" w:val="clear"/>
+                <w:vertAlign w:val="baseline"/>
+                <w:rtl w:val="0"/>
+              </w:rPr>
+              <w:t xml:space="preserve">Versión</w:t>
             </w:r>
           </w:p>
         </w:tc>
@@ -5967,28 +6111,37 @@
               <w:ind w:left="0" w:right="0" w:firstLine="0"/>
               <w:jc w:val="center"/>
               <w:rPr>
-                <w:i w:val="0"/>
-                <w:iCs w:val="0"/>
-                <w:smallCaps w:val="0"/>
-                <w:strike w:val="0"/>
-                <w:color w:val="000000"/>
-                <w:sz w:val="22"/>
-                <w:szCs w:val="22"/>
-                <w:u w:val="none"/>
-                <w:shd w:fill="auto" w:val="clear"/>
-                <w:vertAlign w:val="baseline"/>
-              </w:rPr>
-            </w:pPr>
-            <w:r>
-              <w:rPr>
-                <w:rtl w:val="0"/>
-              </w:rPr>
-              <w:t xml:space="preserve">09/06/2026</w:t>
-            </w:r>
-            <w:r>
-              <w:rPr>
-                <w:rtl w:val="0"/>
-              </w:rPr>
+                <w:b w:val="1"/>
+                <w:bCs w:val="1"/>
+                <w:i w:val="0"/>
+                <w:iCs w:val="0"/>
+                <w:smallCaps w:val="0"/>
+                <w:strike w:val="0"/>
+                <w:color w:val="1f3864"/>
+                <w:sz w:val="22"/>
+                <w:szCs w:val="22"/>
+                <w:u w:val="none"/>
+                <w:shd w:fill="auto" w:val="clear"/>
+                <w:vertAlign w:val="baseline"/>
+              </w:rPr>
+            </w:pPr>
+            <w:r>
+              <w:rPr>
+                <w:b w:val="1"/>
+                <w:bCs w:val="1"/>
+                <w:i w:val="0"/>
+                <w:iCs w:val="0"/>
+                <w:smallCaps w:val="0"/>
+                <w:strike w:val="0"/>
+                <w:color w:val="1f3864"/>
+                <w:sz w:val="22"/>
+                <w:szCs w:val="22"/>
+                <w:u w:val="none"/>
+                <w:shd w:fill="auto" w:val="clear"/>
+                <w:vertAlign w:val="baseline"/>
+                <w:rtl w:val="0"/>
+              </w:rPr>
+              <w:t xml:space="preserve">Fecha</w:t>
             </w:r>
           </w:p>
         </w:tc>
@@ -6012,28 +6165,37 @@
               <w:ind w:left="0" w:right="0" w:firstLine="0"/>
               <w:jc w:val="center"/>
               <w:rPr>
-                <w:i w:val="0"/>
-                <w:iCs w:val="0"/>
-                <w:smallCaps w:val="0"/>
-                <w:strike w:val="0"/>
-                <w:color w:val="000000"/>
-                <w:sz w:val="22"/>
-                <w:szCs w:val="22"/>
-                <w:u w:val="none"/>
-                <w:shd w:fill="auto" w:val="clear"/>
-                <w:vertAlign w:val="baseline"/>
-              </w:rPr>
-            </w:pPr>
-            <w:r>
-              <w:rPr>
-                <w:rtl w:val="0"/>
-              </w:rPr>
-              <w:t xml:space="preserve">Efrain Manotas</w:t>
-            </w:r>
-            <w:r>
-              <w:rPr>
-                <w:rtl w:val="0"/>
-              </w:rPr>
+                <w:b w:val="1"/>
+                <w:bCs w:val="1"/>
+                <w:i w:val="0"/>
+                <w:iCs w:val="0"/>
+                <w:smallCaps w:val="0"/>
+                <w:strike w:val="0"/>
+                <w:color w:val="1f3864"/>
+                <w:sz w:val="22"/>
+                <w:szCs w:val="22"/>
+                <w:u w:val="none"/>
+                <w:shd w:fill="auto" w:val="clear"/>
+                <w:vertAlign w:val="baseline"/>
+              </w:rPr>
+            </w:pPr>
+            <w:r>
+              <w:rPr>
+                <w:b w:val="1"/>
+                <w:bCs w:val="1"/>
+                <w:i w:val="0"/>
+                <w:iCs w:val="0"/>
+                <w:smallCaps w:val="0"/>
+                <w:strike w:val="0"/>
+                <w:color w:val="1f3864"/>
+                <w:sz w:val="22"/>
+                <w:szCs w:val="22"/>
+                <w:u w:val="none"/>
+                <w:shd w:fill="auto" w:val="clear"/>
+                <w:vertAlign w:val="baseline"/>
+                <w:rtl w:val="0"/>
+              </w:rPr>
+              <w:t xml:space="preserve">Autor</w:t>
             </w:r>
           </w:p>
         </w:tc>
@@ -6056,22 +6218,37 @@
               <w:ind w:left="0" w:right="0" w:firstLine="0"/>
               <w:jc w:val="center"/>
               <w:rPr>
-                <w:i w:val="0"/>
-                <w:iCs w:val="0"/>
-                <w:smallCaps w:val="0"/>
-                <w:strike w:val="0"/>
-                <w:color w:val="000000"/>
-                <w:sz w:val="22"/>
-                <w:szCs w:val="22"/>
-                <w:u w:val="none"/>
-                <w:shd w:fill="auto" w:val="clear"/>
-                <w:vertAlign w:val="baseline"/>
-              </w:rPr>
-            </w:pPr>
-            <w:r>
-              <w:rPr>
-                <w:rtl w:val="0"/>
-              </w:rPr>
+                <w:b w:val="1"/>
+                <w:bCs w:val="1"/>
+                <w:i w:val="0"/>
+                <w:iCs w:val="0"/>
+                <w:smallCaps w:val="0"/>
+                <w:strike w:val="0"/>
+                <w:color w:val="1f3864"/>
+                <w:sz w:val="22"/>
+                <w:szCs w:val="22"/>
+                <w:u w:val="none"/>
+                <w:shd w:fill="auto" w:val="clear"/>
+                <w:vertAlign w:val="baseline"/>
+              </w:rPr>
+            </w:pPr>
+            <w:r>
+              <w:rPr>
+                <w:b w:val="1"/>
+                <w:bCs w:val="1"/>
+                <w:i w:val="0"/>
+                <w:iCs w:val="0"/>
+                <w:smallCaps w:val="0"/>
+                <w:strike w:val="0"/>
+                <w:color w:val="1f3864"/>
+                <w:sz w:val="22"/>
+                <w:szCs w:val="22"/>
+                <w:u w:val="none"/>
+                <w:shd w:fill="auto" w:val="clear"/>
+                <w:vertAlign w:val="baseline"/>
+                <w:rtl w:val="0"/>
+              </w:rPr>
+              <w:t xml:space="preserve">Revisión</w:t>
             </w:r>
           </w:p>
         </w:tc>
@@ -6093,13 +6270,38 @@
               <w:spacing w:after="160" w:before="0" w:line="259" w:lineRule="auto"/>
               <w:ind w:left="0" w:right="0" w:firstLine="0"/>
               <w:jc w:val="center"/>
-              <w:rPr/>
-            </w:pPr>
-            <w:r>
-              <w:rPr>
-                <w:rtl w:val="0"/>
-              </w:rPr>
-              <w:t xml:space="preserve">Desarrollo completo de HU-09 - Registrar y modificar actividades del proyecto</w:t>
+              <w:rPr>
+                <w:b w:val="1"/>
+                <w:bCs w:val="1"/>
+                <w:i w:val="0"/>
+                <w:iCs w:val="0"/>
+                <w:smallCaps w:val="0"/>
+                <w:strike w:val="0"/>
+                <w:color w:val="1f3864"/>
+                <w:sz w:val="22"/>
+                <w:szCs w:val="22"/>
+                <w:u w:val="none"/>
+                <w:shd w:fill="auto" w:val="clear"/>
+                <w:vertAlign w:val="baseline"/>
+              </w:rPr>
+            </w:pPr>
+            <w:r>
+              <w:rPr>
+                <w:b w:val="1"/>
+                <w:bCs w:val="1"/>
+                <w:i w:val="0"/>
+                <w:iCs w:val="0"/>
+                <w:smallCaps w:val="0"/>
+                <w:strike w:val="0"/>
+                <w:color w:val="1f3864"/>
+                <w:sz w:val="22"/>
+                <w:szCs w:val="22"/>
+                <w:u w:val="none"/>
+                <w:shd w:fill="auto" w:val="clear"/>
+                <w:vertAlign w:val="baseline"/>
+                <w:rtl w:val="0"/>
+              </w:rPr>
+              <w:t xml:space="preserve">Descripción</w:t>
             </w:r>
           </w:p>
         </w:tc>
@@ -6122,22 +6324,37 @@
               <w:ind w:left="0" w:right="0" w:firstLine="0"/>
               <w:jc w:val="center"/>
               <w:rPr>
-                <w:i w:val="0"/>
-                <w:iCs w:val="0"/>
-                <w:smallCaps w:val="0"/>
-                <w:strike w:val="0"/>
-                <w:color w:val="000000"/>
-                <w:sz w:val="22"/>
-                <w:szCs w:val="22"/>
-                <w:u w:val="none"/>
-                <w:shd w:fill="auto" w:val="clear"/>
-                <w:vertAlign w:val="baseline"/>
-              </w:rPr>
-            </w:pPr>
-            <w:r>
-              <w:rPr>
-                <w:rtl w:val="0"/>
-              </w:rPr>
+                <w:b w:val="1"/>
+                <w:bCs w:val="1"/>
+                <w:i w:val="0"/>
+                <w:iCs w:val="0"/>
+                <w:smallCaps w:val="0"/>
+                <w:strike w:val="0"/>
+                <w:color w:val="1f3864"/>
+                <w:sz w:val="22"/>
+                <w:szCs w:val="22"/>
+                <w:u w:val="none"/>
+                <w:shd w:fill="auto" w:val="clear"/>
+                <w:vertAlign w:val="baseline"/>
+              </w:rPr>
+            </w:pPr>
+            <w:r>
+              <w:rPr>
+                <w:b w:val="1"/>
+                <w:bCs w:val="1"/>
+                <w:i w:val="0"/>
+                <w:iCs w:val="0"/>
+                <w:smallCaps w:val="0"/>
+                <w:strike w:val="0"/>
+                <w:color w:val="1f3864"/>
+                <w:sz w:val="22"/>
+                <w:szCs w:val="22"/>
+                <w:u w:val="none"/>
+                <w:shd w:fill="auto" w:val="clear"/>
+                <w:vertAlign w:val="baseline"/>
+                <w:rtl w:val="0"/>
+              </w:rPr>
+              <w:t xml:space="preserve">Aprobador</w:t>
             </w:r>
           </w:p>
         </w:tc>
@@ -6159,6 +6376,184 @@
           </w:tcPr>
           <w:p>
             <w:pPr>
+              <w:keepNext w:val="0"/>
+              <w:keepLines w:val="0"/>
+              <w:widowControl w:val="1"/>
+              <w:shd w:fill="auto" w:val="clear"/>
+              <w:spacing w:after="160" w:before="0" w:line="259" w:lineRule="auto"/>
+              <w:ind w:left="0" w:right="0" w:firstLine="0"/>
+              <w:jc w:val="center"/>
+              <w:rPr>
+                <w:i w:val="0"/>
+                <w:iCs w:val="0"/>
+                <w:smallCaps w:val="0"/>
+                <w:strike w:val="0"/>
+                <w:color w:val="000000"/>
+                <w:sz w:val="22"/>
+                <w:szCs w:val="22"/>
+                <w:u w:val="none"/>
+                <w:shd w:fill="auto" w:val="clear"/>
+                <w:vertAlign w:val="baseline"/>
+              </w:rPr>
+            </w:pPr>
+            <w:r>
+              <w:rPr>
+                <w:rtl w:val="0"/>
+              </w:rPr>
+              <w:t xml:space="preserve">1.0</w:t>
+            </w:r>
+            <w:r>
+              <w:rPr>
+                <w:rtl w:val="0"/>
+              </w:rPr>
+            </w:r>
+          </w:p>
+        </w:tc>
+        <w:tc>
+          <w:tcPr>
+            <w:gridSpan w:val="2"/>
+            <w:tcBorders>
+              <w:top w:color="000000" w:space="0" w:sz="4" w:val="single"/>
+              <w:left w:color="000000" w:space="0" w:sz="4" w:val="single"/>
+              <w:bottom w:color="000000" w:space="0" w:sz="4" w:val="single"/>
+              <w:right w:color="000000" w:space="0" w:sz="4" w:val="single"/>
+            </w:tcBorders>
+          </w:tcPr>
+          <w:p>
+            <w:pPr>
+              <w:keepNext w:val="0"/>
+              <w:keepLines w:val="0"/>
+              <w:widowControl w:val="1"/>
+              <w:shd w:fill="auto" w:val="clear"/>
+              <w:spacing w:after="160" w:before="0" w:line="259" w:lineRule="auto"/>
+              <w:ind w:left="0" w:right="0" w:firstLine="0"/>
+              <w:jc w:val="center"/>
+              <w:rPr>
+                <w:i w:val="0"/>
+                <w:iCs w:val="0"/>
+                <w:smallCaps w:val="0"/>
+                <w:strike w:val="0"/>
+                <w:color w:val="000000"/>
+                <w:sz w:val="22"/>
+                <w:szCs w:val="22"/>
+                <w:u w:val="none"/>
+                <w:shd w:fill="auto" w:val="clear"/>
+                <w:vertAlign w:val="baseline"/>
+              </w:rPr>
+            </w:pPr>
+            <w:r>
+              <w:rPr>
+                <w:rtl w:val="0"/>
+              </w:rPr>
+              <w:t xml:space="preserve">09/06/2026</w:t>
+            </w:r>
+            <w:r>
+              <w:rPr>
+                <w:rtl w:val="0"/>
+              </w:rPr>
+            </w:r>
+          </w:p>
+        </w:tc>
+        <w:tc>
+          <w:tcPr>
+            <w:gridSpan w:val="2"/>
+            <w:tcBorders>
+              <w:top w:color="000000" w:space="0" w:sz="4" w:val="single"/>
+              <w:left w:color="000000" w:space="0" w:sz="4" w:val="single"/>
+              <w:bottom w:color="000000" w:space="0" w:sz="4" w:val="single"/>
+              <w:right w:color="000000" w:space="0" w:sz="4" w:val="single"/>
+            </w:tcBorders>
+          </w:tcPr>
+          <w:p>
+            <w:pPr>
+              <w:keepNext w:val="0"/>
+              <w:keepLines w:val="0"/>
+              <w:widowControl w:val="1"/>
+              <w:shd w:fill="auto" w:val="clear"/>
+              <w:spacing w:after="160" w:before="0" w:line="259" w:lineRule="auto"/>
+              <w:ind w:left="0" w:right="0" w:firstLine="0"/>
+              <w:jc w:val="center"/>
+              <w:rPr>
+                <w:i w:val="0"/>
+                <w:iCs w:val="0"/>
+                <w:smallCaps w:val="0"/>
+                <w:strike w:val="0"/>
+                <w:color w:val="000000"/>
+                <w:sz w:val="22"/>
+                <w:szCs w:val="22"/>
+                <w:u w:val="none"/>
+                <w:shd w:fill="auto" w:val="clear"/>
+                <w:vertAlign w:val="baseline"/>
+              </w:rPr>
+            </w:pPr>
+            <w:r>
+              <w:rPr>
+                <w:rtl w:val="0"/>
+              </w:rPr>
+              <w:t xml:space="preserve">Efrain Manotas</w:t>
+            </w:r>
+            <w:r>
+              <w:rPr>
+                <w:rtl w:val="0"/>
+              </w:rPr>
+            </w:r>
+          </w:p>
+        </w:tc>
+        <w:tc>
+          <w:tcPr>
+            <w:tcBorders>
+              <w:top w:color="000000" w:space="0" w:sz="4" w:val="single"/>
+              <w:left w:color="000000" w:space="0" w:sz="4" w:val="single"/>
+              <w:bottom w:color="000000" w:space="0" w:sz="4" w:val="single"/>
+              <w:right w:color="000000" w:space="0" w:sz="4" w:val="single"/>
+            </w:tcBorders>
+          </w:tcPr>
+          <w:p>
+            <w:pPr>
+              <w:keepNext w:val="0"/>
+              <w:keepLines w:val="0"/>
+              <w:widowControl w:val="1"/>
+              <w:shd w:fill="auto" w:val="clear"/>
+              <w:spacing w:after="160" w:before="0" w:line="259" w:lineRule="auto"/>
+              <w:ind w:left="0" w:right="0" w:firstLine="0"/>
+              <w:jc w:val="center"/>
+              <w:rPr>
+                <w:i w:val="0"/>
+                <w:iCs w:val="0"/>
+                <w:smallCaps w:val="0"/>
+                <w:strike w:val="0"/>
+                <w:color w:val="000000"/>
+                <w:sz w:val="22"/>
+                <w:szCs w:val="22"/>
+                <w:u w:val="none"/>
+                <w:shd w:fill="auto" w:val="clear"/>
+                <w:vertAlign w:val="baseline"/>
+              </w:rPr>
+            </w:pPr>
+            <w:r>
+              <w:rPr>
+                <w:rtl w:val="0"/>
+              </w:rPr>
+            </w:r>
+          </w:p>
+        </w:tc>
+        <w:tc>
+          <w:tcPr>
+            <w:tcBorders>
+              <w:top w:color="000000" w:space="0" w:sz="4" w:val="single"/>
+              <w:left w:color="000000" w:space="0" w:sz="4" w:val="single"/>
+              <w:bottom w:color="000000" w:space="0" w:sz="4" w:val="single"/>
+              <w:right w:color="000000" w:space="0" w:sz="4" w:val="single"/>
+            </w:tcBorders>
+          </w:tcPr>
+          <w:p>
+            <w:pPr>
+              <w:keepNext w:val="0"/>
+              <w:keepLines w:val="0"/>
+              <w:widowControl w:val="1"/>
+              <w:shd w:fill="auto" w:val="clear"/>
+              <w:spacing w:after="160" w:before="0" w:line="259" w:lineRule="auto"/>
+              <w:ind w:left="0" w:right="0" w:firstLine="0"/>
               <w:jc w:val="center"/>
               <w:rPr/>
             </w:pPr>
@@ -6166,10 +6561,54 @@
               <w:rPr>
                 <w:rtl w:val="0"/>
               </w:rPr>
-              <w:t xml:space="preserve">2.0</w:t>
-            </w:r>
-          </w:p>
-        </w:tc>
+              <w:t xml:space="preserve">Desarrollo completo de HU-09 - Registrar y modificar actividades del proyecto</w:t>
+            </w:r>
+          </w:p>
+        </w:tc>
+        <w:tc>
+          <w:tcPr>
+            <w:tcBorders>
+              <w:top w:color="000000" w:space="0" w:sz="4" w:val="single"/>
+              <w:left w:color="000000" w:space="0" w:sz="4" w:val="single"/>
+              <w:bottom w:color="000000" w:space="0" w:sz="4" w:val="single"/>
+              <w:right w:color="000000" w:space="0" w:sz="4" w:val="single"/>
+            </w:tcBorders>
+          </w:tcPr>
+          <w:p>
+            <w:pPr>
+              <w:keepNext w:val="0"/>
+              <w:keepLines w:val="0"/>
+              <w:widowControl w:val="1"/>
+              <w:shd w:fill="auto" w:val="clear"/>
+              <w:spacing w:after="160" w:before="0" w:line="259" w:lineRule="auto"/>
+              <w:ind w:left="0" w:right="0" w:firstLine="0"/>
+              <w:jc w:val="center"/>
+              <w:rPr>
+                <w:i w:val="0"/>
+                <w:iCs w:val="0"/>
+                <w:smallCaps w:val="0"/>
+                <w:strike w:val="0"/>
+                <w:color w:val="000000"/>
+                <w:sz w:val="22"/>
+                <w:szCs w:val="22"/>
+                <w:u w:val="none"/>
+                <w:shd w:fill="auto" w:val="clear"/>
+                <w:vertAlign w:val="baseline"/>
+              </w:rPr>
+            </w:pPr>
+            <w:r>
+              <w:rPr>
+                <w:rtl w:val="0"/>
+              </w:rPr>
+            </w:r>
+          </w:p>
+        </w:tc>
+      </w:tr>
+      <w:tr>
+        <w:trPr>
+          <w:cantSplit w:val="0"/>
+          <w:tblHeader w:val="0"/>
+        </w:trPr>
         <w:tc>
           <w:tcPr>
             <w:gridSpan w:val="2"/>
@@ -6189,7 +6628,7 @@
               <w:rPr>
                 <w:rtl w:val="0"/>
               </w:rPr>
-              <w:t xml:space="preserve">04/07/2026</w:t>
+              <w:t xml:space="preserve">2.0</w:t>
             </w:r>
           </w:p>
         </w:tc>
@@ -6212,12 +6651,13 @@
               <w:rPr>
                 <w:rtl w:val="0"/>
               </w:rPr>
-              <w:t xml:space="preserve">Efrain Manotas</w:t>
-            </w:r>
-          </w:p>
-        </w:tc>
-        <w:tc>
-          <w:tcPr>
+              <w:t xml:space="preserve">04/07/2026</w:t>
+            </w:r>
+          </w:p>
+        </w:tc>
+        <w:tc>
+          <w:tcPr>
+            <w:gridSpan w:val="2"/>
             <w:tcBorders>
               <w:top w:color="000000" w:space="0" w:sz="4" w:val="single"/>
               <w:left w:color="000000" w:space="0" w:sz="4" w:val="single"/>
@@ -6234,6 +6674,7 @@
               <w:rPr>
                 <w:rtl w:val="0"/>
               </w:rPr>
+              <w:t xml:space="preserve">Efrain Manotas</w:t>
             </w:r>
           </w:p>
         </w:tc>
@@ -6249,6 +6690,27 @@
           <w:p>
             <w:pPr>
               <w:jc w:val="center"/>
+              <w:rPr/>
+            </w:pPr>
+            <w:r>
+              <w:rPr>
+                <w:rtl w:val="0"/>
+              </w:rPr>
+            </w:r>
+          </w:p>
+        </w:tc>
+        <w:tc>
+          <w:tcPr>
+            <w:tcBorders>
+              <w:top w:color="000000" w:space="0" w:sz="4" w:val="single"/>
+              <w:left w:color="000000" w:space="0" w:sz="4" w:val="single"/>
+              <w:bottom w:color="000000" w:space="0" w:sz="4" w:val="single"/>
+              <w:right w:color="000000" w:space="0" w:sz="4" w:val="single"/>
+            </w:tcBorders>
+          </w:tcPr>
+          <w:p>
+            <w:pPr>
+              <w:jc w:val="center"/>
               <w:rPr>
                 <w:b w:val="1"/>
                 <w:bCs w:val="1"/>
@@ -6259,6 +6721,153 @@
                 <w:rtl w:val="0"/>
               </w:rPr>
               <w:t xml:space="preserve">Revisión e implementación de mejoras HU-09</w:t>
+            </w:r>
+            <w:r>
+              <w:rPr>
+                <w:rtl w:val="0"/>
+              </w:rPr>
+            </w:r>
+          </w:p>
+        </w:tc>
+        <w:tc>
+          <w:tcPr>
+            <w:tcBorders>
+              <w:top w:color="000000" w:space="0" w:sz="4" w:val="single"/>
+              <w:left w:color="000000" w:space="0" w:sz="4" w:val="single"/>
+              <w:bottom w:color="000000" w:space="0" w:sz="4" w:val="single"/>
+              <w:right w:color="000000" w:space="0" w:sz="4" w:val="single"/>
+            </w:tcBorders>
+          </w:tcPr>
+          <w:p>
+            <w:pPr>
+              <w:jc w:val="center"/>
+              <w:rPr/>
+            </w:pPr>
+            <w:r>
+              <w:rPr>
+                <w:rtl w:val="0"/>
+              </w:rPr>
+            </w:r>
+          </w:p>
+        </w:tc>
+      </w:tr>
+      <w:tr>
+        <w:trPr>
+          <w:cantSplit w:val="0"/>
+          <w:tblHeader w:val="0"/>
+        </w:trPr>
+        <w:tc>
+          <w:tcPr>
+            <w:gridSpan w:val="2"/>
+            <w:tcBorders>
+              <w:top w:color="000000" w:space="0" w:sz="4" w:val="single"/>
+              <w:left w:color="000000" w:space="0" w:sz="4" w:val="single"/>
+              <w:bottom w:color="000000" w:space="0" w:sz="4" w:val="single"/>
+              <w:right w:color="000000" w:space="0" w:sz="4" w:val="single"/>
+            </w:tcBorders>
+          </w:tcPr>
+          <w:p>
+            <w:pPr>
+              <w:jc w:val="center"/>
+              <w:rPr/>
+            </w:pPr>
+            <w:r>
+              <w:rPr>
+                <w:rtl w:val="0"/>
+              </w:rPr>
+              <w:t xml:space="preserve">3.0</w:t>
+            </w:r>
+          </w:p>
+        </w:tc>
+        <w:tc>
+          <w:tcPr>
+            <w:gridSpan w:val="2"/>
+            <w:tcBorders>
+              <w:top w:color="000000" w:space="0" w:sz="4" w:val="single"/>
+              <w:left w:color="000000" w:space="0" w:sz="4" w:val="single"/>
+              <w:bottom w:color="000000" w:space="0" w:sz="4" w:val="single"/>
+              <w:right w:color="000000" w:space="0" w:sz="4" w:val="single"/>
+            </w:tcBorders>
+          </w:tcPr>
+          <w:p>
+            <w:pPr>
+              <w:jc w:val="center"/>
+              <w:rPr/>
+            </w:pPr>
+            <w:r>
+              <w:rPr>
+                <w:rtl w:val="0"/>
+              </w:rPr>
+              <w:t xml:space="preserve">10/07/2026</w:t>
+            </w:r>
+          </w:p>
+        </w:tc>
+        <w:tc>
+          <w:tcPr>
+            <w:gridSpan w:val="2"/>
+            <w:tcBorders>
+              <w:top w:color="000000" w:space="0" w:sz="4" w:val="single"/>
+              <w:left w:color="000000" w:space="0" w:sz="4" w:val="single"/>
+              <w:bottom w:color="000000" w:space="0" w:sz="4" w:val="single"/>
+              <w:right w:color="000000" w:space="0" w:sz="4" w:val="single"/>
+            </w:tcBorders>
+          </w:tcPr>
+          <w:p>
+            <w:pPr>
+              <w:jc w:val="center"/>
+              <w:rPr/>
+            </w:pPr>
+            <w:r>
+              <w:rPr>
+                <w:rtl w:val="0"/>
+              </w:rPr>
+              <w:t xml:space="preserve">Efrain Manotas</w:t>
+            </w:r>
+          </w:p>
+        </w:tc>
+        <w:tc>
+          <w:tcPr>
+            <w:tcBorders>
+              <w:top w:color="000000" w:space="0" w:sz="4" w:val="single"/>
+              <w:left w:color="000000" w:space="0" w:sz="4" w:val="single"/>
+              <w:bottom w:color="000000" w:space="0" w:sz="4" w:val="single"/>
+              <w:right w:color="000000" w:space="0" w:sz="4" w:val="single"/>
+            </w:tcBorders>
+          </w:tcPr>
+          <w:p>
+            <w:pPr>
+              <w:jc w:val="center"/>
+              <w:rPr/>
+            </w:pPr>
+            <w:r>
+              <w:rPr>
+                <w:rtl w:val="0"/>
+              </w:rPr>
+            </w:r>
+          </w:p>
+        </w:tc>
+        <w:tc>
+          <w:tcPr>
+            <w:tcBorders>
+              <w:top w:color="000000" w:space="0" w:sz="4" w:val="single"/>
+              <w:left w:color="000000" w:space="0" w:sz="4" w:val="single"/>
+              <w:bottom w:color="000000" w:space="0" w:sz="4" w:val="single"/>
+              <w:right w:color="000000" w:space="0" w:sz="4" w:val="single"/>
+            </w:tcBorders>
+          </w:tcPr>
+          <w:p>
+            <w:pPr>
+              <w:jc w:val="center"/>
+              <w:rPr>
+                <w:b w:val="1"/>
+                <w:bCs w:val="1"/>
+              </w:rPr>
+            </w:pPr>
+            <w:r>
+              <w:rPr>
+                <w:rtl w:val="0"/>
+              </w:rPr>
+              <w:t xml:space="preserve">2da revisión e implementación de mejoras HU-09</w:t>
             </w:r>
             <w:r>
               <w:rPr>
